--- a/assets/docs/lop2/Tu nhien va Xa hoi - Lop 2.docx
+++ b/assets/docs/lop2/Tu nhien va Xa hoi - Lop 2.docx
@@ -653,6 +653,19 @@
               <w:t>NLS-AT: Ảnh gia đình chỉ chụp khi được đồng ý, chiếu xong xoá.</w:t>
             </w:r>
           </w:p>
+          <w:p>
+            <w:pPr>
+              <w:spacing w:after="0"/>
+            </w:pPr>
+            <w:r>
+              <w:rPr>
+                <w:b w:val="0"/>
+                <w:i w:val="0"/>
+                <w:sz w:val="18"/>
+              </w:rPr>
+              <w:t>KNS: KN giao tiếp và hợp tác trong gia đình, lớp học, cộng đồng.</w:t>
+            </w:r>
+          </w:p>
         </w:tc>
         <w:tc>
           <w:tcPr>
@@ -937,6 +950,32 @@
               <w:t>NLS-AT: Xin phép phụ huynh trước, không ghi lại cuộc gọi.</w:t>
             </w:r>
           </w:p>
+          <w:p>
+            <w:pPr>
+              <w:spacing w:after="0"/>
+            </w:pPr>
+            <w:r>
+              <w:rPr>
+                <w:b w:val="0"/>
+                <w:i w:val="0"/>
+                <w:sz w:val="18"/>
+              </w:rPr>
+              <w:t>STEM: Nghề nghiệp của người thân (TNXH – Mĩ thuật) — dạy thay cho tiết này.</w:t>
+            </w:r>
+          </w:p>
+          <w:p>
+            <w:pPr>
+              <w:spacing w:after="0"/>
+            </w:pPr>
+            <w:r>
+              <w:rPr>
+                <w:b w:val="0"/>
+                <w:i w:val="0"/>
+                <w:sz w:val="18"/>
+              </w:rPr>
+              <w:t>KNS: KN giao tiếp và hợp tác trong gia đình, lớp học, cộng đồng.</w:t>
+            </w:r>
+          </w:p>
         </w:tc>
         <w:tc>
           <w:tcPr>
@@ -1195,6 +1234,19 @@
               <w:t>NLS-AT (Cơ bản 1): xem clip tình huống an toàn trên màn hình, nhận xét cách xử lí đúng.</w:t>
             </w:r>
           </w:p>
+          <w:p>
+            <w:pPr>
+              <w:spacing w:after="0"/>
+            </w:pPr>
+            <w:r>
+              <w:rPr>
+                <w:b w:val="0"/>
+                <w:i w:val="0"/>
+                <w:sz w:val="18"/>
+              </w:rPr>
+              <w:t>QPAN: Liên hệ công việc giữ gìn an ninh, trật tự, cứu hộ – cứu nạn của bộ đội, công an; nhắc HS chấp hành quy định an toàn.</w:t>
+            </w:r>
+          </w:p>
         </w:tc>
         <w:tc>
           <w:tcPr>
@@ -1423,6 +1475,20 @@
                 <w:i w:val="0"/>
                 <w:sz w:val="18"/>
               </w:rPr>
+              <w:t>STEM: Giữ gìn vệ sinh nhà ở (TNXH – Mĩ thuật) — dạy thay cho tiết này.</w:t>
+            </w:r>
+          </w:p>
+          <w:p>
+            <w:pPr>
+              <w:spacing w:after="0"/>
+            </w:pPr>
+            <w:r>
+              <w:rPr>
+                <w:b w:val="0"/>
+                <w:i w:val="0"/>
+                <w:sz w:val="18"/>
+              </w:rPr>
+              <w:t>KNS: KN giao tiếp và hợp tác trong gia đình, lớp học, cộng đồng.</w:t>
             </w:r>
           </w:p>
         </w:tc>
@@ -1999,6 +2065,20 @@
                 <w:i w:val="0"/>
                 <w:sz w:val="18"/>
               </w:rPr>
+              <w:t>QPAN: Giới thiệu tinh thần đoàn kết toàn dân tộc và sự hi sinh của các chiến sĩ cách mạng; kể việc làm của các chú bộ đội, công an giúp dân ở địa phương.</w:t>
+            </w:r>
+          </w:p>
+          <w:p>
+            <w:pPr>
+              <w:spacing w:after="0"/>
+            </w:pPr>
+            <w:r>
+              <w:rPr>
+                <w:b w:val="0"/>
+                <w:i w:val="0"/>
+                <w:sz w:val="18"/>
+              </w:rPr>
+              <w:t>KNS: KN giao tiếp và hợp tác trong gia đình, lớp học, cộng đồng.</w:t>
             </w:r>
           </w:p>
         </w:tc>
@@ -2462,6 +2542,19 @@
               <w:t>NLS-AT (Cơ bản 1): xem clip tình huống an toàn trên màn hình, nhận xét cách xử lí đúng.</w:t>
             </w:r>
           </w:p>
+          <w:p>
+            <w:pPr>
+              <w:spacing w:after="0"/>
+            </w:pPr>
+            <w:r>
+              <w:rPr>
+                <w:b w:val="0"/>
+                <w:i w:val="0"/>
+                <w:sz w:val="18"/>
+              </w:rPr>
+              <w:t>QPAN: Liên hệ công việc giữ gìn an ninh, trật tự, cứu hộ – cứu nạn của bộ đội, công an; nhắc HS chấp hành quy định an toàn.</w:t>
+            </w:r>
+          </w:p>
         </w:tc>
         <w:tc>
           <w:tcPr>
@@ -2690,6 +2783,20 @@
                 <w:i w:val="0"/>
                 <w:sz w:val="18"/>
               </w:rPr>
+              <w:t>QPAN: Giới thiệu tinh thần đoàn kết toàn dân tộc và sự hi sinh của các chiến sĩ cách mạng; kể việc làm của các chú bộ đội, công an giúp dân ở địa phương.</w:t>
+            </w:r>
+          </w:p>
+          <w:p>
+            <w:pPr>
+              <w:spacing w:after="0"/>
+            </w:pPr>
+            <w:r>
+              <w:rPr>
+                <w:b w:val="0"/>
+                <w:i w:val="0"/>
+                <w:sz w:val="18"/>
+              </w:rPr>
+              <w:t>KNS: KN tự chăm sóc bản thân: giữ vệ sinh, ăn uống, nghỉ ngơi điều độ.</w:t>
             </w:r>
           </w:p>
         </w:tc>
@@ -2806,6 +2913,20 @@
                 <w:i w:val="0"/>
                 <w:sz w:val="18"/>
               </w:rPr>
+              <w:t>QPAN: Giới thiệu tinh thần đoàn kết toàn dân tộc và sự hi sinh của các chiến sĩ cách mạng; kể việc làm của các chú bộ đội, công an giúp dân ở địa phương.</w:t>
+            </w:r>
+          </w:p>
+          <w:p>
+            <w:pPr>
+              <w:spacing w:after="0"/>
+            </w:pPr>
+            <w:r>
+              <w:rPr>
+                <w:b w:val="0"/>
+                <w:i w:val="0"/>
+                <w:sz w:val="18"/>
+              </w:rPr>
+              <w:t>KNS: KN tự chăm sóc bản thân: giữ vệ sinh, ăn uống, nghỉ ngơi điều độ.</w:t>
             </w:r>
           </w:p>
         </w:tc>
@@ -3270,6 +3391,19 @@
               <w:t>NLS-KT (Cơ bản 1): tra cứu hình ảnh/clip về đối tượng đang học; đối chiếu chú thích trước khi dùng.</w:t>
             </w:r>
           </w:p>
+          <w:p>
+            <w:pPr>
+              <w:spacing w:after="0"/>
+            </w:pPr>
+            <w:r>
+              <w:rPr>
+                <w:b w:val="0"/>
+                <w:i w:val="0"/>
+                <w:sz w:val="18"/>
+              </w:rPr>
+              <w:t>QPAN: Giới thiệu tinh thần đoàn kết toàn dân tộc và sự hi sinh của các chiến sĩ cách mạng; kể việc làm của các chú bộ đội, công an giúp dân ở địa phương.</w:t>
+            </w:r>
+          </w:p>
         </w:tc>
         <w:tc>
           <w:tcPr>
@@ -3615,6 +3749,32 @@
               <w:t>NLS-AT (Cơ bản 1): xem clip tình huống an toàn trên màn hình, nhận xét cách xử lí đúng.</w:t>
             </w:r>
           </w:p>
+          <w:p>
+            <w:pPr>
+              <w:spacing w:after="0"/>
+            </w:pPr>
+            <w:r>
+              <w:rPr>
+                <w:b w:val="0"/>
+                <w:i w:val="0"/>
+                <w:sz w:val="18"/>
+              </w:rPr>
+              <w:t>STEM: Các loại đường và phương tiện giao thông (TNXH – Mĩ thuật) — dạy thay cho tiết này.</w:t>
+            </w:r>
+          </w:p>
+          <w:p>
+            <w:pPr>
+              <w:spacing w:after="0"/>
+            </w:pPr>
+            <w:r>
+              <w:rPr>
+                <w:b w:val="0"/>
+                <w:i w:val="0"/>
+                <w:sz w:val="18"/>
+              </w:rPr>
+              <w:t>QPAN: Liên hệ công việc giữ gìn an ninh, trật tự, cứu hộ – cứu nạn của bộ đội, công an; nhắc HS chấp hành quy định an toàn.</w:t>
+            </w:r>
+          </w:p>
         </w:tc>
         <w:tc>
           <w:tcPr>
@@ -3843,6 +4003,20 @@
                 <w:i w:val="0"/>
                 <w:sz w:val="18"/>
               </w:rPr>
+              <w:t>QPAN: Liên hệ công việc giữ gìn an ninh, trật tự, cứu hộ – cứu nạn của bộ đội, công an; nhắc HS chấp hành quy định an toàn.</w:t>
+            </w:r>
+          </w:p>
+          <w:p>
+            <w:pPr>
+              <w:spacing w:after="0"/>
+            </w:pPr>
+            <w:r>
+              <w:rPr>
+                <w:b w:val="0"/>
+                <w:i w:val="0"/>
+                <w:sz w:val="18"/>
+              </w:rPr>
+              <w:t>KNS: KN ứng phó: nhận biết nguy cơ, xử lí bước đầu và báo ngay cho người lớn.</w:t>
             </w:r>
           </w:p>
         </w:tc>
@@ -4934,6 +5108,7 @@
                 <w:i w:val="0"/>
                 <w:sz w:val="18"/>
               </w:rPr>
+              <w:t>KNS: KN sống thân thiện với môi trường: việc nhỏ vừa sức để giữ sạch nơi mình sống.</w:t>
             </w:r>
           </w:p>
         </w:tc>
@@ -5969,6 +6144,20 @@
                 <w:i w:val="0"/>
                 <w:sz w:val="18"/>
               </w:rPr>
+              <w:t>STEM: Cơ quan vận động (TNXH – Mĩ thuật) — dạy thay cho tiết này.</w:t>
+            </w:r>
+          </w:p>
+          <w:p>
+            <w:pPr>
+              <w:spacing w:after="0"/>
+            </w:pPr>
+            <w:r>
+              <w:rPr>
+                <w:b w:val="0"/>
+                <w:i w:val="0"/>
+                <w:sz w:val="18"/>
+              </w:rPr>
+              <w:t>QPAN: Giới thiệu tinh thần đoàn kết toàn dân tộc và sự hi sinh của các chiến sĩ cách mạng; kể việc làm của các chú bộ đội, công an giúp dân ở địa phương.</w:t>
             </w:r>
           </w:p>
         </w:tc>
@@ -6199,6 +6388,7 @@
                 <w:i w:val="0"/>
                 <w:sz w:val="18"/>
               </w:rPr>
+              <w:t>QPAN: Giới thiệu tinh thần đoàn kết toàn dân tộc và sự hi sinh của các chiến sĩ cách mạng; kể việc làm của các chú bộ đội, công an giúp dân ở địa phương.</w:t>
             </w:r>
           </w:p>
         </w:tc>
@@ -6429,6 +6619,7 @@
                 <w:i w:val="0"/>
                 <w:sz w:val="18"/>
               </w:rPr>
+              <w:t>QPAN: Giới thiệu tinh thần đoàn kết toàn dân tộc và sự hi sinh của các chiến sĩ cách mạng; kể việc làm của các chú bộ đội, công an giúp dân ở địa phương.</w:t>
             </w:r>
           </w:p>
         </w:tc>
@@ -6659,6 +6850,20 @@
                 <w:i w:val="0"/>
                 <w:sz w:val="18"/>
               </w:rPr>
+              <w:t>STEM: Bảo vệ cơ quan hô hấp (TNXH – Mĩ thuật) — dạy thay cho tiết này.</w:t>
+            </w:r>
+          </w:p>
+          <w:p>
+            <w:pPr>
+              <w:spacing w:after="0"/>
+            </w:pPr>
+            <w:r>
+              <w:rPr>
+                <w:b w:val="0"/>
+                <w:i w:val="0"/>
+                <w:sz w:val="18"/>
+              </w:rPr>
+              <w:t>QPAN: Giới thiệu tinh thần đoàn kết toàn dân tộc và sự hi sinh của các chiến sĩ cách mạng; kể việc làm của các chú bộ đội, công an giúp dân ở địa phương.</w:t>
             </w:r>
           </w:p>
         </w:tc>
@@ -6889,6 +7094,7 @@
                 <w:i w:val="0"/>
                 <w:sz w:val="18"/>
               </w:rPr>
+              <w:t>QPAN: Giới thiệu tinh thần đoàn kết toàn dân tộc và sự hi sinh của các chiến sĩ cách mạng; kể việc làm của các chú bộ đội, công an giúp dân ở địa phương.</w:t>
             </w:r>
           </w:p>
         </w:tc>
@@ -7119,6 +7325,7 @@
                 <w:i w:val="0"/>
                 <w:sz w:val="18"/>
               </w:rPr>
+              <w:t>QPAN: Giới thiệu tinh thần đoàn kết toàn dân tộc và sự hi sinh của các chiến sĩ cách mạng; kể việc làm của các chú bộ đội, công an giúp dân ở địa phương.</w:t>
             </w:r>
           </w:p>
         </w:tc>
@@ -7235,6 +7442,7 @@
                 <w:i w:val="0"/>
                 <w:sz w:val="18"/>
               </w:rPr>
+              <w:t>QPAN: Giới thiệu tinh thần đoàn kết toàn dân tộc và sự hi sinh của các chiến sĩ cách mạng; kể việc làm của các chú bộ đội, công an giúp dân ở địa phương.</w:t>
             </w:r>
           </w:p>
         </w:tc>
@@ -7699,6 +7907,19 @@
               <w:t>NLS-KT (Cơ bản 1): tra cứu hình ảnh/clip về đối tượng đang học; đối chiếu chú thích trước khi dùng.</w:t>
             </w:r>
           </w:p>
+          <w:p>
+            <w:pPr>
+              <w:spacing w:after="0"/>
+            </w:pPr>
+            <w:r>
+              <w:rPr>
+                <w:b w:val="0"/>
+                <w:i w:val="0"/>
+                <w:sz w:val="18"/>
+              </w:rPr>
+              <w:t>STEM: Các mùa trong năm ở Việt Nam (TNXH – Mĩ thuật) — dạy thay cho tiết này.</w:t>
+            </w:r>
+          </w:p>
         </w:tc>
         <w:tc>
           <w:tcPr>
@@ -7930,6 +8151,19 @@
               <w:t>NLS-AT (Cơ bản 1): xem clip tình huống an toàn trên màn hình, nhận xét cách xử lí đúng.</w:t>
             </w:r>
           </w:p>
+          <w:p>
+            <w:pPr>
+              <w:spacing w:after="0"/>
+            </w:pPr>
+            <w:r>
+              <w:rPr>
+                <w:b w:val="0"/>
+                <w:i w:val="0"/>
+                <w:sz w:val="18"/>
+              </w:rPr>
+              <w:t>QPAN: Liên hệ công việc giữ gìn an ninh, trật tự, cứu hộ – cứu nạn của bộ đội, công an; nhắc HS chấp hành quy định an toàn.</w:t>
+            </w:r>
+          </w:p>
         </w:tc>
         <w:tc>
           <w:tcPr>
@@ -8158,6 +8392,20 @@
                 <w:i w:val="0"/>
                 <w:sz w:val="18"/>
               </w:rPr>
+              <w:t>QPAN: Liên hệ công việc giữ gìn an ninh, trật tự, cứu hộ – cứu nạn của bộ đội, công an; nhắc HS chấp hành quy định an toàn.</w:t>
+            </w:r>
+          </w:p>
+          <w:p>
+            <w:pPr>
+              <w:spacing w:after="0"/>
+            </w:pPr>
+            <w:r>
+              <w:rPr>
+                <w:b w:val="0"/>
+                <w:i w:val="0"/>
+                <w:sz w:val="18"/>
+              </w:rPr>
+              <w:t>KNS: KN ứng phó: nhận biết nguy cơ, xử lí bước đầu và báo ngay cho người lớn.</w:t>
             </w:r>
           </w:p>
         </w:tc>

--- a/assets/docs/lop2/Tu nhien va Xa hoi - Lop 2.docx
+++ b/assets/docs/lop2/Tu nhien va Xa hoi - Lop 2.docx
@@ -1231,7 +1231,33 @@
                 <w:i w:val="0"/>
                 <w:sz w:val="18"/>
               </w:rPr>
-              <w:t>NLS-AT (Cơ bản 1): xem clip tình huống an toàn trên màn hình, nhận xét cách xử lí đúng.</w:t>
+              <w:t>NLS-KT (Cơ bản 1): Ở hoạt động Khám phá bài “Phòng tránh ngộ độc khi ở nhà”, GV chiếu phóng to hình bác sĩ trao đổi với các bạn nhỏ trong sách</w:t>
+            </w:r>
+          </w:p>
+          <w:p>
+            <w:pPr>
+              <w:spacing w:after="0"/>
+            </w:pPr>
+            <w:r>
+              <w:rPr>
+                <w:b w:val="0"/>
+                <w:i w:val="0"/>
+                <w:sz w:val="18"/>
+              </w:rPr>
+              <w:t>NLS-GQVĐ (Cơ bản 1): GV chiếu lần lượt các tình huống trong nhà và cho HS chọn nhanh trên màn hình: thứ nào trẻ em được cầm</w:t>
+            </w:r>
+          </w:p>
+          <w:p>
+            <w:pPr>
+              <w:spacing w:after="0"/>
+            </w:pPr>
+            <w:r>
+              <w:rPr>
+                <w:b w:val="0"/>
+                <w:i w:val="0"/>
+                <w:sz w:val="18"/>
+              </w:rPr>
+              <w:t>NLS-AT: Lớp chỉ xem ảnh trên màn hình, tuyệt đối không mang thuốc, hoá chất thật vào lớp</w:t>
             </w:r>
           </w:p>
           <w:p>
@@ -1359,6 +1385,33 @@
                 <w:i w:val="0"/>
                 <w:sz w:val="18"/>
               </w:rPr>
+              <w:t>NLS-KT (Cơ bản 1): GV chiếu phóng to ảnh vỏ hộp sữa, gói bánh và chỉ vào dòng hạn sử dụng, hướng dẫn bảo quản in trên bao bì</w:t>
+            </w:r>
+          </w:p>
+          <w:p>
+            <w:pPr>
+              <w:spacing w:after="0"/>
+            </w:pPr>
+            <w:r>
+              <w:rPr>
+                <w:b w:val="0"/>
+                <w:i w:val="0"/>
+                <w:sz w:val="18"/>
+              </w:rPr>
+              <w:t>NLS-GQVĐ (Cơ bản 1): GV cho HS chơi trò kéo thả cất đồ ăn về đúng chỗ: thịt cá vào ngăn đông, rau quả vào ngăn mát</w:t>
+            </w:r>
+          </w:p>
+          <w:p>
+            <w:pPr>
+              <w:spacing w:after="0"/>
+            </w:pPr>
+            <w:r>
+              <w:rPr>
+                <w:b w:val="0"/>
+                <w:i w:val="0"/>
+                <w:sz w:val="18"/>
+              </w:rPr>
+              <w:t>NLS-AT: HS chỉ đọc thông tin trên bao bì, không tự nếm thử thức ăn để kiểm tra</w:t>
             </w:r>
           </w:p>
         </w:tc>

--- a/assets/docs/lop2/Tu nhien va Xa hoi - Lop 2.docx
+++ b/assets/docs/lop2/Tu nhien va Xa hoi - Lop 2.docx
@@ -624,7 +624,7 @@
                 <w:i w:val="0"/>
                 <w:sz w:val="18"/>
               </w:rPr>
-              <w:t>NLS-ST (Cơ bản 1): GV chiếu sơ đồ thế hệ dựng sẵn; HS đọc tên ông bà, bố mẹ để GV gõ vào ô, chèn ảnh gia đình HS mang tới</w:t>
+              <w:t>NLS-ST (Cơ bản 1): GV chiếu sơ đồ thế hệ dựng sẵn trên máy cho bài “Các thế hệ trong gia đình”; HS đọc tên ông bà, bố mẹ</w:t>
             </w:r>
           </w:p>
           <w:p>
@@ -637,7 +637,7 @@
                 <w:i w:val="0"/>
                 <w:sz w:val="18"/>
               </w:rPr>
-              <w:t>NLS-GQVĐ (Cơ bản 1): GV chiếu hình 1 trang 6, kéo thêm, bớt một tầng sơ đồ để phân biệt hai, ba thế hệ; HS chọn kiểu sơ đồ hợp nhà mình</w:t>
+              <w:t>NLS-GQVĐ (Cơ bản 1): GV chiếu hình 1 trang 6 SGK về gia đình bạn Hoa, kéo thêm hoặc bớt một tầng trên sơ đồ để HS thấy gia đình hai thế</w:t>
             </w:r>
           </w:p>
           <w:p>
@@ -650,7 +650,7 @@
                 <w:i w:val="0"/>
                 <w:sz w:val="18"/>
               </w:rPr>
-              <w:t>NLS-AT: Ảnh gia đình chỉ chụp khi được đồng ý, chiếu xong xoá.</w:t>
+              <w:t>NLS-AT: Ảnh gia đình là chuyện riêng của mỗi nhà: GV chỉ chụp lại khi HS và gia đình</w:t>
             </w:r>
           </w:p>
           <w:p>
@@ -778,33 +778,6 @@
                 <w:i w:val="0"/>
                 <w:sz w:val="18"/>
               </w:rPr>
-              <w:t>NLS-ST (Cơ bản 1): GV chụp bằng điện thoại phần đóng vai tình huống mẹ về muộn, ông nhờ đọc báo, chiếu lên; HS nói việc thể hiện quan tâm người thân</w:t>
-            </w:r>
-          </w:p>
-          <w:p>
-            <w:pPr>
-              <w:spacing w:after="0"/>
-            </w:pPr>
-            <w:r>
-              <w:rPr>
-                <w:b w:val="0"/>
-                <w:i w:val="0"/>
-                <w:sz w:val="18"/>
-              </w:rPr>
-              <w:t>NLS-GQVĐ (Cơ bản 1): GV chiếu bài tập chọn đáp án tình huống “Mẹ ơi, con đói!”; HS chọn lời nói, việc làm, máy báo đúng sai</w:t>
-            </w:r>
-          </w:p>
-          <w:p>
-            <w:pPr>
-              <w:spacing w:after="0"/>
-            </w:pPr>
-            <w:r>
-              <w:rPr>
-                <w:b w:val="0"/>
-                <w:i w:val="0"/>
-                <w:sz w:val="18"/>
-              </w:rPr>
-              <w:t>NLS-AT: Ảnh gia đình chỉ chụp khi được đồng ý, chiếu xong xoá.</w:t>
             </w:r>
           </w:p>
         </w:tc>
@@ -921,7 +894,7 @@
                 <w:i w:val="0"/>
                 <w:sz w:val="18"/>
               </w:rPr>
-              <w:t>NLS-KT (Cơ bản 1): GV chiếu ảnh, phim ngắn về các nghề: ngư dân, hải quân, công nhân may, nông dân; HS nói mỗi nghề làm ra gì</w:t>
+              <w:t>NLS-KT (Cơ bản 1): GV chiếu bộ ảnh và đoạn phim ngắn về những nghề của bài “Nghề nghiệp của người lớn trong gia đình”: ngư dân, bộ đội hải quân</w:t>
             </w:r>
           </w:p>
           <w:p>
@@ -934,7 +907,7 @@
                 <w:i w:val="0"/>
                 <w:sz w:val="18"/>
               </w:rPr>
-              <w:t>NLS-GT (Cơ bản 1): GV mời phụ huynh trò chuyện qua cuộc gọi có hình hoặc chiếu đoạn ghi hình; HS hỏi “Bác làm công việc gì?”</w:t>
+              <w:t>NLS-GT (Cơ bản 1): Trong trò chơi Phóng viên nhỏ tuổi, GV mời một phụ huynh làm nghề có trong bài trò chuyện với lớp qua cuộc gọi có hình hoặc chiếu</w:t>
             </w:r>
           </w:p>
           <w:p>
@@ -947,7 +920,7 @@
                 <w:i w:val="0"/>
                 <w:sz w:val="18"/>
               </w:rPr>
-              <w:t>NLS-AT: Xin phép phụ huynh trước, không ghi lại cuộc gọi.</w:t>
+              <w:t>NLS-AT: GV xin phép phụ huynh trước khi gọi hoặc chiếu đoạn ghi hình, không ghi lại cuộc gọi</w:t>
             </w:r>
           </w:p>
           <w:p>
@@ -1088,33 +1061,6 @@
                 <w:i w:val="0"/>
                 <w:sz w:val="18"/>
               </w:rPr>
-              <w:t>NLS-KT (Cơ bản 1): GV chiếu ba hình SGK về công việc tình nguyện và ảnh nghề cho trò chơi Đoán nghề; HS nói việc đó có nhận lương không</w:t>
-            </w:r>
-          </w:p>
-          <w:p>
-            <w:pPr>
-              <w:spacing w:after="0"/>
-            </w:pPr>
-            <w:r>
-              <w:rPr>
-                <w:b w:val="0"/>
-                <w:i w:val="0"/>
-                <w:sz w:val="18"/>
-              </w:rPr>
-              <w:t>NLS-GT (Cơ bản 1): GV chụp trang sổ tay nghề nghiệp của từng nhóm bằng điện thoại, chiếu lên; nhóm bạn góp ý lịch sự, nhóm làm bổ sung ngay</w:t>
-            </w:r>
-          </w:p>
-          <w:p>
-            <w:pPr>
-              <w:spacing w:after="0"/>
-            </w:pPr>
-            <w:r>
-              <w:rPr>
-                <w:b w:val="0"/>
-                <w:i w:val="0"/>
-                <w:sz w:val="18"/>
-              </w:rPr>
-              <w:t>NLS-AT: Xin phép phụ huynh trước khi chiếu ghi hình; không so bì nghề bố mẹ.</w:t>
             </w:r>
           </w:p>
         </w:tc>
@@ -1385,33 +1331,6 @@
                 <w:i w:val="0"/>
                 <w:sz w:val="18"/>
               </w:rPr>
-              <w:t>NLS-KT (Cơ bản 1): GV chiếu phóng to ảnh vỏ hộp sữa, gói bánh và chỉ vào dòng hạn sử dụng, hướng dẫn bảo quản in trên bao bì</w:t>
-            </w:r>
-          </w:p>
-          <w:p>
-            <w:pPr>
-              <w:spacing w:after="0"/>
-            </w:pPr>
-            <w:r>
-              <w:rPr>
-                <w:b w:val="0"/>
-                <w:i w:val="0"/>
-                <w:sz w:val="18"/>
-              </w:rPr>
-              <w:t>NLS-GQVĐ (Cơ bản 1): GV cho HS chơi trò kéo thả cất đồ ăn về đúng chỗ: thịt cá vào ngăn đông, rau quả vào ngăn mát</w:t>
-            </w:r>
-          </w:p>
-          <w:p>
-            <w:pPr>
-              <w:spacing w:after="0"/>
-            </w:pPr>
-            <w:r>
-              <w:rPr>
-                <w:b w:val="0"/>
-                <w:i w:val="0"/>
-                <w:sz w:val="18"/>
-              </w:rPr>
-              <w:t>NLS-AT: HS chỉ đọc thông tin trên bao bì, không tự nếm thử thức ăn để kiểm tra</w:t>
             </w:r>
           </w:p>
         </w:tc>
@@ -1772,7 +1691,6 @@
                 <w:i w:val="0"/>
                 <w:sz w:val="18"/>
               </w:rPr>
-              <w:t>NLS-AT (Cơ bản 1): ảnh và thông tin gia đình là dữ liệu riêng — chỉ chia sẻ khi bố mẹ đồng ý.</w:t>
             </w:r>
           </w:p>
         </w:tc>
@@ -2362,6 +2280,33 @@
                 <w:i w:val="0"/>
                 <w:sz w:val="18"/>
               </w:rPr>
+              <w:t>NLS-KT (Cơ bản 1): GV chiếu video/hình ảnh thực tế về “Ngày hội đọc sách của chúng em - tiết 1” từ nguồn đã kiểm duyệt để HS quan sát hiện tượng</w:t>
+            </w:r>
+          </w:p>
+          <w:p>
+            <w:pPr>
+              <w:spacing w:after="0"/>
+            </w:pPr>
+            <w:r>
+              <w:rPr>
+                <w:b w:val="0"/>
+                <w:i w:val="0"/>
+                <w:sz w:val="18"/>
+              </w:rPr>
+              <w:t>NLS-KT (Cơ bản 1): GV thao tác mẫu việc tra cứu hình ảnh/thông tin về “Ngày hội đọc sách của chúng em - tiết 1”</w:t>
+            </w:r>
+          </w:p>
+          <w:p>
+            <w:pPr>
+              <w:spacing w:after="0"/>
+            </w:pPr>
+            <w:r>
+              <w:rPr>
+                <w:b w:val="0"/>
+                <w:i w:val="0"/>
+                <w:sz w:val="18"/>
+              </w:rPr>
+              <w:t>NLS-AT: GV chọn sẵn nguồn học liệu; HS không tự truy cập Internet</w:t>
             </w:r>
           </w:p>
         </w:tc>
@@ -2592,7 +2537,33 @@
                 <w:i w:val="0"/>
                 <w:sz w:val="18"/>
               </w:rPr>
-              <w:t>NLS-AT (Cơ bản 1): xem clip tình huống an toàn trên màn hình, nhận xét cách xử lí đúng.</w:t>
+              <w:t>NLS-GQVĐ (Cơ bản 1): GV chiếu đoạn phim ngắn quay các tình huống thật ở sân trường, cầu thang, hành lang rồi dừng hình đúng lúc nguy hiểm</w:t>
+            </w:r>
+          </w:p>
+          <w:p>
+            <w:pPr>
+              <w:spacing w:after="0"/>
+            </w:pPr>
+            <w:r>
+              <w:rPr>
+                <w:b w:val="0"/>
+                <w:i w:val="0"/>
+                <w:sz w:val="18"/>
+              </w:rPr>
+              <w:t>NLS-KT (Cơ bản 1): GV chiếu sơ đồ trường học vẽ trên máy, bấm tô màu những chỗ dễ xảy ra tai nạn (bậc thang, sân ướt</w:t>
+            </w:r>
+          </w:p>
+          <w:p>
+            <w:pPr>
+              <w:spacing w:after="0"/>
+            </w:pPr>
+            <w:r>
+              <w:rPr>
+                <w:b w:val="0"/>
+                <w:i w:val="0"/>
+                <w:sz w:val="18"/>
+              </w:rPr>
+              <w:t>NLS-AT: GV chiếu và cho HS đọc to số 114 chữa cháy</w:t>
             </w:r>
           </w:p>
           <w:p>
@@ -3094,7 +3065,6 @@
                 <w:i w:val="0"/>
                 <w:sz w:val="18"/>
               </w:rPr>
-              <w:t>NLS-ST (Cơ bản 1): HS làm sơ đồ/bảng tổng kết chủ đề trên máy hoặc trên giấy rồi chụp lưu vào thư mục lớp.</w:t>
             </w:r>
           </w:p>
         </w:tc>
@@ -3441,7 +3411,33 @@
                 <w:i w:val="0"/>
                 <w:sz w:val="18"/>
               </w:rPr>
-              <w:t>NLS-KT (Cơ bản 1): tra cứu hình ảnh/clip về đối tượng đang học; đối chiếu chú thích trước khi dùng.</w:t>
+              <w:t>NLS-KT (Cơ bản 1): GV chiếu ảnh chụp thật một số nơi mua bán quen thuộc (chợ, siêu thị</w:t>
+            </w:r>
+          </w:p>
+          <w:p>
+            <w:pPr>
+              <w:spacing w:after="0"/>
+            </w:pPr>
+            <w:r>
+              <w:rPr>
+                <w:b w:val="0"/>
+                <w:i w:val="0"/>
+                <w:sz w:val="18"/>
+              </w:rPr>
+              <w:t>NLS-GQVĐ (Cơ bản 1): GV chiếu phóng to nhãn hàng hoá để HS đọc tên hàng, giá tiền, hạn sử dụng, mã vạch</w:t>
+            </w:r>
+          </w:p>
+          <w:p>
+            <w:pPr>
+              <w:spacing w:after="0"/>
+            </w:pPr>
+            <w:r>
+              <w:rPr>
+                <w:b w:val="0"/>
+                <w:i w:val="0"/>
+                <w:sz w:val="18"/>
+              </w:rPr>
+              <w:t>NLS-AT: GV nhắc HS: hàng bán trên mạng có ảnh rất đẹp nhưng không phải lúc nào cũng giống</w:t>
             </w:r>
           </w:p>
           <w:p>
@@ -3685,6 +3681,33 @@
                 <w:i w:val="0"/>
                 <w:sz w:val="18"/>
               </w:rPr>
+              <w:t>NLS-GQVĐ (Cơ bản 1): GV chiếu video/hình ảnh thực tế về “Thực hành mua bán hàng hóa” từ nguồn đã kiểm duyệt để HS quan sát hiện tượng</w:t>
+            </w:r>
+          </w:p>
+          <w:p>
+            <w:pPr>
+              <w:spacing w:after="0"/>
+            </w:pPr>
+            <w:r>
+              <w:rPr>
+                <w:b w:val="0"/>
+                <w:i w:val="0"/>
+                <w:sz w:val="18"/>
+              </w:rPr>
+              <w:t>NLS-GQVĐ (Cơ bản 1): GV thao tác mẫu việc tra cứu hình ảnh/thông tin về “Thực hành mua bán hàng hóa”</w:t>
+            </w:r>
+          </w:p>
+          <w:p>
+            <w:pPr>
+              <w:spacing w:after="0"/>
+            </w:pPr>
+            <w:r>
+              <w:rPr>
+                <w:b w:val="0"/>
+                <w:i w:val="0"/>
+                <w:sz w:val="18"/>
+              </w:rPr>
+              <w:t>NLS-AT: GV chọn sẵn nguồn học liệu; HS không tự truy cập Internet</w:t>
             </w:r>
           </w:p>
         </w:tc>
@@ -3799,7 +3822,33 @@
                 <w:i w:val="0"/>
                 <w:sz w:val="18"/>
               </w:rPr>
-              <w:t>NLS-AT (Cơ bản 1): xem clip tình huống an toàn trên màn hình, nhận xét cách xử lí đúng.</w:t>
+              <w:t>NLS-KT (Cơ bản 1): GV chiếu bộ ảnh và phim ngắn về các loại đường và phương tiện giao thông ở nơi HS chưa từng tới: đường sắt, đường thuỷ</w:t>
+            </w:r>
+          </w:p>
+          <w:p>
+            <w:pPr>
+              <w:spacing w:after="0"/>
+            </w:pPr>
+            <w:r>
+              <w:rPr>
+                <w:b w:val="0"/>
+                <w:i w:val="0"/>
+                <w:sz w:val="18"/>
+              </w:rPr>
+              <w:t>NLS-KT (Cơ bản 1): GV mở bản đồ số, phóng to xã, phường mình rồi chuyển sang chế độ ảnh đường phố để HS nhận ra các loại đường có ở địa</w:t>
+            </w:r>
+          </w:p>
+          <w:p>
+            <w:pPr>
+              <w:spacing w:after="0"/>
+            </w:pPr>
+            <w:r>
+              <w:rPr>
+                <w:b w:val="0"/>
+                <w:i w:val="0"/>
+                <w:sz w:val="18"/>
+              </w:rPr>
+              <w:t>NLS-AT: GV nhắc HS: bản đồ và ảnh đường phố trên máy là để học</w:t>
             </w:r>
           </w:p>
           <w:p>
@@ -4056,20 +4105,46 @@
                 <w:i w:val="0"/>
                 <w:sz w:val="18"/>
               </w:rPr>
+              <w:t>NLS-KT (Cơ bản 1): GV mở bản đồ số kèm ảnh đường phố, cùng HS đi theo đường từ trường về nhà một vài bạn ngay trên màn hình và chỉ ra</w:t>
+            </w:r>
+          </w:p>
+          <w:p>
+            <w:pPr>
+              <w:spacing w:after="0"/>
+            </w:pPr>
+            <w:r>
+              <w:rPr>
+                <w:b w:val="0"/>
+                <w:i w:val="0"/>
+                <w:sz w:val="18"/>
+              </w:rPr>
+              <w:t>NLS-GQVĐ (Cơ bản 1): GV chiếu đoạn phim quay cảnh tham gia giao thông thật, dừng hình đúng lúc nguy hiểm và hỏi bạn nhỏ trong phim làm vậy đúng hay sai</w:t>
+            </w:r>
+          </w:p>
+          <w:p>
+            <w:pPr>
+              <w:spacing w:after="0"/>
+            </w:pPr>
+            <w:r>
+              <w:rPr>
+                <w:b w:val="0"/>
+                <w:i w:val="0"/>
+                <w:sz w:val="18"/>
+              </w:rPr>
+              <w:t>NLS-AT: GV nhắc HS: bản đồ trên máy chỉ đường nhưng người đi vẫn phải quan sát bằng mắt</w:t>
+            </w:r>
+          </w:p>
+          <w:p>
+            <w:pPr>
+              <w:spacing w:after="0"/>
+            </w:pPr>
+            <w:r>
+              <w:rPr>
+                <w:b w:val="0"/>
+                <w:i w:val="0"/>
+                <w:sz w:val="18"/>
+              </w:rPr>
               <w:t>QPAN: Liên hệ công việc giữ gìn an ninh, trật tự, cứu hộ – cứu nạn của bộ đội, công an; nhắc HS chấp hành quy định an toàn.</w:t>
-            </w:r>
-          </w:p>
-          <w:p>
-            <w:pPr>
-              <w:spacing w:after="0"/>
-            </w:pPr>
-            <w:r>
-              <w:rPr>
-                <w:b w:val="0"/>
-                <w:i w:val="0"/>
-                <w:sz w:val="18"/>
-              </w:rPr>
-              <w:t>KNS: KN ứng phó: nhận biết nguy cơ, xử lí bước đầu và báo ngay cho người lớn.</w:t>
             </w:r>
           </w:p>
         </w:tc>
@@ -4300,7 +4375,6 @@
                 <w:i w:val="0"/>
                 <w:sz w:val="18"/>
               </w:rPr>
-              <w:t>NLS-ST (Cơ bản 1): HS làm sơ đồ/bảng tổng kết chủ đề trên máy hoặc trên giấy rồi chụp lưu vào thư mục lớp.</w:t>
             </w:r>
           </w:p>
         </w:tc>
@@ -4417,7 +4491,6 @@
                 <w:i w:val="0"/>
                 <w:sz w:val="18"/>
               </w:rPr>
-              <w:t>NLS-ST (Cơ bản 1): HS làm sơ đồ/bảng tổng kết chủ đề trên máy hoặc trên giấy rồi chụp lưu vào thư mục lớp.</w:t>
             </w:r>
           </w:p>
         </w:tc>
@@ -4648,7 +4721,33 @@
                 <w:i w:val="0"/>
                 <w:sz w:val="18"/>
               </w:rPr>
-              <w:t>NLS-KT (Cơ bản 1): tra cứu hình ảnh/clip về đối tượng đang học; đối chiếu chú thích trước khi dùng.</w:t>
+              <w:t>NLS-KT (Cơ bản 1): GV chiếu phim tài liệu ngắn về cây cối sống ở những nơi rất khác nhau: cây xương rồng giữa sa mạc, cây sen dưới ao</w:t>
+            </w:r>
+          </w:p>
+          <w:p>
+            <w:pPr>
+              <w:spacing w:after="0"/>
+            </w:pPr>
+            <w:r>
+              <w:rPr>
+                <w:b w:val="0"/>
+                <w:i w:val="0"/>
+                <w:sz w:val="18"/>
+              </w:rPr>
+              <w:t>NLS-GQVĐ (Cơ bản 1): GV chiếu trò chơi kéo mỗi cây về đúng nơi sống của nó (trên cạn, dưới nước) trên máy; HS nêu phương án</w:t>
+            </w:r>
+          </w:p>
+          <w:p>
+            <w:pPr>
+              <w:spacing w:after="0"/>
+            </w:pPr>
+            <w:r>
+              <w:rPr>
+                <w:b w:val="0"/>
+                <w:i w:val="0"/>
+                <w:sz w:val="18"/>
+              </w:rPr>
+              <w:t>NLS-AT: GV nói rõ đoạn phim lấy từ nguồn nào và nhắc HS trên mạng có nhiều ảnh cây</w:t>
             </w:r>
           </w:p>
         </w:tc>
@@ -4879,7 +4978,7 @@
                 <w:i w:val="0"/>
                 <w:sz w:val="18"/>
               </w:rPr>
-              <w:t>NLS-KT (Cơ bản 1): tra cứu hình ảnh/clip về đối tượng đang học; đối chiếu chú thích trước khi dùng. BÀI HỌC</w:t>
+              <w:t>NLS-KT (Cơ bản 1): GV chiếu phim quay động vật ở đúng nơi sống của chúng: cá dưới biển sâu, chim trên vách núi, giun trong đất, lạc đà giữa sa mạc</w:t>
             </w:r>
           </w:p>
           <w:p>
@@ -4892,7 +4991,33 @@
                 <w:i w:val="0"/>
                 <w:sz w:val="18"/>
               </w:rPr>
-              <w:t>STEM: Nơi sống của động vật (theo KH giáo dục STEM của trường).</w:t>
+              <w:t>NLS-GQVĐ (Cơ bản 1): Ở phần bài học</w:t>
+            </w:r>
+          </w:p>
+          <w:p>
+            <w:pPr>
+              <w:spacing w:after="0"/>
+            </w:pPr>
+            <w:r>
+              <w:rPr>
+                <w:b w:val="0"/>
+                <w:i w:val="0"/>
+                <w:sz w:val="18"/>
+              </w:rPr>
+              <w:t>STEM: HS làm mô hình nơi sống của một con vật</w:t>
+            </w:r>
+          </w:p>
+          <w:p>
+            <w:pPr>
+              <w:spacing w:after="0"/>
+            </w:pPr>
+            <w:r>
+              <w:rPr>
+                <w:b w:val="0"/>
+                <w:i w:val="0"/>
+                <w:sz w:val="18"/>
+              </w:rPr>
+              <w:t>NLS-AT: GV kiểm tra trước nội dung phim để tránh cảnh săn mồi gây sợ hãi cho HS lớp</w:t>
             </w:r>
           </w:p>
         </w:tc>
@@ -5161,6 +5286,45 @@
                 <w:i w:val="0"/>
                 <w:sz w:val="18"/>
               </w:rPr>
+              <w:t>NLS-GQVĐ (Cơ bản 1): GV chiếu cặp ảnh chụp cùng một khu rừng, một dòng sông lúc còn xanh tốt và lúc bị chặt phá, bị đổ rác; HS quan sát</w:t>
+            </w:r>
+          </w:p>
+          <w:p>
+            <w:pPr>
+              <w:spacing w:after="0"/>
+            </w:pPr>
+            <w:r>
+              <w:rPr>
+                <w:b w:val="0"/>
+                <w:i w:val="0"/>
+                <w:sz w:val="18"/>
+              </w:rPr>
+              <w:t>NLS-GT (Cơ bản 1): GV cùng HS làm một tấm áp phích trên máy bằng ảnh và các khẩu hiệu do chính các em nghĩ ra</w:t>
+            </w:r>
+          </w:p>
+          <w:p>
+            <w:pPr>
+              <w:spacing w:after="0"/>
+            </w:pPr>
+            <w:r>
+              <w:rPr>
+                <w:b w:val="0"/>
+                <w:i w:val="0"/>
+                <w:sz w:val="18"/>
+              </w:rPr>
+              <w:t>NLS-AT: Ảnh dùng làm áp phích phải là ảnh cảnh vật lấy từ nguồn rõ ràng</w:t>
+            </w:r>
+          </w:p>
+          <w:p>
+            <w:pPr>
+              <w:spacing w:after="0"/>
+            </w:pPr>
+            <w:r>
+              <w:rPr>
+                <w:b w:val="0"/>
+                <w:i w:val="0"/>
+                <w:sz w:val="18"/>
+              </w:rPr>
               <w:t>KNS: KN sống thân thiện với môi trường: việc nhỏ vừa sức để giữ sạch nơi mình sống.</w:t>
             </w:r>
           </w:p>
@@ -5506,6 +5670,33 @@
                 <w:i w:val="0"/>
                 <w:sz w:val="18"/>
               </w:rPr>
+              <w:t>NLS-KT (Cơ bản 1): GV chiếu video/hình ảnh thực tế về “Thực vật và động vật quanh em” từ nguồn đã kiểm duyệt để HS quan sát hiện tượng</w:t>
+            </w:r>
+          </w:p>
+          <w:p>
+            <w:pPr>
+              <w:spacing w:after="0"/>
+            </w:pPr>
+            <w:r>
+              <w:rPr>
+                <w:b w:val="0"/>
+                <w:i w:val="0"/>
+                <w:sz w:val="18"/>
+              </w:rPr>
+              <w:t>NLS-KT (Cơ bản 1): GV thao tác mẫu việc tra cứu hình ảnh/thông tin về “Thực vật và động vật quanh em”</w:t>
+            </w:r>
+          </w:p>
+          <w:p>
+            <w:pPr>
+              <w:spacing w:after="0"/>
+            </w:pPr>
+            <w:r>
+              <w:rPr>
+                <w:b w:val="0"/>
+                <w:i w:val="0"/>
+                <w:sz w:val="18"/>
+              </w:rPr>
+              <w:t>NLS-AT: GV chọn sẵn nguồn học liệu; HS không tự truy cập Internet</w:t>
             </w:r>
           </w:p>
         </w:tc>
@@ -6197,6 +6388,45 @@
                 <w:i w:val="0"/>
                 <w:sz w:val="18"/>
               </w:rPr>
+              <w:t>NLS-KT (Cơ bản 1): GV chiếu mô hình cơ thể người ba chiều trên máy, xoay và bóc từng lớp cho HS nhìn thấy xương, cơ, khớp nằm ở đâu</w:t>
+            </w:r>
+          </w:p>
+          <w:p>
+            <w:pPr>
+              <w:spacing w:after="0"/>
+            </w:pPr>
+            <w:r>
+              <w:rPr>
+                <w:b w:val="0"/>
+                <w:i w:val="0"/>
+                <w:sz w:val="18"/>
+              </w:rPr>
+              <w:t>NLS-GQVĐ (Cơ bản 1): GV dùng sơ đồ tương tác: HS nêu tên bộ phận, GV bấm thì bộ phận đó sáng lên trên mô hình</w:t>
+            </w:r>
+          </w:p>
+          <w:p>
+            <w:pPr>
+              <w:spacing w:after="0"/>
+            </w:pPr>
+            <w:r>
+              <w:rPr>
+                <w:b w:val="0"/>
+                <w:i w:val="0"/>
+                <w:sz w:val="18"/>
+              </w:rPr>
+              <w:t>NLS-AT: GV chọn hình ảnh cơ thể người phù hợp lứa tuổi</w:t>
+            </w:r>
+          </w:p>
+          <w:p>
+            <w:pPr>
+              <w:spacing w:after="0"/>
+            </w:pPr>
+            <w:r>
+              <w:rPr>
+                <w:b w:val="0"/>
+                <w:i w:val="0"/>
+                <w:sz w:val="18"/>
+              </w:rPr>
               <w:t>STEM: Cơ quan vận động (TNXH – Mĩ thuật) — dạy thay cho tiết này.</w:t>
             </w:r>
           </w:p>
@@ -6441,6 +6671,45 @@
                 <w:i w:val="0"/>
                 <w:sz w:val="18"/>
               </w:rPr>
+              <w:t>NLS-AT (Cơ bản 1): GV chiếu video/hình ảnh thực tế về “Chăm sóc, bảo vệ cơ quan vận động” từ nguồn đã kiểm duyệt để HS quan sát hiện tượng</w:t>
+            </w:r>
+          </w:p>
+          <w:p>
+            <w:pPr>
+              <w:spacing w:after="0"/>
+            </w:pPr>
+            <w:r>
+              <w:rPr>
+                <w:b w:val="0"/>
+                <w:i w:val="0"/>
+                <w:sz w:val="18"/>
+              </w:rPr>
+              <w:t>NLS-AT (Cơ bản 1): GV thao tác mẫu việc tra cứu hình ảnh/thông tin về “Chăm sóc, bảo vệ cơ quan vận động”</w:t>
+            </w:r>
+          </w:p>
+          <w:p>
+            <w:pPr>
+              <w:spacing w:after="0"/>
+            </w:pPr>
+            <w:r>
+              <w:rPr>
+                <w:b w:val="0"/>
+                <w:i w:val="0"/>
+                <w:sz w:val="18"/>
+              </w:rPr>
+              <w:t>NLS-AT: GV chọn sẵn nguồn học liệu; HS không tự truy cập Internet</w:t>
+            </w:r>
+          </w:p>
+          <w:p>
+            <w:pPr>
+              <w:spacing w:after="0"/>
+            </w:pPr>
+            <w:r>
+              <w:rPr>
+                <w:b w:val="0"/>
+                <w:i w:val="0"/>
+                <w:sz w:val="18"/>
+              </w:rPr>
               <w:t>QPAN: Giới thiệu tinh thần đoàn kết toàn dân tộc và sự hi sinh của các chiến sĩ cách mạng; kể việc làm của các chú bộ đội, công an giúp dân ở địa phương.</w:t>
             </w:r>
           </w:p>
@@ -6672,6 +6941,45 @@
                 <w:i w:val="0"/>
                 <w:sz w:val="18"/>
               </w:rPr>
+              <w:t>NLS-KT (Cơ bản 1): GV chiếu mô hình ba chiều lồng ngực và bật hình động cho hai lá phổi phồng lên - xẹp xuống theo nhịp thở</w:t>
+            </w:r>
+          </w:p>
+          <w:p>
+            <w:pPr>
+              <w:spacing w:after="0"/>
+            </w:pPr>
+            <w:r>
+              <w:rPr>
+                <w:b w:val="0"/>
+                <w:i w:val="0"/>
+                <w:sz w:val="18"/>
+              </w:rPr>
+              <w:t>NLS-GQVĐ (Cơ bản 1): GV chiếu mô phỏng không khí sạch và không khí có khói bụi đi vào phổi để HS thấy vì sao phải tránh khói thuốc, khói bếp</w:t>
+            </w:r>
+          </w:p>
+          <w:p>
+            <w:pPr>
+              <w:spacing w:after="0"/>
+            </w:pPr>
+            <w:r>
+              <w:rPr>
+                <w:b w:val="0"/>
+                <w:i w:val="0"/>
+                <w:sz w:val="18"/>
+              </w:rPr>
+              <w:t>NLS-AT: GV chọn hình ảnh phù hợp lứa tuổi từ tài liệu học tập chính thức</w:t>
+            </w:r>
+          </w:p>
+          <w:p>
+            <w:pPr>
+              <w:spacing w:after="0"/>
+            </w:pPr>
+            <w:r>
+              <w:rPr>
+                <w:b w:val="0"/>
+                <w:i w:val="0"/>
+                <w:sz w:val="18"/>
+              </w:rPr>
               <w:t>QPAN: Giới thiệu tinh thần đoàn kết toàn dân tộc và sự hi sinh của các chiến sĩ cách mạng; kể việc làm của các chú bộ đội, công an giúp dân ở địa phương.</w:t>
             </w:r>
           </w:p>
@@ -6903,6 +7211,45 @@
                 <w:i w:val="0"/>
                 <w:sz w:val="18"/>
               </w:rPr>
+              <w:t>NLS-AT (Cơ bản 1): GV chiếu video/hình ảnh thực tế về “Chăm sóc, bảo vệ cơ quan hô hấp” từ nguồn đã kiểm duyệt để HS quan sát hiện tượng</w:t>
+            </w:r>
+          </w:p>
+          <w:p>
+            <w:pPr>
+              <w:spacing w:after="0"/>
+            </w:pPr>
+            <w:r>
+              <w:rPr>
+                <w:b w:val="0"/>
+                <w:i w:val="0"/>
+                <w:sz w:val="18"/>
+              </w:rPr>
+              <w:t>NLS-AT (Cơ bản 1): GV thao tác mẫu việc tra cứu hình ảnh/thông tin về “Chăm sóc, bảo vệ cơ quan hô hấp”</w:t>
+            </w:r>
+          </w:p>
+          <w:p>
+            <w:pPr>
+              <w:spacing w:after="0"/>
+            </w:pPr>
+            <w:r>
+              <w:rPr>
+                <w:b w:val="0"/>
+                <w:i w:val="0"/>
+                <w:sz w:val="18"/>
+              </w:rPr>
+              <w:t>NLS-AT: GV chọn sẵn nguồn học liệu; HS không tự truy cập Internet</w:t>
+            </w:r>
+          </w:p>
+          <w:p>
+            <w:pPr>
+              <w:spacing w:after="0"/>
+            </w:pPr>
+            <w:r>
+              <w:rPr>
+                <w:b w:val="0"/>
+                <w:i w:val="0"/>
+                <w:sz w:val="18"/>
+              </w:rPr>
               <w:t>STEM: Bảo vệ cơ quan hô hấp (TNXH – Mĩ thuật) — dạy thay cho tiết này.</w:t>
             </w:r>
           </w:p>
@@ -7147,6 +7494,45 @@
                 <w:i w:val="0"/>
                 <w:sz w:val="18"/>
               </w:rPr>
+              <w:t>NLS-KT (Cơ bản 1): GV chiếu mô hình ba chiều cơ quan bài tiết nước tiểu, xoay để HS nhìn thấy hai quả thận nằm ở đâu trong cơ thể và bật</w:t>
+            </w:r>
+          </w:p>
+          <w:p>
+            <w:pPr>
+              <w:spacing w:after="0"/>
+            </w:pPr>
+            <w:r>
+              <w:rPr>
+                <w:b w:val="0"/>
+                <w:i w:val="0"/>
+                <w:sz w:val="18"/>
+              </w:rPr>
+              <w:t>NLS-GQVĐ (Cơ bản 1): GV dùng sơ đồ tương tác: HS nêu tên bộ phận, GV bấm cho bộ phận đó sáng lên và hiện dòng chữ nói bộ phận ấy làm</w:t>
+            </w:r>
+          </w:p>
+          <w:p>
+            <w:pPr>
+              <w:spacing w:after="0"/>
+            </w:pPr>
+            <w:r>
+              <w:rPr>
+                <w:b w:val="0"/>
+                <w:i w:val="0"/>
+                <w:sz w:val="18"/>
+              </w:rPr>
+              <w:t>NLS-AT: GV dùng hình vẽ, mô hình học tập chính thức của lứa tuổi tiểu học</w:t>
+            </w:r>
+          </w:p>
+          <w:p>
+            <w:pPr>
+              <w:spacing w:after="0"/>
+            </w:pPr>
+            <w:r>
+              <w:rPr>
+                <w:b w:val="0"/>
+                <w:i w:val="0"/>
+                <w:sz w:val="18"/>
+              </w:rPr>
               <w:t>QPAN: Giới thiệu tinh thần đoàn kết toàn dân tộc và sự hi sinh của các chiến sĩ cách mạng; kể việc làm của các chú bộ đội, công an giúp dân ở địa phương.</w:t>
             </w:r>
           </w:p>
@@ -7378,6 +7764,45 @@
                 <w:i w:val="0"/>
                 <w:sz w:val="18"/>
               </w:rPr>
+              <w:t>NLS-GQVĐ (Cơ bản 1): GV chiếu video/hình ảnh thực tế về “Chăm sóc, bảo vệ cơ quan bài tiết nước tiểu” từ nguồn đã kiểm duyệt để HS quan sát hiện tượng</w:t>
+            </w:r>
+          </w:p>
+          <w:p>
+            <w:pPr>
+              <w:spacing w:after="0"/>
+            </w:pPr>
+            <w:r>
+              <w:rPr>
+                <w:b w:val="0"/>
+                <w:i w:val="0"/>
+                <w:sz w:val="18"/>
+              </w:rPr>
+              <w:t>NLS-GQVĐ (Cơ bản 1): GV thao tác mẫu việc tra cứu hình ảnh/thông tin về “Chăm sóc, bảo vệ cơ quan bài tiết nước tiểu”</w:t>
+            </w:r>
+          </w:p>
+          <w:p>
+            <w:pPr>
+              <w:spacing w:after="0"/>
+            </w:pPr>
+            <w:r>
+              <w:rPr>
+                <w:b w:val="0"/>
+                <w:i w:val="0"/>
+                <w:sz w:val="18"/>
+              </w:rPr>
+              <w:t>NLS-AT: GV chọn sẵn nguồn học liệu; HS không tự truy cập Internet</w:t>
+            </w:r>
+          </w:p>
+          <w:p>
+            <w:pPr>
+              <w:spacing w:after="0"/>
+            </w:pPr>
+            <w:r>
+              <w:rPr>
+                <w:b w:val="0"/>
+                <w:i w:val="0"/>
+                <w:sz w:val="18"/>
+              </w:rPr>
               <w:t>QPAN: Giới thiệu tinh thần đoàn kết toàn dân tộc và sự hi sinh của các chiến sĩ cách mạng; kể việc làm của các chú bộ đội, công an giúp dân ở địa phương.</w:t>
             </w:r>
           </w:p>
@@ -7610,7 +8035,6 @@
                 <w:i w:val="0"/>
                 <w:sz w:val="18"/>
               </w:rPr>
-              <w:t>NLS-ST (Cơ bản 1): HS làm sơ đồ/bảng tổng kết chủ đề trên máy hoặc trên giấy rồi chụp lưu vào thư mục lớp.</w:t>
             </w:r>
           </w:p>
         </w:tc>
@@ -7957,7 +8381,33 @@
                 <w:i w:val="0"/>
                 <w:sz w:val="18"/>
               </w:rPr>
-              <w:t>NLS-KT (Cơ bản 1): tra cứu hình ảnh/clip về đối tượng đang học; đối chiếu chú thích trước khi dùng.</w:t>
+              <w:t>NLS-KT (Cơ bản 1): GV chiếu phim tua nhanh cảnh một khu vườn, một cánh đồng đổi thay qua bốn mùa chỉ trong vài chục giây — điều mà cả năm quan</w:t>
+            </w:r>
+          </w:p>
+          <w:p>
+            <w:pPr>
+              <w:spacing w:after="0"/>
+            </w:pPr>
+            <w:r>
+              <w:rPr>
+                <w:b w:val="0"/>
+                <w:i w:val="0"/>
+                <w:sz w:val="18"/>
+              </w:rPr>
+              <w:t>NLS-GQVĐ (Cơ bản 1): GV mở bản tin dự báo thời tiết trên máy, chiếu nhiệt độ và biểu tượng nắng - mưa của địa phương mình trong tuần</w:t>
+            </w:r>
+          </w:p>
+          <w:p>
+            <w:pPr>
+              <w:spacing w:after="0"/>
+            </w:pPr>
+            <w:r>
+              <w:rPr>
+                <w:b w:val="0"/>
+                <w:i w:val="0"/>
+                <w:sz w:val="18"/>
+              </w:rPr>
+              <w:t>NLS-AT: GV nhắc HS chỉ tin bản tin thời tiết của cơ quan nhà nước và đài truyền hình</w:t>
             </w:r>
           </w:p>
           <w:p>
@@ -8201,7 +8651,33 @@
                 <w:i w:val="0"/>
                 <w:sz w:val="18"/>
               </w:rPr>
-              <w:t>NLS-AT (Cơ bản 1): xem clip tình huống an toàn trên màn hình, nhận xét cách xử lí đúng.</w:t>
+              <w:t>NLS-KT (Cơ bản 1): GV chiếu phim tư liệu ngắn về bão, lũ, hạn hán, giông sét để HS thấy sức mạnh của thiên tai mà lời kể không tả hết</w:t>
+            </w:r>
+          </w:p>
+          <w:p>
+            <w:pPr>
+              <w:spacing w:after="0"/>
+            </w:pPr>
+            <w:r>
+              <w:rPr>
+                <w:b w:val="0"/>
+                <w:i w:val="0"/>
+                <w:sz w:val="18"/>
+              </w:rPr>
+              <w:t>NLS-GQVĐ (Cơ bản 1): GV chiếu một bản tin cảnh báo thiên tai thật, chỉ cho HS thấy người ta báo trước bao lâu và khuyên làm những gì</w:t>
+            </w:r>
+          </w:p>
+          <w:p>
+            <w:pPr>
+              <w:spacing w:after="0"/>
+            </w:pPr>
+            <w:r>
+              <w:rPr>
+                <w:b w:val="0"/>
+                <w:i w:val="0"/>
+                <w:sz w:val="18"/>
+              </w:rPr>
+              <w:t>NLS-AT: GV chọn đoạn phim vừa sức, tránh cảnh thương vong gây ám ảnh</w:t>
             </w:r>
           </w:p>
           <w:p>
@@ -8445,20 +8921,46 @@
                 <w:i w:val="0"/>
                 <w:sz w:val="18"/>
               </w:rPr>
+              <w:t>NLS-KT (Cơ bản 1): GV chiếu video/hình ảnh thực tế về “Luyện tập ứng phó với thiên tai” từ nguồn đã kiểm duyệt để HS quan sát hiện tượng</w:t>
+            </w:r>
+          </w:p>
+          <w:p>
+            <w:pPr>
+              <w:spacing w:after="0"/>
+            </w:pPr>
+            <w:r>
+              <w:rPr>
+                <w:b w:val="0"/>
+                <w:i w:val="0"/>
+                <w:sz w:val="18"/>
+              </w:rPr>
+              <w:t>NLS-KT (Cơ bản 1): GV thao tác mẫu việc tra cứu hình ảnh/thông tin về “Luyện tập ứng phó với thiên tai”</w:t>
+            </w:r>
+          </w:p>
+          <w:p>
+            <w:pPr>
+              <w:spacing w:after="0"/>
+            </w:pPr>
+            <w:r>
+              <w:rPr>
+                <w:b w:val="0"/>
+                <w:i w:val="0"/>
+                <w:sz w:val="18"/>
+              </w:rPr>
+              <w:t>NLS-AT: GV chọn sẵn nguồn học liệu; HS không tự truy cập Internet</w:t>
+            </w:r>
+          </w:p>
+          <w:p>
+            <w:pPr>
+              <w:spacing w:after="0"/>
+            </w:pPr>
+            <w:r>
+              <w:rPr>
+                <w:b w:val="0"/>
+                <w:i w:val="0"/>
+                <w:sz w:val="18"/>
+              </w:rPr>
               <w:t>QPAN: Liên hệ công việc giữ gìn an ninh, trật tự, cứu hộ – cứu nạn của bộ đội, công an; nhắc HS chấp hành quy định an toàn.</w:t>
-            </w:r>
-          </w:p>
-          <w:p>
-            <w:pPr>
-              <w:spacing w:after="0"/>
-            </w:pPr>
-            <w:r>
-              <w:rPr>
-                <w:b w:val="0"/>
-                <w:i w:val="0"/>
-                <w:sz w:val="18"/>
-              </w:rPr>
-              <w:t>KNS: KN ứng phó: nhận biết nguy cơ, xử lí bước đầu và báo ngay cho người lớn.</w:t>
             </w:r>
           </w:p>
         </w:tc>

--- a/assets/docs/lop2/Tu nhien va Xa hoi - Lop 2.docx
+++ b/assets/docs/lop2/Tu nhien va Xa hoi - Lop 2.docx
@@ -1447,6 +1447,45 @@
                 <w:i w:val="0"/>
                 <w:sz w:val="18"/>
               </w:rPr>
+              <w:t>NLS-KT (Cơ bản 1): Ở hoạt động Khám phá bài “Giữ sạch nhà ở”, GV chiếu phóng to tranh trong sách và thêm cặp ảnh một góc bếp</w:t>
+            </w:r>
+          </w:p>
+          <w:p>
+            <w:pPr>
+              <w:spacing w:after="0"/>
+            </w:pPr>
+            <w:r>
+              <w:rPr>
+                <w:b w:val="0"/>
+                <w:i w:val="0"/>
+                <w:sz w:val="18"/>
+              </w:rPr>
+              <w:t>AI-NB (Cơ bản 1): GV chiếu đoạn phim ngắn về rô-bốt hút bụi đang chạy trong nhà và giải thích máy tự đi được là nhờ có trí tuệ nhân tạo</w:t>
+            </w:r>
+          </w:p>
+          <w:p>
+            <w:pPr>
+              <w:spacing w:after="0"/>
+            </w:pPr>
+            <w:r>
+              <w:rPr>
+                <w:b w:val="0"/>
+                <w:i w:val="0"/>
+                <w:sz w:val="18"/>
+              </w:rPr>
+              <w:t>NLS-AT: HS chỉ xem phim, không tự bật hay chạm vào máy móc trong nhà</w:t>
+            </w:r>
+          </w:p>
+          <w:p>
+            <w:pPr>
+              <w:spacing w:after="0"/>
+            </w:pPr>
+            <w:r>
+              <w:rPr>
+                <w:b w:val="0"/>
+                <w:i w:val="0"/>
+                <w:sz w:val="18"/>
+              </w:rPr>
               <w:t>STEM: Giữ gìn vệ sinh nhà ở (TNXH – Mĩ thuật) — dạy thay cho tiết này.</w:t>
             </w:r>
           </w:p>
@@ -2036,20 +2075,46 @@
                 <w:i w:val="0"/>
                 <w:sz w:val="18"/>
               </w:rPr>
+              <w:t>NLS-KT (Cơ bản 1): Ở bài “Chào đón ngày khai giảng”, GV chiếu ảnh và clip ngắn lễ khai giảng của chính trường mình do nhà trường cung cấp</w:t>
+            </w:r>
+          </w:p>
+          <w:p>
+            <w:pPr>
+              <w:spacing w:after="0"/>
+            </w:pPr>
+            <w:r>
+              <w:rPr>
+                <w:b w:val="0"/>
+                <w:i w:val="0"/>
+                <w:sz w:val="18"/>
+              </w:rPr>
+              <w:t>NLS-GT (Cơ bản 1): GV gõ lên màn hình những việc HS kể được thành bảng chung theo thứ tự diễn ra trong buổi lễ</w:t>
+            </w:r>
+          </w:p>
+          <w:p>
+            <w:pPr>
+              <w:spacing w:after="0"/>
+            </w:pPr>
+            <w:r>
+              <w:rPr>
+                <w:b w:val="0"/>
+                <w:i w:val="0"/>
+                <w:sz w:val="18"/>
+              </w:rPr>
+              <w:t>NLS-AT: Chỉ dùng ảnh, clip nhà trường cho phép</w:t>
+            </w:r>
+          </w:p>
+          <w:p>
+            <w:pPr>
+              <w:spacing w:after="0"/>
+            </w:pPr>
+            <w:r>
+              <w:rPr>
+                <w:b w:val="0"/>
+                <w:i w:val="0"/>
+                <w:sz w:val="18"/>
+              </w:rPr>
               <w:t>QPAN: Giới thiệu tinh thần đoàn kết toàn dân tộc và sự hi sinh của các chiến sĩ cách mạng; kể việc làm của các chú bộ đội, công an giúp dân ở địa phương.</w:t>
-            </w:r>
-          </w:p>
-          <w:p>
-            <w:pPr>
-              <w:spacing w:after="0"/>
-            </w:pPr>
-            <w:r>
-              <w:rPr>
-                <w:b w:val="0"/>
-                <w:i w:val="0"/>
-                <w:sz w:val="18"/>
-              </w:rPr>
-              <w:t>KNS: KN giao tiếp và hợp tác trong gia đình, lớp học, cộng đồng.</w:t>
             </w:r>
           </w:p>
         </w:tc>
@@ -2807,20 +2872,46 @@
                 <w:i w:val="0"/>
                 <w:sz w:val="18"/>
               </w:rPr>
+              <w:t>NLS-KT (Cơ bản 1): Ở bài “Giữ vệ sinh trường học”, GV chiếu ảnh hoặc clip ngắn sân trường sau một buổi hoạt động tập thể và ảnh sân trường sau khi</w:t>
+            </w:r>
+          </w:p>
+          <w:p>
+            <w:pPr>
+              <w:spacing w:after="0"/>
+            </w:pPr>
+            <w:r>
+              <w:rPr>
+                <w:b w:val="0"/>
+                <w:i w:val="0"/>
+                <w:sz w:val="18"/>
+              </w:rPr>
+              <w:t>NLS-GQVĐ (Cơ bản 1): GV chiếu các tình huống ở trường rồi cho HS chọn cách xử lí như bỏ vỏ sữa vào thùng rác, nhắc bạn không vứt giấy ra sân</w:t>
+            </w:r>
+          </w:p>
+          <w:p>
+            <w:pPr>
+              <w:spacing w:after="0"/>
+            </w:pPr>
+            <w:r>
+              <w:rPr>
+                <w:b w:val="0"/>
+                <w:i w:val="0"/>
+                <w:sz w:val="18"/>
+              </w:rPr>
+              <w:t>NLS-AT: Khi nhặt rác, HS đeo găng tay, chỉ nhặt giấy, vỏ hộp</w:t>
+            </w:r>
+          </w:p>
+          <w:p>
+            <w:pPr>
+              <w:spacing w:after="0"/>
+            </w:pPr>
+            <w:r>
+              <w:rPr>
+                <w:b w:val="0"/>
+                <w:i w:val="0"/>
+                <w:sz w:val="18"/>
+              </w:rPr>
               <w:t>QPAN: Giới thiệu tinh thần đoàn kết toàn dân tộc và sự hi sinh của các chiến sĩ cách mạng; kể việc làm của các chú bộ đội, công an giúp dân ở địa phương.</w:t>
-            </w:r>
-          </w:p>
-          <w:p>
-            <w:pPr>
-              <w:spacing w:after="0"/>
-            </w:pPr>
-            <w:r>
-              <w:rPr>
-                <w:b w:val="0"/>
-                <w:i w:val="0"/>
-                <w:sz w:val="18"/>
-              </w:rPr>
-              <w:t>KNS: KN tự chăm sóc bản thân: giữ vệ sinh, ăn uống, nghỉ ngơi điều độ.</w:t>
             </w:r>
           </w:p>
         </w:tc>

--- a/assets/docs/lop2/Tu nhien va Xa hoi - Lop 2.docx
+++ b/assets/docs/lop2/Tu nhien va Xa hoi - Lop 2.docx
@@ -624,33 +624,7 @@
                 <w:i w:val="0"/>
                 <w:sz w:val="18"/>
               </w:rPr>
-              <w:t>NLS-ST (Cơ bản 1): GV chiếu sơ đồ thế hệ dựng sẵn trên máy cho bài “Các thế hệ trong gia đình”; HS đọc tên ông bà, bố mẹ</w:t>
-            </w:r>
-          </w:p>
-          <w:p>
-            <w:pPr>
-              <w:spacing w:after="0"/>
-            </w:pPr>
-            <w:r>
-              <w:rPr>
-                <w:b w:val="0"/>
-                <w:i w:val="0"/>
-                <w:sz w:val="18"/>
-              </w:rPr>
-              <w:t>NLS-GQVĐ (Cơ bản 1): GV chiếu hình 1 trang 6 SGK về gia đình bạn Hoa, kéo thêm hoặc bớt một tầng trên sơ đồ để HS thấy gia đình hai thế</w:t>
-            </w:r>
-          </w:p>
-          <w:p>
-            <w:pPr>
-              <w:spacing w:after="0"/>
-            </w:pPr>
-            <w:r>
-              <w:rPr>
-                <w:b w:val="0"/>
-                <w:i w:val="0"/>
-                <w:sz w:val="18"/>
-              </w:rPr>
-              <w:t>NLS-AT: Ảnh gia đình là chuyện riêng của mỗi nhà: GV chỉ chụp lại khi HS và gia đình</w:t>
+              <w:t>NLS-ST (Cơ bản 1): Chiếu sơ đồ thế hệ dựng sẵn trên máy cho bài “Các thế hệ trong gia đình”.</w:t>
             </w:r>
           </w:p>
           <w:p>
@@ -894,33 +868,7 @@
                 <w:i w:val="0"/>
                 <w:sz w:val="18"/>
               </w:rPr>
-              <w:t>NLS-KT (Cơ bản 1): GV chiếu bộ ảnh và đoạn phim ngắn về những nghề của bài “Nghề nghiệp của người lớn trong gia đình”: ngư dân, bộ đội hải quân</w:t>
-            </w:r>
-          </w:p>
-          <w:p>
-            <w:pPr>
-              <w:spacing w:after="0"/>
-            </w:pPr>
-            <w:r>
-              <w:rPr>
-                <w:b w:val="0"/>
-                <w:i w:val="0"/>
-                <w:sz w:val="18"/>
-              </w:rPr>
-              <w:t>NLS-GT (Cơ bản 1): Trong trò chơi Phóng viên nhỏ tuổi, GV mời một phụ huynh làm nghề có trong bài trò chuyện với lớp qua cuộc gọi có hình hoặc chiếu</w:t>
-            </w:r>
-          </w:p>
-          <w:p>
-            <w:pPr>
-              <w:spacing w:after="0"/>
-            </w:pPr>
-            <w:r>
-              <w:rPr>
-                <w:b w:val="0"/>
-                <w:i w:val="0"/>
-                <w:sz w:val="18"/>
-              </w:rPr>
-              <w:t>NLS-AT: GV xin phép phụ huynh trước khi gọi hoặc chiếu đoạn ghi hình, không ghi lại cuộc gọi</w:t>
+              <w:t>NLS-KT (Cơ bản 1): Chiếu bộ ảnh và đoạn phim ngắn về những nghề của bài “Nghề nghiệp của người lớn trong gia đình”.</w:t>
             </w:r>
           </w:p>
           <w:p>
@@ -1177,33 +1125,7 @@
                 <w:i w:val="0"/>
                 <w:sz w:val="18"/>
               </w:rPr>
-              <w:t>NLS-KT (Cơ bản 1): Ở hoạt động Khám phá bài “Phòng tránh ngộ độc khi ở nhà”, GV chiếu phóng to hình bác sĩ trao đổi với các bạn nhỏ trong sách</w:t>
-            </w:r>
-          </w:p>
-          <w:p>
-            <w:pPr>
-              <w:spacing w:after="0"/>
-            </w:pPr>
-            <w:r>
-              <w:rPr>
-                <w:b w:val="0"/>
-                <w:i w:val="0"/>
-                <w:sz w:val="18"/>
-              </w:rPr>
-              <w:t>NLS-GQVĐ (Cơ bản 1): GV chiếu lần lượt các tình huống trong nhà và cho HS chọn nhanh trên màn hình: thứ nào trẻ em được cầm</w:t>
-            </w:r>
-          </w:p>
-          <w:p>
-            <w:pPr>
-              <w:spacing w:after="0"/>
-            </w:pPr>
-            <w:r>
-              <w:rPr>
-                <w:b w:val="0"/>
-                <w:i w:val="0"/>
-                <w:sz w:val="18"/>
-              </w:rPr>
-              <w:t>NLS-AT: Lớp chỉ xem ảnh trên màn hình, tuyệt đối không mang thuốc, hoá chất thật vào lớp</w:t>
+              <w:t>NLS-GQVĐ (Cơ bản 1): Chiếu lần lượt các tình huống trong nhà và cho HS chọn nhanh trên màn hình.</w:t>
             </w:r>
           </w:p>
           <w:p>
@@ -1447,33 +1369,7 @@
                 <w:i w:val="0"/>
                 <w:sz w:val="18"/>
               </w:rPr>
-              <w:t>NLS-KT (Cơ bản 1): Ở hoạt động Khám phá bài “Giữ sạch nhà ở”, GV chiếu phóng to tranh trong sách và thêm cặp ảnh một góc bếp</w:t>
-            </w:r>
-          </w:p>
-          <w:p>
-            <w:pPr>
-              <w:spacing w:after="0"/>
-            </w:pPr>
-            <w:r>
-              <w:rPr>
-                <w:b w:val="0"/>
-                <w:i w:val="0"/>
-                <w:sz w:val="18"/>
-              </w:rPr>
-              <w:t>AI-NB (Cơ bản 1): GV chiếu đoạn phim ngắn về rô-bốt hút bụi đang chạy trong nhà và giải thích máy tự đi được là nhờ có trí tuệ nhân tạo</w:t>
-            </w:r>
-          </w:p>
-          <w:p>
-            <w:pPr>
-              <w:spacing w:after="0"/>
-            </w:pPr>
-            <w:r>
-              <w:rPr>
-                <w:b w:val="0"/>
-                <w:i w:val="0"/>
-                <w:sz w:val="18"/>
-              </w:rPr>
-              <w:t>NLS-AT: HS chỉ xem phim, không tự bật hay chạm vào máy móc trong nhà</w:t>
+              <w:t>NLS-KT (Cơ bản 1): Ở hoạt động Khám phá bài “Giữ sạch nhà ở”, GV chiếu phóng to tranh trong sách.</w:t>
             </w:r>
           </w:p>
           <w:p>
@@ -2075,33 +1971,7 @@
                 <w:i w:val="0"/>
                 <w:sz w:val="18"/>
               </w:rPr>
-              <w:t>NLS-KT (Cơ bản 1): Ở bài “Chào đón ngày khai giảng”, GV chiếu ảnh và clip ngắn lễ khai giảng của chính trường mình do nhà trường cung cấp</w:t>
-            </w:r>
-          </w:p>
-          <w:p>
-            <w:pPr>
-              <w:spacing w:after="0"/>
-            </w:pPr>
-            <w:r>
-              <w:rPr>
-                <w:b w:val="0"/>
-                <w:i w:val="0"/>
-                <w:sz w:val="18"/>
-              </w:rPr>
-              <w:t>NLS-GT (Cơ bản 1): GV gõ lên màn hình những việc HS kể được thành bảng chung theo thứ tự diễn ra trong buổi lễ</w:t>
-            </w:r>
-          </w:p>
-          <w:p>
-            <w:pPr>
-              <w:spacing w:after="0"/>
-            </w:pPr>
-            <w:r>
-              <w:rPr>
-                <w:b w:val="0"/>
-                <w:i w:val="0"/>
-                <w:sz w:val="18"/>
-              </w:rPr>
-              <w:t>NLS-AT: Chỉ dùng ảnh, clip nhà trường cho phép</w:t>
+              <w:t>NLS-GT (Cơ bản 1): Gõ lên màn hình những việc HS kể được thành bảng chung theo thứ tự diễn ra trong buổi lễ.</w:t>
             </w:r>
           </w:p>
           <w:p>
@@ -2345,33 +2215,7 @@
                 <w:i w:val="0"/>
                 <w:sz w:val="18"/>
               </w:rPr>
-              <w:t>NLS-KT (Cơ bản 1): GV chiếu video/hình ảnh thực tế về “Ngày hội đọc sách của chúng em - tiết 1” từ nguồn đã kiểm duyệt để HS quan sát hiện tượng</w:t>
-            </w:r>
-          </w:p>
-          <w:p>
-            <w:pPr>
-              <w:spacing w:after="0"/>
-            </w:pPr>
-            <w:r>
-              <w:rPr>
-                <w:b w:val="0"/>
-                <w:i w:val="0"/>
-                <w:sz w:val="18"/>
-              </w:rPr>
-              <w:t>NLS-KT (Cơ bản 1): GV thao tác mẫu việc tra cứu hình ảnh/thông tin về “Ngày hội đọc sách của chúng em - tiết 1”</w:t>
-            </w:r>
-          </w:p>
-          <w:p>
-            <w:pPr>
-              <w:spacing w:after="0"/>
-            </w:pPr>
-            <w:r>
-              <w:rPr>
-                <w:b w:val="0"/>
-                <w:i w:val="0"/>
-                <w:sz w:val="18"/>
-              </w:rPr>
-              <w:t>NLS-AT: GV chọn sẵn nguồn học liệu; HS không tự truy cập Internet</w:t>
+              <w:t>NLS-KT (Cơ bản 1): Chiếu video/hình ảnh thực tế về “Ngày hội đọc sách của chúng em - tiết 1” từ nguồn đã kiểm duyệt.</w:t>
             </w:r>
           </w:p>
         </w:tc>
@@ -2602,33 +2446,7 @@
                 <w:i w:val="0"/>
                 <w:sz w:val="18"/>
               </w:rPr>
-              <w:t>NLS-GQVĐ (Cơ bản 1): GV chiếu đoạn phim ngắn quay các tình huống thật ở sân trường, cầu thang, hành lang rồi dừng hình đúng lúc nguy hiểm</w:t>
-            </w:r>
-          </w:p>
-          <w:p>
-            <w:pPr>
-              <w:spacing w:after="0"/>
-            </w:pPr>
-            <w:r>
-              <w:rPr>
-                <w:b w:val="0"/>
-                <w:i w:val="0"/>
-                <w:sz w:val="18"/>
-              </w:rPr>
-              <w:t>NLS-KT (Cơ bản 1): GV chiếu sơ đồ trường học vẽ trên máy, bấm tô màu những chỗ dễ xảy ra tai nạn (bậc thang, sân ướt</w:t>
-            </w:r>
-          </w:p>
-          <w:p>
-            <w:pPr>
-              <w:spacing w:after="0"/>
-            </w:pPr>
-            <w:r>
-              <w:rPr>
-                <w:b w:val="0"/>
-                <w:i w:val="0"/>
-                <w:sz w:val="18"/>
-              </w:rPr>
-              <w:t>NLS-AT: GV chiếu và cho HS đọc to số 114 chữa cháy</w:t>
+              <w:t>NLS-GQVĐ (Cơ bản 1): Chiếu đoạn phim ngắn quay các tình huống thật ở sân trường, cầu thang, hành lang.</w:t>
             </w:r>
           </w:p>
           <w:p>
@@ -2872,33 +2690,7 @@
                 <w:i w:val="0"/>
                 <w:sz w:val="18"/>
               </w:rPr>
-              <w:t>NLS-KT (Cơ bản 1): Ở bài “Giữ vệ sinh trường học”, GV chiếu ảnh hoặc clip ngắn sân trường sau một buổi hoạt động tập thể và ảnh sân trường sau khi</w:t>
-            </w:r>
-          </w:p>
-          <w:p>
-            <w:pPr>
-              <w:spacing w:after="0"/>
-            </w:pPr>
-            <w:r>
-              <w:rPr>
-                <w:b w:val="0"/>
-                <w:i w:val="0"/>
-                <w:sz w:val="18"/>
-              </w:rPr>
-              <w:t>NLS-GQVĐ (Cơ bản 1): GV chiếu các tình huống ở trường rồi cho HS chọn cách xử lí như bỏ vỏ sữa vào thùng rác, nhắc bạn không vứt giấy ra sân</w:t>
-            </w:r>
-          </w:p>
-          <w:p>
-            <w:pPr>
-              <w:spacing w:after="0"/>
-            </w:pPr>
-            <w:r>
-              <w:rPr>
-                <w:b w:val="0"/>
-                <w:i w:val="0"/>
-                <w:sz w:val="18"/>
-              </w:rPr>
-              <w:t>NLS-AT: Khi nhặt rác, HS đeo găng tay, chỉ nhặt giấy, vỏ hộp</w:t>
+              <w:t>NLS-KT (Cơ bản 1): Ở bài “Giữ vệ sinh trường học”, GV chiếu ảnh hoặc clip ngắn sân trường sau một buổi hoạt động tập thể.</w:t>
             </w:r>
           </w:p>
           <w:p>
@@ -3502,33 +3294,7 @@
                 <w:i w:val="0"/>
                 <w:sz w:val="18"/>
               </w:rPr>
-              <w:t>NLS-KT (Cơ bản 1): GV chiếu ảnh chụp thật một số nơi mua bán quen thuộc (chợ, siêu thị</w:t>
-            </w:r>
-          </w:p>
-          <w:p>
-            <w:pPr>
-              <w:spacing w:after="0"/>
-            </w:pPr>
-            <w:r>
-              <w:rPr>
-                <w:b w:val="0"/>
-                <w:i w:val="0"/>
-                <w:sz w:val="18"/>
-              </w:rPr>
-              <w:t>NLS-GQVĐ (Cơ bản 1): GV chiếu phóng to nhãn hàng hoá để HS đọc tên hàng, giá tiền, hạn sử dụng, mã vạch</w:t>
-            </w:r>
-          </w:p>
-          <w:p>
-            <w:pPr>
-              <w:spacing w:after="0"/>
-            </w:pPr>
-            <w:r>
-              <w:rPr>
-                <w:b w:val="0"/>
-                <w:i w:val="0"/>
-                <w:sz w:val="18"/>
-              </w:rPr>
-              <w:t>NLS-AT: GV nhắc HS: hàng bán trên mạng có ảnh rất đẹp nhưng không phải lúc nào cũng giống</w:t>
+              <w:t>NLS-GQVĐ (Cơ bản 1): Chiếu phóng to nhãn hàng hoá.</w:t>
             </w:r>
           </w:p>
           <w:p>
@@ -3772,33 +3538,7 @@
                 <w:i w:val="0"/>
                 <w:sz w:val="18"/>
               </w:rPr>
-              <w:t>NLS-GQVĐ (Cơ bản 1): GV chiếu video/hình ảnh thực tế về “Thực hành mua bán hàng hóa” từ nguồn đã kiểm duyệt để HS quan sát hiện tượng</w:t>
-            </w:r>
-          </w:p>
-          <w:p>
-            <w:pPr>
-              <w:spacing w:after="0"/>
-            </w:pPr>
-            <w:r>
-              <w:rPr>
-                <w:b w:val="0"/>
-                <w:i w:val="0"/>
-                <w:sz w:val="18"/>
-              </w:rPr>
-              <w:t>NLS-GQVĐ (Cơ bản 1): GV thao tác mẫu việc tra cứu hình ảnh/thông tin về “Thực hành mua bán hàng hóa”</w:t>
-            </w:r>
-          </w:p>
-          <w:p>
-            <w:pPr>
-              <w:spacing w:after="0"/>
-            </w:pPr>
-            <w:r>
-              <w:rPr>
-                <w:b w:val="0"/>
-                <w:i w:val="0"/>
-                <w:sz w:val="18"/>
-              </w:rPr>
-              <w:t>NLS-AT: GV chọn sẵn nguồn học liệu; HS không tự truy cập Internet</w:t>
+              <w:t>NLS-GQVĐ (Cơ bản 1): Chiếu video/hình ảnh thực tế về “Thực hành mua bán hàng hóa” từ nguồn đã kiểm duyệt.</w:t>
             </w:r>
           </w:p>
         </w:tc>
@@ -3913,7 +3653,7 @@
                 <w:i w:val="0"/>
                 <w:sz w:val="18"/>
               </w:rPr>
-              <w:t>NLS-KT (Cơ bản 1): GV chiếu bộ ảnh và phim ngắn về các loại đường và phương tiện giao thông ở nơi HS chưa từng tới: đường sắt, đường thuỷ</w:t>
+              <w:t>STEM: Các loại đường và phương tiện giao thông (TNXH – Mĩ thuật) — dạy thay cho tiết này.</w:t>
             </w:r>
           </w:p>
           <w:p>
@@ -3926,7 +3666,7 @@
                 <w:i w:val="0"/>
                 <w:sz w:val="18"/>
               </w:rPr>
-              <w:t>NLS-KT (Cơ bản 1): GV mở bản đồ số, phóng to xã, phường mình rồi chuyển sang chế độ ảnh đường phố để HS nhận ra các loại đường có ở địa</w:t>
+              <w:t>QPAN: Liên hệ công việc giữ gìn an ninh, trật tự, cứu hộ – cứu nạn của bộ đội, công an; nhắc HS chấp hành quy định an toàn.</w:t>
             </w:r>
           </w:p>
           <w:p>
@@ -3939,7 +3679,7 @@
                 <w:i w:val="0"/>
                 <w:sz w:val="18"/>
               </w:rPr>
-              <w:t>NLS-AT: GV nhắc HS: bản đồ và ảnh đường phố trên máy là để học</w:t>
+              <w:t>ATGT</w:t>
             </w:r>
           </w:p>
           <w:p>
@@ -3952,20 +3692,7 @@
                 <w:i w:val="0"/>
                 <w:sz w:val="18"/>
               </w:rPr>
-              <w:t>STEM: Các loại đường và phương tiện giao thông (TNXH – Mĩ thuật) — dạy thay cho tiết này.</w:t>
-            </w:r>
-          </w:p>
-          <w:p>
-            <w:pPr>
-              <w:spacing w:after="0"/>
-            </w:pPr>
-            <w:r>
-              <w:rPr>
-                <w:b w:val="0"/>
-                <w:i w:val="0"/>
-                <w:sz w:val="18"/>
-              </w:rPr>
-              <w:t>QPAN: Liên hệ công việc giữ gìn an ninh, trật tự, cứu hộ – cứu nạn của bộ đội, công an; nhắc HS chấp hành quy định an toàn.</w:t>
+              <w:t>ATGT: nhận biết một số biển báo và phương tiện giao thông quen thuộc; nêu việc cần làm để đi lại an toàn ở nơi mình sống.</w:t>
             </w:r>
           </w:p>
         </w:tc>
@@ -4196,33 +3923,7 @@
                 <w:i w:val="0"/>
                 <w:sz w:val="18"/>
               </w:rPr>
-              <w:t>NLS-KT (Cơ bản 1): GV mở bản đồ số kèm ảnh đường phố, cùng HS đi theo đường từ trường về nhà một vài bạn ngay trên màn hình và chỉ ra</w:t>
-            </w:r>
-          </w:p>
-          <w:p>
-            <w:pPr>
-              <w:spacing w:after="0"/>
-            </w:pPr>
-            <w:r>
-              <w:rPr>
-                <w:b w:val="0"/>
-                <w:i w:val="0"/>
-                <w:sz w:val="18"/>
-              </w:rPr>
-              <w:t>NLS-GQVĐ (Cơ bản 1): GV chiếu đoạn phim quay cảnh tham gia giao thông thật, dừng hình đúng lúc nguy hiểm và hỏi bạn nhỏ trong phim làm vậy đúng hay sai</w:t>
-            </w:r>
-          </w:p>
-          <w:p>
-            <w:pPr>
-              <w:spacing w:after="0"/>
-            </w:pPr>
-            <w:r>
-              <w:rPr>
-                <w:b w:val="0"/>
-                <w:i w:val="0"/>
-                <w:sz w:val="18"/>
-              </w:rPr>
-              <w:t>NLS-AT: GV nhắc HS: bản đồ trên máy chỉ đường nhưng người đi vẫn phải quan sát bằng mắt</w:t>
+              <w:t>NLS-KT (Cơ bản 1): Mở bản đồ số kèm ảnh đường phố.</w:t>
             </w:r>
           </w:p>
           <w:p>
@@ -4812,33 +4513,7 @@
                 <w:i w:val="0"/>
                 <w:sz w:val="18"/>
               </w:rPr>
-              <w:t>NLS-KT (Cơ bản 1): GV chiếu phim tài liệu ngắn về cây cối sống ở những nơi rất khác nhau: cây xương rồng giữa sa mạc, cây sen dưới ao</w:t>
-            </w:r>
-          </w:p>
-          <w:p>
-            <w:pPr>
-              <w:spacing w:after="0"/>
-            </w:pPr>
-            <w:r>
-              <w:rPr>
-                <w:b w:val="0"/>
-                <w:i w:val="0"/>
-                <w:sz w:val="18"/>
-              </w:rPr>
-              <w:t>NLS-GQVĐ (Cơ bản 1): GV chiếu trò chơi kéo mỗi cây về đúng nơi sống của nó (trên cạn, dưới nước) trên máy; HS nêu phương án</w:t>
-            </w:r>
-          </w:p>
-          <w:p>
-            <w:pPr>
-              <w:spacing w:after="0"/>
-            </w:pPr>
-            <w:r>
-              <w:rPr>
-                <w:b w:val="0"/>
-                <w:i w:val="0"/>
-                <w:sz w:val="18"/>
-              </w:rPr>
-              <w:t>NLS-AT: GV nói rõ đoạn phim lấy từ nguồn nào và nhắc HS trên mạng có nhiều ảnh cây</w:t>
+              <w:t>NLS-GQVĐ (Cơ bản 1): Chiếu trò chơi kéo mỗi cây về đúng nơi sống của nó (trên cạn, dưới nước) trên máy.</w:t>
             </w:r>
           </w:p>
         </w:tc>
@@ -5069,7 +4744,7 @@
                 <w:i w:val="0"/>
                 <w:sz w:val="18"/>
               </w:rPr>
-              <w:t>NLS-KT (Cơ bản 1): GV chiếu phim quay động vật ở đúng nơi sống của chúng: cá dưới biển sâu, chim trên vách núi, giun trong đất, lạc đà giữa sa mạc</w:t>
+              <w:t>NLS-KT (Cơ bản 1): Chiếu phim quay động vật ở đúng nơi sống của chúng.</w:t>
             </w:r>
           </w:p>
           <w:p>
@@ -5082,33 +4757,7 @@
                 <w:i w:val="0"/>
                 <w:sz w:val="18"/>
               </w:rPr>
-              <w:t>NLS-GQVĐ (Cơ bản 1): Ở phần bài học</w:t>
-            </w:r>
-          </w:p>
-          <w:p>
-            <w:pPr>
-              <w:spacing w:after="0"/>
-            </w:pPr>
-            <w:r>
-              <w:rPr>
-                <w:b w:val="0"/>
-                <w:i w:val="0"/>
-                <w:sz w:val="18"/>
-              </w:rPr>
-              <w:t>STEM: HS làm mô hình nơi sống của một con vật</w:t>
-            </w:r>
-          </w:p>
-          <w:p>
-            <w:pPr>
-              <w:spacing w:after="0"/>
-            </w:pPr>
-            <w:r>
-              <w:rPr>
-                <w:b w:val="0"/>
-                <w:i w:val="0"/>
-                <w:sz w:val="18"/>
-              </w:rPr>
-              <w:t>NLS-AT: GV kiểm tra trước nội dung phim để tránh cảnh săn mồi gây sợ hãi cho HS lớp</w:t>
+              <w:t>STEM: Nơi sống của động vật (TNXH – Mĩ thuật) — dạy thay cho tiết này.</w:t>
             </w:r>
           </w:p>
         </w:tc>
@@ -5377,33 +5026,7 @@
                 <w:i w:val="0"/>
                 <w:sz w:val="18"/>
               </w:rPr>
-              <w:t>NLS-GQVĐ (Cơ bản 1): GV chiếu cặp ảnh chụp cùng một khu rừng, một dòng sông lúc còn xanh tốt và lúc bị chặt phá, bị đổ rác; HS quan sát</w:t>
-            </w:r>
-          </w:p>
-          <w:p>
-            <w:pPr>
-              <w:spacing w:after="0"/>
-            </w:pPr>
-            <w:r>
-              <w:rPr>
-                <w:b w:val="0"/>
-                <w:i w:val="0"/>
-                <w:sz w:val="18"/>
-              </w:rPr>
-              <w:t>NLS-GT (Cơ bản 1): GV cùng HS làm một tấm áp phích trên máy bằng ảnh và các khẩu hiệu do chính các em nghĩ ra</w:t>
-            </w:r>
-          </w:p>
-          <w:p>
-            <w:pPr>
-              <w:spacing w:after="0"/>
-            </w:pPr>
-            <w:r>
-              <w:rPr>
-                <w:b w:val="0"/>
-                <w:i w:val="0"/>
-                <w:sz w:val="18"/>
-              </w:rPr>
-              <w:t>NLS-AT: Ảnh dùng làm áp phích phải là ảnh cảnh vật lấy từ nguồn rõ ràng</w:t>
+              <w:t>NLS-GQVĐ (Cơ bản 1): Chiếu cặp ảnh chụp cùng một khu rừng, một dòng sông lúc còn xanh tốt và lúc bị chặt phá, bị đổ rác.</w:t>
             </w:r>
           </w:p>
           <w:p>
@@ -5761,33 +5384,7 @@
                 <w:i w:val="0"/>
                 <w:sz w:val="18"/>
               </w:rPr>
-              <w:t>NLS-KT (Cơ bản 1): GV chiếu video/hình ảnh thực tế về “Thực vật và động vật quanh em” từ nguồn đã kiểm duyệt để HS quan sát hiện tượng</w:t>
-            </w:r>
-          </w:p>
-          <w:p>
-            <w:pPr>
-              <w:spacing w:after="0"/>
-            </w:pPr>
-            <w:r>
-              <w:rPr>
-                <w:b w:val="0"/>
-                <w:i w:val="0"/>
-                <w:sz w:val="18"/>
-              </w:rPr>
-              <w:t>NLS-KT (Cơ bản 1): GV thao tác mẫu việc tra cứu hình ảnh/thông tin về “Thực vật và động vật quanh em”</w:t>
-            </w:r>
-          </w:p>
-          <w:p>
-            <w:pPr>
-              <w:spacing w:after="0"/>
-            </w:pPr>
-            <w:r>
-              <w:rPr>
-                <w:b w:val="0"/>
-                <w:i w:val="0"/>
-                <w:sz w:val="18"/>
-              </w:rPr>
-              <w:t>NLS-AT: GV chọn sẵn nguồn học liệu; HS không tự truy cập Internet</w:t>
+              <w:t>NLS-KT (Cơ bản 1): Chiếu video/hình ảnh thực tế về “Thực vật và động vật quanh em” từ nguồn đã kiểm duyệt.</w:t>
             </w:r>
           </w:p>
         </w:tc>
@@ -6479,33 +6076,7 @@
                 <w:i w:val="0"/>
                 <w:sz w:val="18"/>
               </w:rPr>
-              <w:t>NLS-KT (Cơ bản 1): GV chiếu mô hình cơ thể người ba chiều trên máy, xoay và bóc từng lớp cho HS nhìn thấy xương, cơ, khớp nằm ở đâu</w:t>
-            </w:r>
-          </w:p>
-          <w:p>
-            <w:pPr>
-              <w:spacing w:after="0"/>
-            </w:pPr>
-            <w:r>
-              <w:rPr>
-                <w:b w:val="0"/>
-                <w:i w:val="0"/>
-                <w:sz w:val="18"/>
-              </w:rPr>
-              <w:t>NLS-GQVĐ (Cơ bản 1): GV dùng sơ đồ tương tác: HS nêu tên bộ phận, GV bấm thì bộ phận đó sáng lên trên mô hình</w:t>
-            </w:r>
-          </w:p>
-          <w:p>
-            <w:pPr>
-              <w:spacing w:after="0"/>
-            </w:pPr>
-            <w:r>
-              <w:rPr>
-                <w:b w:val="0"/>
-                <w:i w:val="0"/>
-                <w:sz w:val="18"/>
-              </w:rPr>
-              <w:t>NLS-AT: GV chọn hình ảnh cơ thể người phù hợp lứa tuổi</w:t>
+              <w:t>NLS-GQVĐ (Cơ bản 1): Dùng sơ đồ tương tác: HS nêu tên bộ phận, GV bấm thì bộ phận đó sáng lên trên mô hình.</w:t>
             </w:r>
           </w:p>
           <w:p>
@@ -6762,33 +6333,7 @@
                 <w:i w:val="0"/>
                 <w:sz w:val="18"/>
               </w:rPr>
-              <w:t>NLS-AT (Cơ bản 1): GV chiếu video/hình ảnh thực tế về “Chăm sóc, bảo vệ cơ quan vận động” từ nguồn đã kiểm duyệt để HS quan sát hiện tượng</w:t>
-            </w:r>
-          </w:p>
-          <w:p>
-            <w:pPr>
-              <w:spacing w:after="0"/>
-            </w:pPr>
-            <w:r>
-              <w:rPr>
-                <w:b w:val="0"/>
-                <w:i w:val="0"/>
-                <w:sz w:val="18"/>
-              </w:rPr>
-              <w:t>NLS-AT (Cơ bản 1): GV thao tác mẫu việc tra cứu hình ảnh/thông tin về “Chăm sóc, bảo vệ cơ quan vận động”</w:t>
-            </w:r>
-          </w:p>
-          <w:p>
-            <w:pPr>
-              <w:spacing w:after="0"/>
-            </w:pPr>
-            <w:r>
-              <w:rPr>
-                <w:b w:val="0"/>
-                <w:i w:val="0"/>
-                <w:sz w:val="18"/>
-              </w:rPr>
-              <w:t>NLS-AT: GV chọn sẵn nguồn học liệu; HS không tự truy cập Internet</w:t>
+              <w:t>NLS-AT (Cơ bản 1): Chiếu video/hình ảnh thực tế về “Chăm sóc, bảo vệ cơ quan vận động” từ nguồn đã kiểm duyệt.</w:t>
             </w:r>
           </w:p>
           <w:p>
@@ -7032,33 +6577,7 @@
                 <w:i w:val="0"/>
                 <w:sz w:val="18"/>
               </w:rPr>
-              <w:t>NLS-KT (Cơ bản 1): GV chiếu mô hình ba chiều lồng ngực và bật hình động cho hai lá phổi phồng lên - xẹp xuống theo nhịp thở</w:t>
-            </w:r>
-          </w:p>
-          <w:p>
-            <w:pPr>
-              <w:spacing w:after="0"/>
-            </w:pPr>
-            <w:r>
-              <w:rPr>
-                <w:b w:val="0"/>
-                <w:i w:val="0"/>
-                <w:sz w:val="18"/>
-              </w:rPr>
-              <w:t>NLS-GQVĐ (Cơ bản 1): GV chiếu mô phỏng không khí sạch và không khí có khói bụi đi vào phổi để HS thấy vì sao phải tránh khói thuốc, khói bếp</w:t>
-            </w:r>
-          </w:p>
-          <w:p>
-            <w:pPr>
-              <w:spacing w:after="0"/>
-            </w:pPr>
-            <w:r>
-              <w:rPr>
-                <w:b w:val="0"/>
-                <w:i w:val="0"/>
-                <w:sz w:val="18"/>
-              </w:rPr>
-              <w:t>NLS-AT: GV chọn hình ảnh phù hợp lứa tuổi từ tài liệu học tập chính thức</w:t>
+              <w:t>NLS-KT (Cơ bản 1): Chiếu mô hình ba chiều lồng ngực và bật hình động cho hai lá phổi phồng lên.</w:t>
             </w:r>
           </w:p>
           <w:p>
@@ -7302,33 +6821,7 @@
                 <w:i w:val="0"/>
                 <w:sz w:val="18"/>
               </w:rPr>
-              <w:t>NLS-AT (Cơ bản 1): GV chiếu video/hình ảnh thực tế về “Chăm sóc, bảo vệ cơ quan hô hấp” từ nguồn đã kiểm duyệt để HS quan sát hiện tượng</w:t>
-            </w:r>
-          </w:p>
-          <w:p>
-            <w:pPr>
-              <w:spacing w:after="0"/>
-            </w:pPr>
-            <w:r>
-              <w:rPr>
-                <w:b w:val="0"/>
-                <w:i w:val="0"/>
-                <w:sz w:val="18"/>
-              </w:rPr>
-              <w:t>NLS-AT (Cơ bản 1): GV thao tác mẫu việc tra cứu hình ảnh/thông tin về “Chăm sóc, bảo vệ cơ quan hô hấp”</w:t>
-            </w:r>
-          </w:p>
-          <w:p>
-            <w:pPr>
-              <w:spacing w:after="0"/>
-            </w:pPr>
-            <w:r>
-              <w:rPr>
-                <w:b w:val="0"/>
-                <w:i w:val="0"/>
-                <w:sz w:val="18"/>
-              </w:rPr>
-              <w:t>NLS-AT: GV chọn sẵn nguồn học liệu; HS không tự truy cập Internet</w:t>
+              <w:t>NLS-AT (Cơ bản 1): Chiếu video/hình ảnh thực tế về “Chăm sóc, bảo vệ cơ quan hô hấp” từ nguồn đã kiểm duyệt.</w:t>
             </w:r>
           </w:p>
           <w:p>
@@ -7585,33 +7078,7 @@
                 <w:i w:val="0"/>
                 <w:sz w:val="18"/>
               </w:rPr>
-              <w:t>NLS-KT (Cơ bản 1): GV chiếu mô hình ba chiều cơ quan bài tiết nước tiểu, xoay để HS nhìn thấy hai quả thận nằm ở đâu trong cơ thể và bật</w:t>
-            </w:r>
-          </w:p>
-          <w:p>
-            <w:pPr>
-              <w:spacing w:after="0"/>
-            </w:pPr>
-            <w:r>
-              <w:rPr>
-                <w:b w:val="0"/>
-                <w:i w:val="0"/>
-                <w:sz w:val="18"/>
-              </w:rPr>
-              <w:t>NLS-GQVĐ (Cơ bản 1): GV dùng sơ đồ tương tác: HS nêu tên bộ phận, GV bấm cho bộ phận đó sáng lên và hiện dòng chữ nói bộ phận ấy làm</w:t>
-            </w:r>
-          </w:p>
-          <w:p>
-            <w:pPr>
-              <w:spacing w:after="0"/>
-            </w:pPr>
-            <w:r>
-              <w:rPr>
-                <w:b w:val="0"/>
-                <w:i w:val="0"/>
-                <w:sz w:val="18"/>
-              </w:rPr>
-              <w:t>NLS-AT: GV dùng hình vẽ, mô hình học tập chính thức của lứa tuổi tiểu học</w:t>
+              <w:t>NLS-KT (Cơ bản 1): Chiếu mô hình ba chiều cơ quan bài tiết nước tiểu, xoay.</w:t>
             </w:r>
           </w:p>
           <w:p>
@@ -7855,33 +7322,7 @@
                 <w:i w:val="0"/>
                 <w:sz w:val="18"/>
               </w:rPr>
-              <w:t>NLS-GQVĐ (Cơ bản 1): GV chiếu video/hình ảnh thực tế về “Chăm sóc, bảo vệ cơ quan bài tiết nước tiểu” từ nguồn đã kiểm duyệt để HS quan sát hiện tượng</w:t>
-            </w:r>
-          </w:p>
-          <w:p>
-            <w:pPr>
-              <w:spacing w:after="0"/>
-            </w:pPr>
-            <w:r>
-              <w:rPr>
-                <w:b w:val="0"/>
-                <w:i w:val="0"/>
-                <w:sz w:val="18"/>
-              </w:rPr>
-              <w:t>NLS-GQVĐ (Cơ bản 1): GV thao tác mẫu việc tra cứu hình ảnh/thông tin về “Chăm sóc, bảo vệ cơ quan bài tiết nước tiểu”</w:t>
-            </w:r>
-          </w:p>
-          <w:p>
-            <w:pPr>
-              <w:spacing w:after="0"/>
-            </w:pPr>
-            <w:r>
-              <w:rPr>
-                <w:b w:val="0"/>
-                <w:i w:val="0"/>
-                <w:sz w:val="18"/>
-              </w:rPr>
-              <w:t>NLS-AT: GV chọn sẵn nguồn học liệu; HS không tự truy cập Internet</w:t>
+              <w:t>NLS-GQVĐ (Cơ bản 1): Chiếu video/hình ảnh thực tế về “Chăm sóc, bảo vệ cơ quan bài tiết nước tiểu” từ nguồn đã kiểm duyệt.</w:t>
             </w:r>
           </w:p>
           <w:p>
@@ -8472,33 +7913,7 @@
                 <w:i w:val="0"/>
                 <w:sz w:val="18"/>
               </w:rPr>
-              <w:t>NLS-KT (Cơ bản 1): GV chiếu phim tua nhanh cảnh một khu vườn, một cánh đồng đổi thay qua bốn mùa chỉ trong vài chục giây — điều mà cả năm quan</w:t>
-            </w:r>
-          </w:p>
-          <w:p>
-            <w:pPr>
-              <w:spacing w:after="0"/>
-            </w:pPr>
-            <w:r>
-              <w:rPr>
-                <w:b w:val="0"/>
-                <w:i w:val="0"/>
-                <w:sz w:val="18"/>
-              </w:rPr>
-              <w:t>NLS-GQVĐ (Cơ bản 1): GV mở bản tin dự báo thời tiết trên máy, chiếu nhiệt độ và biểu tượng nắng - mưa của địa phương mình trong tuần</w:t>
-            </w:r>
-          </w:p>
-          <w:p>
-            <w:pPr>
-              <w:spacing w:after="0"/>
-            </w:pPr>
-            <w:r>
-              <w:rPr>
-                <w:b w:val="0"/>
-                <w:i w:val="0"/>
-                <w:sz w:val="18"/>
-              </w:rPr>
-              <w:t>NLS-AT: GV nhắc HS chỉ tin bản tin thời tiết của cơ quan nhà nước và đài truyền hình</w:t>
+              <w:t>NLS-KT (Cơ bản 1): Chiếu phim tua nhanh cảnh một khu vườn, một cánh đồng đổi thay qua bốn mùa chỉ trong vài chục giây.</w:t>
             </w:r>
           </w:p>
           <w:p>
@@ -8742,33 +8157,7 @@
                 <w:i w:val="0"/>
                 <w:sz w:val="18"/>
               </w:rPr>
-              <w:t>NLS-KT (Cơ bản 1): GV chiếu phim tư liệu ngắn về bão, lũ, hạn hán, giông sét để HS thấy sức mạnh của thiên tai mà lời kể không tả hết</w:t>
-            </w:r>
-          </w:p>
-          <w:p>
-            <w:pPr>
-              <w:spacing w:after="0"/>
-            </w:pPr>
-            <w:r>
-              <w:rPr>
-                <w:b w:val="0"/>
-                <w:i w:val="0"/>
-                <w:sz w:val="18"/>
-              </w:rPr>
-              <w:t>NLS-GQVĐ (Cơ bản 1): GV chiếu một bản tin cảnh báo thiên tai thật, chỉ cho HS thấy người ta báo trước bao lâu và khuyên làm những gì</w:t>
-            </w:r>
-          </w:p>
-          <w:p>
-            <w:pPr>
-              <w:spacing w:after="0"/>
-            </w:pPr>
-            <w:r>
-              <w:rPr>
-                <w:b w:val="0"/>
-                <w:i w:val="0"/>
-                <w:sz w:val="18"/>
-              </w:rPr>
-              <w:t>NLS-AT: GV chọn đoạn phim vừa sức, tránh cảnh thương vong gây ám ảnh</w:t>
+              <w:t>NLS-GQVĐ (Cơ bản 1): Chiếu một bản tin cảnh báo thiên tai thật, chỉ cho HS thấy người ta báo trước bao lâu.</w:t>
             </w:r>
           </w:p>
           <w:p>
@@ -9012,33 +8401,7 @@
                 <w:i w:val="0"/>
                 <w:sz w:val="18"/>
               </w:rPr>
-              <w:t>NLS-KT (Cơ bản 1): GV chiếu video/hình ảnh thực tế về “Luyện tập ứng phó với thiên tai” từ nguồn đã kiểm duyệt để HS quan sát hiện tượng</w:t>
-            </w:r>
-          </w:p>
-          <w:p>
-            <w:pPr>
-              <w:spacing w:after="0"/>
-            </w:pPr>
-            <w:r>
-              <w:rPr>
-                <w:b w:val="0"/>
-                <w:i w:val="0"/>
-                <w:sz w:val="18"/>
-              </w:rPr>
-              <w:t>NLS-KT (Cơ bản 1): GV thao tác mẫu việc tra cứu hình ảnh/thông tin về “Luyện tập ứng phó với thiên tai”</w:t>
-            </w:r>
-          </w:p>
-          <w:p>
-            <w:pPr>
-              <w:spacing w:after="0"/>
-            </w:pPr>
-            <w:r>
-              <w:rPr>
-                <w:b w:val="0"/>
-                <w:i w:val="0"/>
-                <w:sz w:val="18"/>
-              </w:rPr>
-              <w:t>NLS-AT: GV chọn sẵn nguồn học liệu; HS không tự truy cập Internet</w:t>
+              <w:t>NLS-KT (Cơ bản 1): Chiếu video/hình ảnh thực tế về “Luyện tập ứng phó với thiên tai” từ nguồn đã kiểm duyệt.</w:t>
             </w:r>
           </w:p>
           <w:p>

--- a/assets/docs/lop2/Tu nhien va Xa hoi - Lop 2.docx
+++ b/assets/docs/lop2/Tu nhien va Xa hoi - Lop 2.docx
@@ -585,7 +585,7 @@
                 <w:i w:val="0"/>
                 <w:sz w:val="20"/>
               </w:rPr>
-              <w:t>Bài 1: CÁC THẾ HỆ TRONG GIA ĐÌNH - TIẾT 1</w:t>
+              <w:t>Bài 1. Các thế hệ trong gia đình (Tiết 1)</w:t>
             </w:r>
           </w:p>
         </w:tc>
@@ -624,7 +624,7 @@
                 <w:i w:val="0"/>
                 <w:sz w:val="18"/>
               </w:rPr>
-              <w:t>NLS-ST (Cơ bản 1): Chiếu sơ đồ thế hệ dựng sẵn trên máy cho bài “Các thế hệ trong gia đình”.</w:t>
+              <w:t>Tích hợp AI; YCCĐ 2.A2.1: HS nhận biết một số thiết bị thông minh có ứng dụng AI như robot hút bụi, loa thông minh có thể hỗ trợ các thế hệ trong nhà tiện nghi hơn; tuy nhiên thiết bị chỉ hỗ trợ một số việc, con người vẫn cần trực tiếp yêu thương, trò chuyện, quan tâm và chăm sóc nhau; Năng lực số 3.1 CB1a: HS đọc tên các thành viên để GV nhập vào sơ đồ trên máy, xem sơ đồ hiện lên và giới thiệu được gia đình mình có mấy thế hệ</w:t>
             </w:r>
           </w:p>
           <w:p>
@@ -713,7 +713,7 @@
                 <w:i w:val="0"/>
                 <w:sz w:val="20"/>
               </w:rPr>
-              <w:t>Bài 1: CÁC THẾ HỆ TRONG GIA ĐÌNH - TIẾT 2</w:t>
+              <w:t>Bài 1. Các thế hệ trong gia đình (Tiết 2)</w:t>
             </w:r>
           </w:p>
         </w:tc>
@@ -752,6 +752,7 @@
                 <w:i w:val="0"/>
                 <w:sz w:val="18"/>
               </w:rPr>
+              <w:t>Tích hợp AI; YCCĐ 2.A2.1: HS nhận biết robot hút bụi, loa thông minh hoặc thiết bị nhắc việc trong gia đình có thể hỗ trợ người lớn tuổi và các thế hệ trong nhà tiện nghi hơn; HS biết thiết bị thông minh không thay thế tình cảm, lời hỏi han và sự chăm sóc trực tiếp của con người; Năng lực số 3.1 CB1a: HS đọc tên các thành viên để GV nhập vào sơ đồ trên máy, xem sơ đồ hiện lên và giới thiệu được gia đình mình có mấy thế hệ</w:t>
             </w:r>
           </w:p>
         </w:tc>
@@ -829,7 +830,7 @@
                 <w:i w:val="0"/>
                 <w:sz w:val="20"/>
               </w:rPr>
-              <w:t>Bài 2: NGHỀ NGHIỆP CỦA NGƯỜI LỚN TRONG GIA ĐÌNH - TIẾT 1</w:t>
+              <w:t>Bài 2. Nghề nghiệp của người lớn trong gia đình (Tiết 1)</w:t>
             </w:r>
           </w:p>
         </w:tc>
@@ -868,7 +869,7 @@
                 <w:i w:val="0"/>
                 <w:sz w:val="18"/>
               </w:rPr>
-              <w:t>NLS-KT (Cơ bản 1): Chiếu bộ ảnh và đoạn phim ngắn về những nghề của bài “Nghề nghiệp của người lớn trong gia đình”.</w:t>
+              <w:t>Năng lực số 5.2 CB1a: HS kể được một số máy móc, thiết bị số giúp người lớn làm nghề của mình</w:t>
             </w:r>
           </w:p>
           <w:p>
@@ -970,7 +971,7 @@
                 <w:i w:val="0"/>
                 <w:sz w:val="20"/>
               </w:rPr>
-              <w:t>Bài 2: NGHỀ NGHIỆP CỦA NGƯỜI LỚN TRONG GIA ĐÌNH - TIẾT 2</w:t>
+              <w:t>Bài 2. Nghề nghiệp của người lớn trong gia đình (Tiết 2)</w:t>
             </w:r>
           </w:p>
         </w:tc>
@@ -1009,6 +1010,7 @@
                 <w:i w:val="0"/>
                 <w:sz w:val="18"/>
               </w:rPr>
+              <w:t>Tích hợp AI; YCCĐ 2.A1.1: HS biết AI/công cụ tìm kiếm giọng nói có thể hỗ trợ thu thập thông tin nghề nghiệp nhưng chỉ dùng dưới sự hướng dẫn của GV/người lớn, không nhập thông tin riêng tư và cần kiểm tra lại thông tin trước khi chia sẻ; Năng lực số 2.1 CB1a: HS đặt được một câu hỏi lịch sự cho khách mời qua cuộc gọi trực tuyến GV kết nối</w:t>
             </w:r>
           </w:p>
         </w:tc>
@@ -1086,7 +1088,7 @@
                 <w:i w:val="0"/>
                 <w:sz w:val="20"/>
               </w:rPr>
-              <w:t>Bài 3: PHÒNG TRÁNH NGỘ ĐỘC KHI Ở NHÀ - TIẾT 1</w:t>
+              <w:t>Bài 3. Phòng tránh ngộ độc khi ở nhà (Tiết 1)</w:t>
             </w:r>
           </w:p>
         </w:tc>
@@ -1125,7 +1127,7 @@
                 <w:i w:val="0"/>
                 <w:sz w:val="18"/>
               </w:rPr>
-              <w:t>NLS-GQVĐ (Cơ bản 1): Chiếu lần lượt các tình huống trong nhà và cho HS chọn nhanh trên màn hình.</w:t>
+              <w:t>Tích hợp AI; YCCĐ 2.C3.1: HS tìm hiểu cách AI có thể hỗ trợ phân loại thức ăn tươi/hỏng dựa trên hình ảnh để phòng tránh ngộ độc; biết kết quả AI chỉ là gợi ý ban đầu, con người vẫn phải quan sát, ngửi, kiểm tra hạn sử dụng và hỏi người lớn trước khi sử dụng thực phẩm; Năng lực số 1.1 CB1b: HS nhận ra kí hiệu cảnh báo nguy hiểm trên màn hình và tìm được kí hiệu đó trên vỏ hộp thật</w:t>
             </w:r>
           </w:p>
           <w:p>
@@ -1214,7 +1216,7 @@
                 <w:i w:val="0"/>
                 <w:sz w:val="20"/>
               </w:rPr>
-              <w:t>Bài 3: PHÒNG TRÁNH NGỘ ĐỘC KHI Ở NHÀ - TIẾT 2</w:t>
+              <w:t>Bài 3. Phòng tránh ngộ độc khi ở nhà (Tiết 2)</w:t>
             </w:r>
           </w:p>
         </w:tc>
@@ -1253,6 +1255,7 @@
                 <w:i w:val="0"/>
                 <w:sz w:val="18"/>
               </w:rPr>
+              <w:t>Năng lực số 1.2 CB1a: HS phát hiện được độ tin cậy và độ chính xác của nguồn dữ liệu, thông tin và nội dung số đơn giản; biết thông tin về thực phẩm, thuốc hoặc cách xử lí khi có nguy cơ ngộ độc cần lấy từ nguồn tin cậy như GV, cha mẹ, bác sĩ, Bộ Y tế, nhãn sản phẩm rõ ràng và phải báo người lớn</w:t>
             </w:r>
           </w:p>
         </w:tc>
@@ -1330,7 +1333,7 @@
                 <w:i w:val="0"/>
                 <w:sz w:val="20"/>
               </w:rPr>
-              <w:t>Bài 4: GIỮ SẠCH NHÀ Ở - TIẾT 1</w:t>
+              <w:t>Bài 4. Giữ sạch nhà ở (Tiết 1)</w:t>
             </w:r>
           </w:p>
         </w:tc>
@@ -1369,7 +1372,7 @@
                 <w:i w:val="0"/>
                 <w:sz w:val="18"/>
               </w:rPr>
-              <w:t>NLS-KT (Cơ bản 1): Ở hoạt động Khám phá bài “Giữ sạch nhà ở”, GV chiếu phóng to tranh trong sách.</w:t>
+              <w:t>Tích hợp AI; YCCĐ 2.A2.2: HS hiểu rằng một số thiết bị thông minh/AI như robot hút bụi, robot lau nhà, máy rửa bát có thể hỗ trợ con người làm việc nhà, giúp giảm bớt sức lao động. Tuy nhiên, HS cần hiểu AI chỉ là công cụ hỗ trợ; con người vẫn phải biết tự dọn dẹp, kiểm tra kết quả và dùng thời gian được tiết kiệm để quan tâm, trò chuyện, sinh hoạt cùng người thân</w:t>
             </w:r>
           </w:p>
           <w:p>
@@ -1471,7 +1474,7 @@
                 <w:i w:val="0"/>
                 <w:sz w:val="20"/>
               </w:rPr>
-              <w:t>Bài 4: GIỮ SẠCH NHÀ Ở - TIẾT 2</w:t>
+              <w:t>Bài 4. Giữ sạch nhà ở (Tiết 2)</w:t>
             </w:r>
           </w:p>
         </w:tc>
@@ -1587,7 +1590,7 @@
                 <w:i w:val="0"/>
                 <w:sz w:val="20"/>
               </w:rPr>
-              <w:t>Bài 5: ÔN TẬP CHỦ ĐỀ GIA ĐÌNH - TIẾT 1</w:t>
+              <w:t>Bài 5. Ôn tập chủ đề Gia đình (Tiết 1)</w:t>
             </w:r>
           </w:p>
         </w:tc>
@@ -1626,6 +1629,7 @@
                 <w:i w:val="0"/>
                 <w:sz w:val="18"/>
               </w:rPr>
+              <w:t>Năng lực số 5.2 CB1b: HS trả lời câu hỏi ôn tập về chủ đề Gia đình và biết mình cần xem lại phần nào</w:t>
             </w:r>
           </w:p>
         </w:tc>
@@ -1701,7 +1705,7 @@
                 <w:i w:val="0"/>
                 <w:sz w:val="20"/>
               </w:rPr>
-              <w:t>Bài 5: ÔN TẬP CHỦ ĐỀ GIA ĐÌNH - TIẾT 2</w:t>
+              <w:t>Bài 5. Ôn tập chủ đề Gia đình (Tiết 2)</w:t>
             </w:r>
           </w:p>
         </w:tc>
@@ -1740,6 +1744,7 @@
                 <w:i w:val="0"/>
                 <w:sz w:val="18"/>
               </w:rPr>
+              <w:t>Tích hợp AI; YCCĐ 2.D1.1: HS hình thành ý tưởng về một thiết bị thông minh giúp gắn kết các thành viên trong gia đình, ví dụ “Robot nhắc nhở yêu thương” biết báo tin sinh nhật ông bà, nhắc cả nhà gọi điện hỏi thăm người thân hoặc nhắc các thành viên cùng dọn nhà. HS hiểu AI có thể hỗ trợ nhắc việc nhưng tình yêu thương, sự quan tâm và hành động chăm sóc vẫn do con người thực hiện; Năng lực số 5.2 CB1b: HS trả lời câu hỏi ôn tập về chủ đề Gia đình và biết mình cần xem lại phần nào</w:t>
             </w:r>
           </w:p>
         </w:tc>
@@ -1817,7 +1822,7 @@
                 <w:i w:val="0"/>
                 <w:sz w:val="20"/>
               </w:rPr>
-              <w:t>Bài 5: ÔN TẬP CHỦ ĐỀ GIA ĐÌNH - TIẾT 3</w:t>
+              <w:t>Bài 5. Ôn tập chủ đề Gia đình (Tiết 3)</w:t>
             </w:r>
           </w:p>
         </w:tc>
@@ -1856,6 +1861,7 @@
                 <w:i w:val="0"/>
                 <w:sz w:val="18"/>
               </w:rPr>
+              <w:t>Tích hợp AI; YCCĐ 2.D1.1: HS hình thành ý tưởng về một thiết bị thông minh có thể hỗ trợ gắn kết các thành viên trong gia đình. HS hiểu AI/thiết bị thông minh chỉ là công cụ nhắc nhở, hỗ trợ; tình yêu thương, sự quan tâm và hành động trực tiếp của con người vẫn là điều quan trọng nhất trong gia đình; Năng lực số 5.2 CB1b: HS trả lời câu hỏi ôn tập về chủ đề Gia đình và biết mình cần xem lại phần nào</w:t>
             </w:r>
           </w:p>
         </w:tc>
@@ -1932,7 +1938,7 @@
                 <w:i w:val="0"/>
                 <w:sz w:val="20"/>
               </w:rPr>
-              <w:t>Bài 6: CHÀO ĐÓN NGÀY KHAI GIẢNG - TIẾT 1</w:t>
+              <w:t>Bài 6. Chào đón ngày khai giảng (Tiết 1)</w:t>
             </w:r>
           </w:p>
         </w:tc>
@@ -1971,7 +1977,7 @@
                 <w:i w:val="0"/>
                 <w:sz w:val="18"/>
               </w:rPr>
-              <w:t>NLS-GT (Cơ bản 1): Gõ lên màn hình những việc HS kể được thành bảng chung theo thứ tự diễn ra trong buổi lễ.</w:t>
+              <w:t>Tích hợp AI; YCCĐ 2.A1.1: HS biết AI/tìm kiếm thông minh có thể hỗ trợ tìm hình ảnh, bài hát hoặc lời chúc về ngày khai giảng; HS cần chọn nội dung phù hợp, an toàn, không sao chép máy móc và không chia sẻ thông tin cá nhân khi sử dụng môi trường số dưới sự hướng dẫn của giáo viên, người lớn</w:t>
             </w:r>
           </w:p>
           <w:p>
@@ -2062,7 +2068,7 @@
                 <w:i w:val="0"/>
                 <w:sz w:val="20"/>
               </w:rPr>
-              <w:t>Bài 6: CHÀO ĐÓN NGÀY KHAI GIẢNG - TIẾT 2</w:t>
+              <w:t>Bài 6. Chào đón ngày khai giảng (Tiết 2)</w:t>
             </w:r>
           </w:p>
         </w:tc>
@@ -2101,6 +2107,7 @@
                 <w:i w:val="0"/>
                 <w:sz w:val="18"/>
               </w:rPr>
+              <w:t>Tích hợp AI; YCCĐ 2.A1.1: HS biết AI/công cụ tìm kiếm thông minh có thể gợi ý hình ảnh, bài hát, lời chúc về ngày khai giảng; HS cần lựa chọn nội dung phù hợp, dùng lời của mình và không chia sẻ thông tin cá nhân</w:t>
             </w:r>
           </w:p>
         </w:tc>
@@ -2176,7 +2183,7 @@
                 <w:i w:val="0"/>
                 <w:sz w:val="20"/>
               </w:rPr>
-              <w:t>Bài 7: NGÀY HỘI ĐỌC SÁCH CỦA CHÚNG EM - TIẾT 1</w:t>
+              <w:t>Bài 7. Ngày hội đọc sách của chúng em (Tiết 1)</w:t>
             </w:r>
           </w:p>
         </w:tc>
@@ -2215,7 +2222,7 @@
                 <w:i w:val="0"/>
                 <w:sz w:val="18"/>
               </w:rPr>
-              <w:t>NLS-KT (Cơ bản 1): Chiếu video/hình ảnh thực tế về “Ngày hội đọc sách của chúng em - tiết 1” từ nguồn đã kiểm duyệt.</w:t>
+              <w:t>Năng lực số 1.1 CB1a: HS xác định được nhu cầu thông tin, biết tìm kiếm tên sách hoặc chủ đề yêu thích bằng từ khóa đơn giản trên thư viện điện tử/kho sách thiếu nhi số dưới sự hướng dẫn của GV</w:t>
             </w:r>
           </w:p>
         </w:tc>
@@ -2293,7 +2300,7 @@
                 <w:i w:val="0"/>
                 <w:sz w:val="20"/>
               </w:rPr>
-              <w:t>Bài 7: NGÀY HỘI ĐỌC SÁCH CỦA CHÚNG EM - TIẾT 2</w:t>
+              <w:t>Bài 7. Ngày hội đọc sách của chúng em (Tiết 2)</w:t>
             </w:r>
           </w:p>
         </w:tc>
@@ -2332,6 +2339,7 @@
                 <w:i w:val="0"/>
                 <w:sz w:val="18"/>
               </w:rPr>
+              <w:t>Tích hợp AI; YCCĐ 2.A1.1: HS nhận biết thư viện thông minh/công cụ gợi ý sách có thể hỗ trợ đề xuất sách theo sở thích nhưng cần kiểm tra nội dung, nguồn và hỏi người lớn khi cần</w:t>
             </w:r>
           </w:p>
         </w:tc>
@@ -2407,7 +2415,7 @@
                 <w:i w:val="0"/>
                 <w:sz w:val="20"/>
               </w:rPr>
-              <w:t>Bài 8: AN TOÀN KHI Ở TRƯỜNG - TIẾT 1</w:t>
+              <w:t>Bài 8. An toàn khi ở trường (Tiết 1)</w:t>
             </w:r>
           </w:p>
         </w:tc>
@@ -2446,7 +2454,7 @@
                 <w:i w:val="0"/>
                 <w:sz w:val="18"/>
               </w:rPr>
-              <w:t>NLS-GQVĐ (Cơ bản 1): Chiếu đoạn phim ngắn quay các tình huống thật ở sân trường, cầu thang, hành lang.</w:t>
+              <w:t>Tích hợp AI; YCCĐ 2.A1.2: HS hiểu thiết bị/camera thông minh có thể hỗ trợ cảnh báo nguy hiểm nhưng con người vẫn phải kiểm tra, quyết định và giúp đỡ bạn; Năng lực số 5.2 CB1b: HS chọn được cách xử lí an toàn trong từng tình huống chiếu trên màn hình</w:t>
             </w:r>
           </w:p>
           <w:p>
@@ -2537,7 +2545,7 @@
                 <w:i w:val="0"/>
                 <w:sz w:val="20"/>
               </w:rPr>
-              <w:t>Bài 8: AN TOÀN KHI Ở TRƯỜNG - TIẾT 2</w:t>
+              <w:t>Bài 8. An toàn khi ở trường (Tiết 2)</w:t>
             </w:r>
           </w:p>
         </w:tc>
@@ -2576,6 +2584,7 @@
                 <w:i w:val="0"/>
                 <w:sz w:val="18"/>
               </w:rPr>
+              <w:t>Tích hợp AI; YCCĐ 2.A1.2: HS hiểu thiết bị/camera AI có thể hỗ trợ cảnh báo nguy hiểm nhưng con người vẫn phải kiểm tra, xử lí và giúp đỡ kịp thời; Năng lực số 5.2 CB1b: HS chọn được cách xử lí an toàn trong từng tình huống chiếu trên màn hình</w:t>
             </w:r>
           </w:p>
         </w:tc>
@@ -2651,7 +2660,7 @@
                 <w:i w:val="0"/>
                 <w:sz w:val="20"/>
               </w:rPr>
-              <w:t>Bài 9: GIỮ VỆ SINH TRƯỜNG HỌC TIẾT 1: GIỮ VỆ SINH TRƯỜNG HỌC</w:t>
+              <w:t>Bài 9. Giữ vệ sinh trường học (Tiết 1)</w:t>
             </w:r>
           </w:p>
         </w:tc>
@@ -2671,7 +2680,7 @@
                 <w:i w:val="0"/>
                 <w:sz w:val="20"/>
               </w:rPr>
-              <w:t>Tiết 18 (1 tiết)</w:t>
+              <w:t>Tiết 18 (2 tiết)</w:t>
             </w:r>
           </w:p>
         </w:tc>
@@ -2690,7 +2699,7 @@
                 <w:i w:val="0"/>
                 <w:sz w:val="18"/>
               </w:rPr>
-              <w:t>NLS-KT (Cơ bản 1): Ở bài “Giữ vệ sinh trường học”, GV chiếu ảnh hoặc clip ngắn sân trường sau một buổi hoạt động tập thể.</w:t>
+              <w:t>Tích hợp AI; YCCĐ 2.D1.1: HS đề xuất ý tưởng dùng máy thông minh để nhắc nhở các bạn bỏ rác đúng nơi quy định; hiểu AI chỉ hỗ trợ nhắc nhở, còn con người vẫn phải tự giác hành động đúng</w:t>
             </w:r>
           </w:p>
           <w:p>
@@ -2781,7 +2790,7 @@
                 <w:i w:val="0"/>
                 <w:sz w:val="20"/>
               </w:rPr>
-              <w:t>Bài 9: GIỮ VỆ SINH TRƯỜNG HỌC - TIẾT 2</w:t>
+              <w:t>Bài 9. Giữ vệ sinh trường học (Tiết 2)</w:t>
             </w:r>
           </w:p>
         </w:tc>
@@ -2801,7 +2810,7 @@
                 <w:i w:val="0"/>
                 <w:sz w:val="20"/>
               </w:rPr>
-              <w:t>Tiết 19 (1 tiết)</w:t>
+              <w:t>Tiết 19</w:t>
             </w:r>
           </w:p>
         </w:tc>
@@ -2820,20 +2829,7 @@
                 <w:i w:val="0"/>
                 <w:sz w:val="18"/>
               </w:rPr>
-              <w:t>QPAN: Giới thiệu tinh thần đoàn kết toàn dân tộc và sự hi sinh của các chiến sĩ cách mạng; kể việc làm của các chú bộ đội, công an giúp dân ở địa phương.</w:t>
-            </w:r>
-          </w:p>
-          <w:p>
-            <w:pPr>
-              <w:spacing w:after="0"/>
-            </w:pPr>
-            <w:r>
-              <w:rPr>
-                <w:b w:val="0"/>
-                <w:i w:val="0"/>
-                <w:sz w:val="18"/>
-              </w:rPr>
-              <w:t>KNS: KN tự chăm sóc bản thân: giữ vệ sinh, ăn uống, nghỉ ngơi điều độ.</w:t>
+              <w:t>Tích hợp AI; YCCĐ 2.D1.1: HS đề xuất ý tưởng dùng máy thông minh để nhắc nhở các bạn bỏ rác đúng nơi quy định; hiểu AI chỉ hỗ trợ nhận diện và nhắc nhở, con người vẫn phải tự giác hành động và kiểm tra</w:t>
             </w:r>
           </w:p>
         </w:tc>
@@ -2909,7 +2905,7 @@
                 <w:i w:val="0"/>
                 <w:sz w:val="20"/>
               </w:rPr>
-              <w:t>Bài 10: ÔN TẬP CHỦ ĐỀ TRƯỜNG HỌC - TIẾT 1</w:t>
+              <w:t>Bài 10. Ôn tập chủ đề Trường học (Tiết 1)</w:t>
             </w:r>
           </w:p>
         </w:tc>
@@ -2948,6 +2944,7 @@
                 <w:i w:val="0"/>
                 <w:sz w:val="18"/>
               </w:rPr>
+              <w:t>Năng lực số 4.1 CB1b: HS phân biệt được rủi ro và mối đe dọa đơn giản khi sử dụng thiết bị, nội dung trong môi trường số; nhận biết nguy cơ như sử dụng sai tư thế, tự ý mở nội dung lạ hoặc dùng thiết bị khi chưa được hướng dẫn; biết dừng thao tác và báo thầy cô/người lớn</w:t>
             </w:r>
           </w:p>
         </w:tc>
@@ -3025,7 +3022,7 @@
                 <w:i w:val="0"/>
                 <w:sz w:val="20"/>
               </w:rPr>
-              <w:t>Bài 10: ÔN TẬP CHỦ ĐỀ TRƯỜNG HỌC - TIẾT 2</w:t>
+              <w:t>Bài 10. Ôn tập chủ đề Trường học (Tiết 2)</w:t>
             </w:r>
           </w:p>
         </w:tc>
@@ -3064,6 +3061,7 @@
                 <w:i w:val="0"/>
                 <w:sz w:val="18"/>
               </w:rPr>
+              <w:t>Năng lực số 5.2 CB1b: HS trả lời câu hỏi ôn tập về chủ đề Trường học và tự sửa khi máy báo sai</w:t>
             </w:r>
           </w:p>
         </w:tc>
@@ -3139,7 +3137,7 @@
                 <w:i w:val="0"/>
                 <w:sz w:val="20"/>
               </w:rPr>
-              <w:t>Bài 10: ÔN TẬP CHỦ ĐỀ TRƯỜNG HỌC - TIẾT 3</w:t>
+              <w:t>Bài 10. Ôn tập chủ đề Trường học (Tiết 3)</w:t>
             </w:r>
           </w:p>
         </w:tc>
@@ -3178,6 +3176,7 @@
                 <w:i w:val="0"/>
                 <w:sz w:val="18"/>
               </w:rPr>
+              <w:t>Tích hợp AI; YCCĐ 2.C3.1: HS so sánh khả năng phân loại và sắp xếp dữ liệu hình ảnh về trường học của AI với cách phân loại của con người; biết kiểm tra và sửa kết quả chưa phù hợp; Năng lực số 5.2 CB1b: HS trả lời câu hỏi ôn tập về chủ đề Trường học và tự sửa khi máy báo sai</w:t>
             </w:r>
           </w:p>
         </w:tc>
@@ -3255,7 +3254,7 @@
                 <w:i w:val="0"/>
                 <w:sz w:val="20"/>
               </w:rPr>
-              <w:t>Bài 11: HOẠT ĐỘNG MUA BÁN HÀNG HÓA - TIẾT 1</w:t>
+              <w:t>Bài 11. Hoạt động mua bán hàng hoá (Tiết 1)</w:t>
             </w:r>
           </w:p>
         </w:tc>
@@ -3294,7 +3293,7 @@
                 <w:i w:val="0"/>
                 <w:sz w:val="18"/>
               </w:rPr>
-              <w:t>NLS-GQVĐ (Cơ bản 1): Chiếu phóng to nhãn hàng hoá.</w:t>
+              <w:t>Năng lực số 2.3 CB1a: HS nhận diện thanh toán số bằng mã QR và mua hàng trực tuyến là những dịch vụ số đơn giản; biết chỉ quan sát, sử dụng dưới sự hướng dẫn của người lớn và không cung cấp thông tin cá nhân</w:t>
             </w:r>
           </w:p>
           <w:p>
@@ -3383,7 +3382,7 @@
                 <w:i w:val="0"/>
                 <w:sz w:val="20"/>
               </w:rPr>
-              <w:t>Bài 11: HOẠT ĐỘNG MUA BÁN HÀNG HÓA - TIẾT 2</w:t>
+              <w:t>Bài 11. Hoạt động mua bán hàng hoá (Tiết 2)</w:t>
             </w:r>
           </w:p>
         </w:tc>
@@ -3422,6 +3421,7 @@
                 <w:i w:val="0"/>
                 <w:sz w:val="18"/>
               </w:rPr>
+              <w:t>Năng lực số 2.3 CB1a: HS nhận diện thanh toán số, mua hàng trực tuyến là dịch vụ số đơn giản; biết sử dụng an toàn dưới sự hướng dẫn của người lớn; Tích hợp AI; YCCĐ 2.A3.1: HS hiểu một số trang mua hàng có thể dùng AI ghi nhận lựa chọn để gợi ý sản phẩm; biết AI chỉ gợi ý, con người phải tự kiểm tra và quyết định</w:t>
             </w:r>
           </w:p>
         </w:tc>
@@ -3499,7 +3499,7 @@
                 <w:i w:val="0"/>
                 <w:sz w:val="20"/>
               </w:rPr>
-              <w:t>Bài 12. THỰC HÀNH MUA BÁN HÀNG HÓA (1 tiết)</w:t>
+              <w:t>Bài 12. Thực hành mua bán hàng hoá</w:t>
             </w:r>
           </w:p>
         </w:tc>
@@ -3538,7 +3538,7 @@
                 <w:i w:val="0"/>
                 <w:sz w:val="18"/>
               </w:rPr>
-              <w:t>NLS-GQVĐ (Cơ bản 1): Chiếu video/hình ảnh thực tế về “Thực hành mua bán hàng hóa” từ nguồn đã kiểm duyệt.</w:t>
+              <w:t>Năng lực số 5.2 CB1b: Nhận ra được các công cụ số đơn giản và các giải pháp công nghệ có thể có để giải quyết những nhu cầu đó. HS nhận biết công cụ số đơn giản có thể hỗ trợ xem giá, so sánh và lựa chọn hàng hóa theo nhu cầu; biết mua bán văn minh, tiết kiệm; Tích hợp AI; YCCĐ 2.A2.1: HS nhận biết các công cụ thông minh (quét mã vạch) hỗ trợ tính tiền nhanh và chính xác</w:t>
             </w:r>
           </w:p>
         </w:tc>
@@ -3614,7 +3614,7 @@
                 <w:i w:val="0"/>
                 <w:sz w:val="20"/>
               </w:rPr>
-              <w:t>Bài 13. HOẠT ĐỘNG GIAO THÔNG (Tiết 1)</w:t>
+              <w:t>Bài 13. Hoạt động giao thông (Tiết 1)</w:t>
             </w:r>
           </w:p>
         </w:tc>
@@ -3653,6 +3653,32 @@
                 <w:i w:val="0"/>
                 <w:sz w:val="18"/>
               </w:rPr>
+              <w:t>Tích hợp AI; YCCĐ 2.A1.2: HS nhận biết các phương tiện giao thông thông minh (AI) vẫn cần con người giám sát an toàn</w:t>
+            </w:r>
+          </w:p>
+          <w:p>
+            <w:pPr>
+              <w:spacing w:after="0"/>
+            </w:pPr>
+            <w:r>
+              <w:rPr>
+                <w:b w:val="0"/>
+                <w:i w:val="0"/>
+                <w:sz w:val="18"/>
+              </w:rPr>
+              <w:t>NLS: Năng lực số 1.1 CB1b: HS gọi tên được các phương tiện giao thông và loại đường tương ứng</w:t>
+            </w:r>
+          </w:p>
+          <w:p>
+            <w:pPr>
+              <w:spacing w:after="0"/>
+            </w:pPr>
+            <w:r>
+              <w:rPr>
+                <w:b w:val="0"/>
+                <w:i w:val="0"/>
+                <w:sz w:val="18"/>
+              </w:rPr>
               <w:t>STEM: Các loại đường và phương tiện giao thông (TNXH – Mĩ thuật) — dạy thay cho tiết này.</w:t>
             </w:r>
           </w:p>
@@ -3667,32 +3693,6 @@
                 <w:sz w:val="18"/>
               </w:rPr>
               <w:t>QPAN: Liên hệ công việc giữ gìn an ninh, trật tự, cứu hộ – cứu nạn của bộ đội, công an; nhắc HS chấp hành quy định an toàn.</w:t>
-            </w:r>
-          </w:p>
-          <w:p>
-            <w:pPr>
-              <w:spacing w:after="0"/>
-            </w:pPr>
-            <w:r>
-              <w:rPr>
-                <w:b w:val="0"/>
-                <w:i w:val="0"/>
-                <w:sz w:val="18"/>
-              </w:rPr>
-              <w:t>ATGT</w:t>
-            </w:r>
-          </w:p>
-          <w:p>
-            <w:pPr>
-              <w:spacing w:after="0"/>
-            </w:pPr>
-            <w:r>
-              <w:rPr>
-                <w:b w:val="0"/>
-                <w:i w:val="0"/>
-                <w:sz w:val="18"/>
-              </w:rPr>
-              <w:t>ATGT: nhận biết một số biển báo và phương tiện giao thông quen thuộc; nêu việc cần làm để đi lại an toàn ở nơi mình sống.</w:t>
             </w:r>
           </w:p>
         </w:tc>
@@ -3770,7 +3770,7 @@
                 <w:i w:val="0"/>
                 <w:sz w:val="20"/>
               </w:rPr>
-              <w:t>Bài 13. HOẠT ĐỘNG GIAO THÔNG (Tiết 2)</w:t>
+              <w:t>Bài 13. Hoạt động giao thông (Tiết 2)</w:t>
             </w:r>
           </w:p>
         </w:tc>
@@ -3809,6 +3809,20 @@
                 <w:i w:val="0"/>
                 <w:sz w:val="18"/>
               </w:rPr>
+              <w:t>Tích hợp AI; YCCĐ 2.A1.2: HS nhận biết AI/camera có thể hỗ trợ nhận diện biển báo nhưng con người vẫn phải quan sát, kiểm tra và chịu trách nhiệm về an toàn</w:t>
+            </w:r>
+          </w:p>
+          <w:p>
+            <w:pPr>
+              <w:spacing w:after="0"/>
+            </w:pPr>
+            <w:r>
+              <w:rPr>
+                <w:b w:val="0"/>
+                <w:i w:val="0"/>
+                <w:sz w:val="18"/>
+              </w:rPr>
+              <w:t>NLS: Năng lực số 1.1 CB1b: HS gọi tên được các phương tiện giao thông và loại đường tương ứng</w:t>
             </w:r>
           </w:p>
         </w:tc>
@@ -3884,7 +3898,7 @@
                 <w:i w:val="0"/>
                 <w:sz w:val="20"/>
               </w:rPr>
-              <w:t>Bài 14. CÙNG THAM GIA GIAO THÔNG (Tiết 1)</w:t>
+              <w:t>Bài 14. Cùng tham gia giao thông (Tiết 1)</w:t>
             </w:r>
           </w:p>
         </w:tc>
@@ -3923,7 +3937,7 @@
                 <w:i w:val="0"/>
                 <w:sz w:val="18"/>
               </w:rPr>
-              <w:t>NLS-KT (Cơ bản 1): Mở bản đồ số kèm ảnh đường phố.</w:t>
+              <w:t>Năng lực số (2.3.CB1a): HS biết giao tiếp, hợp tác văn minh khi sử dụng hình ảnh, video và các dịch vụ số đơn giản trong học tập; Tích hợp AI; YCCĐ 2.D1.1: HS đề xuất được ý tưởng AI/camera thông minh hỗ trợ cảnh báo hành vi giao thông không an toàn; hiểu AI chỉ là công cụ hỗ trợ</w:t>
             </w:r>
           </w:p>
           <w:p>
@@ -4014,7 +4028,7 @@
                 <w:i w:val="0"/>
                 <w:sz w:val="20"/>
               </w:rPr>
-              <w:t>Bài 14. CÙNG THAM GIA GIAO THÔNG (Tiết 2)</w:t>
+              <w:t>Bài 14. Cùng tham gia giao thông (Tiết 2)</w:t>
             </w:r>
           </w:p>
         </w:tc>
@@ -4053,6 +4067,7 @@
                 <w:i w:val="0"/>
                 <w:sz w:val="18"/>
               </w:rPr>
+              <w:t>Năng lực số 2.3 CB1a: HS nhận biết và sử dụng dịch vụ số đơn giản để trao đổi, hợp tác về an toàn giao thông; Tích hợp AI; YCCĐ 2.D1.1: HS đề xuất ý tưởng dùng AI/camera thông minh để cảnh báo và hỗ trợ giải quyết một số nguy cơ giao thông</w:t>
             </w:r>
           </w:p>
         </w:tc>
@@ -4128,7 +4143,7 @@
                 <w:i w:val="0"/>
                 <w:sz w:val="20"/>
               </w:rPr>
-              <w:t>Bài 15. ÔN TẬP CHỦ ĐỀ: CỘNG ĐỒNG ĐỊA PHƯƠNG (Tiết 1)</w:t>
+              <w:t>Bài 15. Ôn tập chủ đề Cộng đồng địa phương (Tiết 1)</w:t>
             </w:r>
           </w:p>
         </w:tc>
@@ -4148,7 +4163,7 @@
                 <w:i w:val="0"/>
                 <w:sz w:val="20"/>
               </w:rPr>
-              <w:t>Tiết 30 (1 tiết)</w:t>
+              <w:t>Tiết 30 (3 tiết)</w:t>
             </w:r>
           </w:p>
         </w:tc>
@@ -4167,6 +4182,7 @@
                 <w:i w:val="0"/>
                 <w:sz w:val="18"/>
               </w:rPr>
+              <w:t>Tích hợp AI; YCCĐ 2.D1.1: HS nêu được một vấn đề thực tế tại địa phương có thể áp dụng AI để hỗ trợ giải quyết; Năng lực số 5.2 CB1b: HS trả lời câu hỏi ôn tập về chủ đề Cộng đồng địa phương và tự sửa khi máy báo sai</w:t>
             </w:r>
           </w:p>
         </w:tc>
@@ -4244,7 +4260,7 @@
                 <w:i w:val="0"/>
                 <w:sz w:val="20"/>
               </w:rPr>
-              <w:t>Bài 15. ÔN TẬP CHỦ ĐỀ CỘNG ĐỒNG ĐỊA PHƯƠNG (Tiết 2)</w:t>
+              <w:t>Bài 15. Ôn tập chủ đề Cộng đồng địa phương (Tiết 2)</w:t>
             </w:r>
           </w:p>
         </w:tc>
@@ -4264,7 +4280,7 @@
                 <w:i w:val="0"/>
                 <w:sz w:val="20"/>
               </w:rPr>
-              <w:t>Tiết 31 (2 tiết)</w:t>
+              <w:t>Tiết 31</w:t>
             </w:r>
           </w:p>
         </w:tc>
@@ -4283,6 +4299,7 @@
                 <w:i w:val="0"/>
                 <w:sz w:val="18"/>
               </w:rPr>
+              <w:t>Năng lực số 5.2 CB1b: HS trả lời câu hỏi ôn tập về chủ đề Cộng đồng địa phương và tự sửa khi máy báo sai</w:t>
             </w:r>
           </w:p>
         </w:tc>
@@ -4358,7 +4375,7 @@
                 <w:i w:val="0"/>
                 <w:sz w:val="20"/>
               </w:rPr>
-              <w:t>Bài 15. ÔN TẬP CHỦ ĐỀ CỘNG ĐỒNG ĐỊA PHƯƠNG (Tiết 3)</w:t>
+              <w:t>Bài 15. Ôn tập chủ đề Cộng đồng địa phương (Tiết 3)</w:t>
             </w:r>
           </w:p>
         </w:tc>
@@ -4397,6 +4414,7 @@
                 <w:i w:val="0"/>
                 <w:sz w:val="18"/>
               </w:rPr>
+              <w:t>Tích hợp AI; YCCĐ 2.D1.1: HS nêu được một vấn đề thực tế tại địa phương có thể áp dụng AI để hỗ trợ giải quyết</w:t>
             </w:r>
           </w:p>
         </w:tc>
@@ -4474,7 +4492,7 @@
                 <w:i w:val="0"/>
                 <w:sz w:val="20"/>
               </w:rPr>
-              <w:t>Bài 16: THỰC VẬT SỐNG Ở ĐÂU? (Tiết 1)</w:t>
+              <w:t>Bài 16. Thực vật sống ở đâu? (Tiết 1)</w:t>
             </w:r>
           </w:p>
         </w:tc>
@@ -4513,7 +4531,7 @@
                 <w:i w:val="0"/>
                 <w:sz w:val="18"/>
               </w:rPr>
-              <w:t>NLS-GQVĐ (Cơ bản 1): Chiếu trò chơi kéo mỗi cây về đúng nơi sống của nó (trên cạn, dưới nước) trên máy.</w:t>
+              <w:t>Năng lực số 1.1 CB1b: HS xem phim và nói được cây trong bài sống ở đâu, có gì hợp với nơi sống đó</w:t>
             </w:r>
           </w:p>
         </w:tc>
@@ -4589,7 +4607,7 @@
                 <w:i w:val="0"/>
                 <w:sz w:val="20"/>
               </w:rPr>
-              <w:t>Bài 16: THỰC VẬT SỐNG Ở ĐÂU? (Tiết 2)</w:t>
+              <w:t>Bài 16. Thực vật sống ở đâu? (Tiết 2)</w:t>
             </w:r>
           </w:p>
         </w:tc>
@@ -4628,6 +4646,7 @@
                 <w:i w:val="0"/>
                 <w:sz w:val="18"/>
               </w:rPr>
+              <w:t>Tích hợp AI; YCCĐ 2.C3.2: HS so sánh việc quan sát đặc điểm của lá để phân loại cây với việc AI quét ảnh lá để nhận diện tên và môi trường sống của cây; Năng lực số 1.1 CB1b: HS xem phim và nói được cây trong bài sống ở đâu, có gì hợp với nơi sống đó</w:t>
             </w:r>
           </w:p>
         </w:tc>
@@ -4705,7 +4724,7 @@
                 <w:i w:val="0"/>
                 <w:sz w:val="20"/>
               </w:rPr>
-              <w:t>Bài 17: ĐỘNG VẬT SỐNG Ở ĐÂU? (Tiết 1)</w:t>
+              <w:t>Bài 17. Động vật sống ở đâu? (Tiết 1)</w:t>
             </w:r>
           </w:p>
         </w:tc>
@@ -4744,7 +4763,7 @@
                 <w:i w:val="0"/>
                 <w:sz w:val="18"/>
               </w:rPr>
-              <w:t>NLS-KT (Cơ bản 1): Chiếu phim quay động vật ở đúng nơi sống của chúng.</w:t>
+              <w:t>Tích hợp AI; YCCĐ 2.C3.3: HS nhận biết AI có thể phân loại sai khi hình ảnh động vật bị mờ, che khuất hoặc thiếu đặc điểm; Năng lực số 1.1 CB1b: HS xem phim và nói được con vật trong bài sống ở đâu, có đặc điểm gì hợp với nơi sống</w:t>
             </w:r>
           </w:p>
           <w:p>
@@ -4833,7 +4852,7 @@
                 <w:i w:val="0"/>
                 <w:sz w:val="20"/>
               </w:rPr>
-              <w:t>Bài 17: ĐỘNG VẬT SỐNG Ở ĐÂU? (Tiết 2)</w:t>
+              <w:t>Bài 17. Động vật sống ở đâu? (Tiết 2)</w:t>
             </w:r>
           </w:p>
         </w:tc>
@@ -4872,20 +4891,7 @@
                 <w:i w:val="0"/>
                 <w:sz w:val="18"/>
               </w:rPr>
-              <w:t>BÀI HỌC</w:t>
-            </w:r>
-          </w:p>
-          <w:p>
-            <w:pPr>
-              <w:spacing w:after="0"/>
-            </w:pPr>
-            <w:r>
-              <w:rPr>
-                <w:b w:val="0"/>
-                <w:i w:val="0"/>
-                <w:sz w:val="18"/>
-              </w:rPr>
-              <w:t>STEM: Nơi sống của động vật (theo KH giáo dục STEM của trường).</w:t>
+              <w:t>Năng lực số 1.1 CB1b: HS xem phim và nói được con vật trong bài sống ở đâu, có đặc điểm gì hợp với nơi sống</w:t>
             </w:r>
           </w:p>
         </w:tc>
@@ -4987,7 +4993,7 @@
                 <w:i w:val="0"/>
                 <w:sz w:val="20"/>
               </w:rPr>
-              <w:t>Bài 18. CẦN LÀM GÌ ĐỂ BẢO VỆ MÔI TRƯỜNG SỐNG CỦA THỰC VẬT VÀ ĐỘNG VẬT? (Tiết 1)</w:t>
+              <w:t>Bài 18. Cần làm gì để bảo vệ môi trường sống của thực vật và động vật? (Tiết 1)</w:t>
             </w:r>
           </w:p>
         </w:tc>
@@ -5026,7 +5032,7 @@
                 <w:i w:val="0"/>
                 <w:sz w:val="18"/>
               </w:rPr>
-              <w:t>NLS-GQVĐ (Cơ bản 1): Chiếu cặp ảnh chụp cùng một khu rừng, một dòng sông lúc còn xanh tốt và lúc bị chặt phá, bị đổ rác.</w:t>
+              <w:t>Năng lực số 1.1 CB1a: HS xác định đúng thông tin cần tìm, thực hiện tìm kiếm đơn giản và chọn lọc hình ảnh, thông tin phù hợp về ảnh hưởng của hành vi con người đối với môi trường sống</w:t>
             </w:r>
           </w:p>
           <w:p>
@@ -5115,7 +5121,7 @@
                 <w:i w:val="0"/>
                 <w:sz w:val="20"/>
               </w:rPr>
-              <w:t>Bài 18. CẦN LÀM GÌ ĐỂ BẢO VỆ MÔI TRƯỜNG SỐNG CỦA THỰC VẬT VÀ ĐỘNG VẬT? (Tiết 2)</w:t>
+              <w:t>Bài 18. Cần làm gì để bảo vệ môi trường sống của thực vật và động vật? (Tiết 2)</w:t>
             </w:r>
           </w:p>
         </w:tc>
@@ -5154,6 +5160,7 @@
                 <w:i w:val="0"/>
                 <w:sz w:val="18"/>
               </w:rPr>
+              <w:t>Tích hợp AI; YCCĐ 2.D2.2: HS hiểu AI cần được con người cung cấp dữ liệu hình ảnh chính xác để hỗ trợ giám sát và bảo vệ rừng; Năng lực số 5.2 CB1b: HS nêu được nguyên nhân môi trường sống bị phá và việc mình làm được để bảo vệ</w:t>
             </w:r>
           </w:p>
         </w:tc>
@@ -5231,7 +5238,7 @@
                 <w:i w:val="0"/>
                 <w:sz w:val="20"/>
               </w:rPr>
-              <w:t>Bài 18. CẦN LÀM GÌ ĐỂ BẢO VỆ MÔI TRƯỜNG SỐNG CỦA THỰC VẬT VÀ ĐỘNG VẬT? (Tiết 3)</w:t>
+              <w:t>Bài 18. Cần làm gì để bảo vệ môi trường sống của thực vật và động vật? (Tiết 3)</w:t>
             </w:r>
           </w:p>
         </w:tc>
@@ -5270,6 +5277,7 @@
                 <w:i w:val="0"/>
                 <w:sz w:val="18"/>
               </w:rPr>
+              <w:t>Năng lực số 1.1 CB1a: HS xác định đúng thông tin cần tìm, thực hiện tìm kiếm đơn giản và chọn lọc thông tin phù hợp để hoàn thiện phiếu điều tra về việc làm có lợi hoặc gây hại đến môi trường sống của thực vật và động vật</w:t>
             </w:r>
           </w:p>
         </w:tc>
@@ -5345,7 +5353,7 @@
                 <w:i w:val="0"/>
                 <w:sz w:val="20"/>
               </w:rPr>
-              <w:t>Bài 19. THỰC VẬT VÀ ĐỘNG VẬT QUANH EM (Tiết 1)</w:t>
+              <w:t>Bài 19. Thực vật và động vật quanh em (Tiết 1)</w:t>
             </w:r>
           </w:p>
         </w:tc>
@@ -5384,7 +5392,7 @@
                 <w:i w:val="0"/>
                 <w:sz w:val="18"/>
               </w:rPr>
-              <w:t>NLS-KT (Cơ bản 1): Chiếu video/hình ảnh thực tế về “Thực vật và động vật quanh em” từ nguồn đã kiểm duyệt.</w:t>
+              <w:t>Năng lực số 1.1 CB1a: HS xác định thông tin cần tìm và thực hiện tìm kiếm đơn giản bằng từ khóa phù hợp để tra cứu thêm thông tin về thực vật, động vật quanh em; Tích hợp AI; YCCĐ 2.D2.3: HS lựa chọn được một số hình ảnh thực vật, động vật rõ ràng, phù hợp để tạo kho dữ liệu nhỏ phục vụ nhận diện; không chụp hoặc chia sẻ thông tin cá nhân</w:t>
             </w:r>
           </w:p>
         </w:tc>
@@ -5462,7 +5470,7 @@
                 <w:i w:val="0"/>
                 <w:sz w:val="20"/>
               </w:rPr>
-              <w:t>Bài 19. THỰC VẬT VÀ ĐỘNG VẬT QUANH EM (Tiết 2)</w:t>
+              <w:t>Bài 19. Thực vật và động vật quanh em (Tiết 2)</w:t>
             </w:r>
           </w:p>
         </w:tc>
@@ -5501,6 +5509,7 @@
                 <w:i w:val="0"/>
                 <w:sz w:val="18"/>
               </w:rPr>
+              <w:t>Năng lực số 1.1 CB1a: HS xác định thông tin cần tìm, thực hiện tìm kiếm đơn giản bằng từ khóa phù hợp; dùng ảnh đã chụp hoặc hình ảnh từ nguồn phù hợp để trình bày kết quả quan sát, kiểm tra tên cây/con vật và không chia sẻ thông tin cá nhân; Tích hợp AI; YCCĐ 2.D2.3: HS lựa chọn một số hình ảnh rõ ràng, đúng đối tượng và gắn nhãn phù hợp để tạo nhóm “Dữ liệu tốt cho AI” nhận biết cây, con vật quanh em</w:t>
             </w:r>
           </w:p>
         </w:tc>
@@ -5576,7 +5585,7 @@
                 <w:i w:val="0"/>
                 <w:sz w:val="20"/>
               </w:rPr>
-              <w:t>Bài 19. THỰC VẬT VÀ ĐỘNG VẬT QUANH EM (Tiết 3)</w:t>
+              <w:t>Bài 19. Thực vật và động vật quanh em (Tiết 3)</w:t>
             </w:r>
           </w:p>
         </w:tc>
@@ -5692,7 +5701,7 @@
                 <w:i w:val="0"/>
                 <w:sz w:val="20"/>
               </w:rPr>
-              <w:t>Bài 20. ÔN TẬP CHỦ ĐỀ THỰC VẬT VÀ ĐỘNG VẬT (Tiết 1)</w:t>
+              <w:t>Bài 20. Ôn tập chủ đề Thực vật và động vật (Tiết 1)</w:t>
             </w:r>
           </w:p>
         </w:tc>
@@ -5731,6 +5740,7 @@
                 <w:i w:val="0"/>
                 <w:sz w:val="18"/>
               </w:rPr>
+              <w:t>Tích hợp AI; YCCĐ 2.C1.2: HS hiểu “dữ liệu” là tập hợp hình ảnh, thông tin về sinh vật dùng để dạy AI; biết hệ thống đặc điểm đặc trưng để AI không nhầm thực vật và động vật; Năng lực số 5.2 CB1b: HS trả lời câu hỏi ôn tập về thực vật, động vật và tự sửa khi máy báo sai</w:t>
             </w:r>
           </w:p>
         </w:tc>
@@ -5806,7 +5816,7 @@
                 <w:i w:val="0"/>
                 <w:sz w:val="20"/>
               </w:rPr>
-              <w:t>Bài 20. ÔN TẬP CHỦ ĐỀ THỰC VẬT VÀ ĐỘNG VẬT (Tiết 2)</w:t>
+              <w:t>Bài 20. Ôn tập chủ đề Thực vật và động vật (Tiết 2)</w:t>
             </w:r>
           </w:p>
         </w:tc>
@@ -5845,6 +5855,7 @@
                 <w:i w:val="0"/>
                 <w:sz w:val="18"/>
               </w:rPr>
+              <w:t>Năng lực số 5.2 CB1b: HS trả lời câu hỏi ôn tập về thực vật, động vật và tự sửa khi máy báo sai</w:t>
             </w:r>
           </w:p>
         </w:tc>
@@ -5922,7 +5933,7 @@
                 <w:i w:val="0"/>
                 <w:sz w:val="20"/>
               </w:rPr>
-              <w:t>Bài 20. ÔN TẬP CHỦ ĐỀ THỰC VẬT VÀ ĐỘNG VẬT (Tiết 3)</w:t>
+              <w:t>Bài 20. Ôn tập chủ đề Thực vật và động vật (Tiết 3)</w:t>
             </w:r>
           </w:p>
         </w:tc>
@@ -5961,6 +5972,7 @@
                 <w:i w:val="0"/>
                 <w:sz w:val="18"/>
               </w:rPr>
+              <w:t>Năng lực số 5.2 CB1b: HS trả lời câu hỏi ôn tập về thực vật, động vật và tự sửa khi máy báo sai</w:t>
             </w:r>
           </w:p>
         </w:tc>
@@ -6037,7 +6049,7 @@
                 <w:i w:val="0"/>
                 <w:sz w:val="20"/>
               </w:rPr>
-              <w:t>Bài 21. TÌM HIỂU CƠ QUAN VẬN ĐỘNG (Tiết 1)</w:t>
+              <w:t>Bài 21. Tìm hiểu cơ quan vận động (Tiết 1)</w:t>
             </w:r>
           </w:p>
         </w:tc>
@@ -6076,7 +6088,7 @@
                 <w:i w:val="0"/>
                 <w:sz w:val="18"/>
               </w:rPr>
-              <w:t>NLS-GQVĐ (Cơ bản 1): Dùng sơ đồ tương tác: HS nêu tên bộ phận, GV bấm thì bộ phận đó sáng lên trên mô hình.</w:t>
+              <w:t>Tích hợp AI; YCCĐ 2.A2.3: HS nhận biết robot hoặc bộ phận giả thông minh có thể hỗ trợ người khuyết tật vận động dễ dàng hơn; con người vẫn cần thiết kế, điều khiển và kiểm tra thiết bị; Năng lực số 1.1 CB1b: HS quan sát mô hình ba chiều và chỉ, gọi đúng tên xương, cơ, khớp của cơ quan vận động</w:t>
             </w:r>
           </w:p>
           <w:p>
@@ -6180,7 +6192,7 @@
                 <w:i w:val="0"/>
                 <w:sz w:val="20"/>
               </w:rPr>
-              <w:t>Bài 21. TÌM HIỂU CƠ QUAN VẬN ĐỘNG (Tiết 2)</w:t>
+              <w:t>Bài 21. Tìm hiểu cơ quan vận động (Tiết 2)</w:t>
             </w:r>
           </w:p>
         </w:tc>
@@ -6219,6 +6231,7 @@
                 <w:i w:val="0"/>
                 <w:sz w:val="18"/>
               </w:rPr>
+              <w:t>Tích hợp AI; YCCĐ 2.A2.3: HS nhận biết robot hoặc bộ phận giả thông minh có thể hỗ trợ người gặp khó khăn trong vận động; Năng lực số 1.1 CB1b: HS quan sát mô hình ba chiều và chỉ, gọi đúng tên xương, cơ, khớp của cơ quan vận động</w:t>
             </w:r>
           </w:p>
         </w:tc>
@@ -6294,7 +6307,7 @@
                 <w:i w:val="0"/>
                 <w:sz w:val="20"/>
               </w:rPr>
-              <w:t>Bài 22. CHĂM SÓC, BẢO VỆ CƠ QUAN VẬN ĐỘNG (Tiết 1)</w:t>
+              <w:t>Bài 22. Chăm sóc, bảo vệ cơ quan vận động (Tiết 1)</w:t>
             </w:r>
           </w:p>
         </w:tc>
@@ -6333,7 +6346,7 @@
                 <w:i w:val="0"/>
                 <w:sz w:val="18"/>
               </w:rPr>
-              <w:t>NLS-AT (Cơ bản 1): Chiếu video/hình ảnh thực tế về “Chăm sóc, bảo vệ cơ quan vận động” từ nguồn đã kiểm duyệt.</w:t>
+              <w:t>Năng lực số 4.1 CB1b: HS nhận biết nguy cơ sử dụng thiết bị số sai tư thế hoặc trong thời gian quá lâu có thể làm mỏi cơ, ảnh hưởng cột sống; biết điều chỉnh tư thế, khoảng cách, thời gian sử dụng và nghỉ vận động phù hợp; Tích hợp AI; YCCĐ 2.A1.1: HS biết AI có thể theo dõi, nhắc nhở khi người dùng ngồi sai tư thế hoặc quá gần màn hình; con người vẫn phải tự điều chỉnh và kiểm tra</w:t>
             </w:r>
           </w:p>
           <w:p>
@@ -6424,7 +6437,7 @@
                 <w:i w:val="0"/>
                 <w:sz w:val="20"/>
               </w:rPr>
-              <w:t>Bài 22. CHĂM SÓC, BẢO VỆ CƠ QUAN VẬN ĐỘNG (Tiết 2)</w:t>
+              <w:t>Bài 22. Chăm sóc, bảo vệ cơ quan vận động (Tiết 2)</w:t>
             </w:r>
           </w:p>
         </w:tc>
@@ -6463,6 +6476,7 @@
                 <w:i w:val="0"/>
                 <w:sz w:val="18"/>
               </w:rPr>
+              <w:t>Năng lực số 4.1 CB1b: HS nhận biết nguy cơ sử dụng thiết bị số sai tư thế hoặc quá lâu có thể làm mỏi cơ, ảnh hưởng cột sống; biết điều chỉnh tư thế, khoảng cách và thời gian sử dụng; Tích hợp AI; YCCĐ 2.A1.1: HS biết AI có thể theo dõi, nhắc nhở khi người dùng ngồi sai tư thế hoặc quá gần màn hình; con người vẫn phải tự kiểm tra và điều chỉnh</w:t>
             </w:r>
           </w:p>
         </w:tc>
@@ -6538,7 +6552,7 @@
                 <w:i w:val="0"/>
                 <w:sz w:val="20"/>
               </w:rPr>
-              <w:t>Bài 23. TÌM HIỂU CƠ QUAN HÔ HẤP (Tiết 1)</w:t>
+              <w:t>Bài 23. Tìm hiểu cơ quan hô hấp (Tiết 1)</w:t>
             </w:r>
           </w:p>
         </w:tc>
@@ -6577,7 +6591,7 @@
                 <w:i w:val="0"/>
                 <w:sz w:val="18"/>
               </w:rPr>
-              <w:t>NLS-KT (Cơ bản 1): Chiếu mô hình ba chiều lồng ngực và bật hình động cho hai lá phổi phồng lên.</w:t>
+              <w:t>Năng lực số 2.1 CB1a: HS sử dụng lời nói ngắn gọn, chỉ vào hình, phiếu hoặc thẻ để trao đổi, thảo luận và trình bày đúng nội dung quan sát; Tích hợp AI; YCCĐ 2.A1.2: HS hiểu một số thiết bị có AI có thể hỗ trợ bác sĩ phân tích âm thanh hô hấp, nhưng bác sĩ mới là người kiểm tra và quyết định cuối cùng</w:t>
             </w:r>
           </w:p>
           <w:p>
@@ -6668,7 +6682,7 @@
                 <w:i w:val="0"/>
                 <w:sz w:val="20"/>
               </w:rPr>
-              <w:t>Bài 23. TÌM HIỂU CƠ QUAN HÔ HẤP (Tiết 2)</w:t>
+              <w:t>Bài 23. Tìm hiểu cơ quan hô hấp (Tiết 2)</w:t>
             </w:r>
           </w:p>
         </w:tc>
@@ -6707,6 +6721,7 @@
                 <w:i w:val="0"/>
                 <w:sz w:val="18"/>
               </w:rPr>
+              <w:t>Năng lực số 2.1 CB1a: HS sử dụng hình ảnh, sơ đồ số do GV cung cấp để chỉ đúng các bộ phận của cơ quan hô hấp và trình bày kết quả quan sát bằng lời nói ngắn gọn; Tích hợp AI; YCCĐ 2.A1.2: HS hiểu AI có thể hỗ trợ bác sĩ nghe, phân tích âm thanh phổi nhưng bác sĩ phải kiểm tra lại và là người quyết định cuối cùng</w:t>
             </w:r>
           </w:p>
         </w:tc>
@@ -6782,7 +6797,7 @@
                 <w:i w:val="0"/>
                 <w:sz w:val="20"/>
               </w:rPr>
-              <w:t>Bài 24. CHĂM SÓC, BẢO VỆ CƠ QUAN HÔ HẤP (Tiết 1)</w:t>
+              <w:t>Bài 24. Chăm sóc, bảo vệ cơ quan hô hấp (Tiết 1)</w:t>
             </w:r>
           </w:p>
         </w:tc>
@@ -6821,7 +6836,7 @@
                 <w:i w:val="0"/>
                 <w:sz w:val="18"/>
               </w:rPr>
-              <w:t>NLS-AT (Cơ bản 1): Chiếu video/hình ảnh thực tế về “Chăm sóc, bảo vệ cơ quan hô hấp” từ nguồn đã kiểm duyệt.</w:t>
+              <w:t>Năng lực số 4.3 CB1a: HS biết ứng dụng/trang dự báo chỉ số chất lượng không khí có thể giúp con người chủ động lựa chọn cách bảo vệ sức khỏe; Tích hợp AI; YCCĐ 2.A1.1: HS biết AI có thể hỗ trợ theo dõi, cảnh báo ô nhiễm không khí; con người cần kiểm tra thông tin và lựa chọn biện pháp bảo vệ phù hợp</w:t>
             </w:r>
           </w:p>
           <w:p>
@@ -6925,7 +6940,7 @@
                 <w:i w:val="0"/>
                 <w:sz w:val="20"/>
               </w:rPr>
-              <w:t>Bài 24. CHĂM SÓC, BẢO VỆ CƠ QUAN HÔ HẤP (Tiết 2)</w:t>
+              <w:t>Bài 24. Chăm sóc, bảo vệ cơ quan hô hấp (Tiết 2)</w:t>
             </w:r>
           </w:p>
         </w:tc>
@@ -6964,6 +6979,7 @@
                 <w:i w:val="0"/>
                 <w:sz w:val="18"/>
               </w:rPr>
+              <w:t>Năng lực số 4.3 CB1a: HS nhận biết ứng dụng số cảnh báo chất lượng không khí giúp con người chủ động bảo vệ sức khỏe; Tích hợp AI; YCCĐ 2.A1.1: HS biết AI có thể hỗ trợ theo dõi, cảnh báo ô nhiễm không khí để con người lựa chọn biện pháp bảo vệ phù hợp</w:t>
             </w:r>
           </w:p>
         </w:tc>
@@ -7039,7 +7055,7 @@
                 <w:i w:val="0"/>
                 <w:sz w:val="20"/>
               </w:rPr>
-              <w:t>Bài 25. TÌM HIỂU CƠ QUAN BÀI TIẾT NƯỚC TIỂU (Tiết 1)</w:t>
+              <w:t>Bài 25. Tìm hiểu cơ quan bài tiết nước tiểu (Tiết 1)</w:t>
             </w:r>
           </w:p>
         </w:tc>
@@ -7078,7 +7094,7 @@
                 <w:i w:val="0"/>
                 <w:sz w:val="18"/>
               </w:rPr>
-              <w:t>NLS-KT (Cơ bản 1): Chiếu mô hình ba chiều cơ quan bài tiết nước tiểu, xoay.</w:t>
+              <w:t>Năng lực số 5.2 CB1a: HS biết lựa chọn công cụ số đơn giản để quan sát sơ đồ, ghi nhớ tên bộ phận và trình bày sản phẩm nhóm; Tích hợp AI; YCCĐ 2.A2.2: HS biết thiết bị vệ sinh thông minh có thể hỗ trợ theo dõi sức khỏe và tiết kiệm nước, giúp sinh hoạt an toàn, tiện nghi hơn</w:t>
             </w:r>
           </w:p>
           <w:p>
@@ -7169,7 +7185,7 @@
                 <w:i w:val="0"/>
                 <w:sz w:val="20"/>
               </w:rPr>
-              <w:t>Bài 25. TÌM HIỂU CƠ QUAN BÀI TIẾT NƯỚC TIỂU (Tiết 2)</w:t>
+              <w:t>Bài 25. Tìm hiểu cơ quan bài tiết nước tiểu (Tiết 2)</w:t>
             </w:r>
           </w:p>
         </w:tc>
@@ -7208,6 +7224,7 @@
                 <w:i w:val="0"/>
                 <w:sz w:val="18"/>
               </w:rPr>
+              <w:t>Năng lực số 5.2 CB1a: HS lựa chọn công cụ số đơn giản để quan sát sơ đồ, ghi nhớ, kiểm tra và trình bày sản phẩm nhóm; Tích hợp AI; YCCĐ 2.A2.2: HS nhận biết thiết bị vệ sinh thông minh có thể hỗ trợ theo dõi sức khỏe, nhắc việc và tiết kiệm nước, giúp sinh hoạt an toàn, tiện nghi hơn</w:t>
             </w:r>
           </w:p>
         </w:tc>
@@ -7283,7 +7300,7 @@
                 <w:i w:val="0"/>
                 <w:sz w:val="20"/>
               </w:rPr>
-              <w:t>Bài 26. CHĂM SÓC, BẢO VỆ CƠ QUAN BÀI TIẾT NƯỚC TIỂU (Tiết 1)</w:t>
+              <w:t>Bài 26. Chăm sóc, bảo vệ cơ quan bài tiết nước tiểu (Tiết 1)</w:t>
             </w:r>
           </w:p>
         </w:tc>
@@ -7303,7 +7320,7 @@
                 <w:i w:val="0"/>
                 <w:sz w:val="20"/>
               </w:rPr>
-              <w:t>Tiết 56 (1 tiết)</w:t>
+              <w:t>Tiết 56 (2 tiết)</w:t>
             </w:r>
           </w:p>
         </w:tc>
@@ -7322,7 +7339,7 @@
                 <w:i w:val="0"/>
                 <w:sz w:val="18"/>
               </w:rPr>
-              <w:t>NLS-GQVĐ (Cơ bản 1): Chiếu video/hình ảnh thực tế về “Chăm sóc, bảo vệ cơ quan bài tiết nước tiểu” từ nguồn đã kiểm duyệt.</w:t>
+              <w:t>Năng lực số 5.2 CB1a: HS lựa chọn công cụ số phù hợp để ghi chép, thống kê, trình bày kết quả điều tra và hỗ trợ sinh hoạt tự lập</w:t>
             </w:r>
           </w:p>
           <w:p>
@@ -7413,7 +7430,7 @@
                 <w:i w:val="0"/>
                 <w:sz w:val="20"/>
               </w:rPr>
-              <w:t>Bài 26: CHĂM SÓC, BẢO VỆ CƠ QUAN BÀI TIẾT NƯỚC TIỂU (Tiết 2)</w:t>
+              <w:t>Bài 26. Chăm sóc, bảo vệ cơ quan bài tiết nước tiểu (Tiết 2)</w:t>
             </w:r>
           </w:p>
         </w:tc>
@@ -7433,7 +7450,7 @@
                 <w:i w:val="0"/>
                 <w:sz w:val="20"/>
               </w:rPr>
-              <w:t>Tiết 57 (1 tiết)</w:t>
+              <w:t>Tiết 57</w:t>
             </w:r>
           </w:p>
         </w:tc>
@@ -7452,7 +7469,7 @@
                 <w:i w:val="0"/>
                 <w:sz w:val="18"/>
               </w:rPr>
-              <w:t>QPAN: Giới thiệu tinh thần đoàn kết toàn dân tộc và sự hi sinh của các chiến sĩ cách mạng; kể việc làm của các chú bộ đội, công an giúp dân ở địa phương.</w:t>
+              <w:t>Năng lực số 5.2 CB1a: Sử dụng công cụ số đơn giản để ghi chép, thống kê và trình bày kết quả theo dõi thói quen chăm sóc sức khỏe; Tích hợp AI; YCCĐ 2.D2.1: Hiểu AI cần dữ liệu lịch uống nước chính xác để nhắc đúng lúc; con người phải kiểm tra, điều chỉnh và chịu trách nhiệm</w:t>
             </w:r>
           </w:p>
         </w:tc>
@@ -7528,7 +7545,7 @@
                 <w:i w:val="0"/>
                 <w:sz w:val="20"/>
               </w:rPr>
-              <w:t>Bài 27: ÔN TẬP CHỦ ĐỀ CON NGƯỜI VÀ SỨC KHỎE (Tiết 1)</w:t>
+              <w:t>Bài 27. Ôn tập chủ đề Con người và sức khoẻ (Tiết 1)</w:t>
             </w:r>
           </w:p>
         </w:tc>
@@ -7567,6 +7584,7 @@
                 <w:i w:val="0"/>
                 <w:sz w:val="18"/>
               </w:rPr>
+              <w:t>Tích hợp AI; YCCĐ 2.A1.2: Tin tưởng AI ở mức hợp lí; biết kiểm tra lời khuyên, lắng nghe cơ thể và nhờ người lớn hoặc nhân viên y tế khi cần; Năng lực số 1.1 CB1b: HS gọi tên được các cơ quan trên mô hình và nói được cơ quan đó làm việc gì</w:t>
             </w:r>
           </w:p>
         </w:tc>
@@ -7644,7 +7662,7 @@
                 <w:i w:val="0"/>
                 <w:sz w:val="20"/>
               </w:rPr>
-              <w:t>Bài 27: ÔN TẬP CHỦ ĐỀ CON NGƯỜI VÀ SỨC KHỎE (Tiết 2)</w:t>
+              <w:t>Bài 27. Ôn tập chủ đề Con người và sức khoẻ (Tiết 2)</w:t>
             </w:r>
           </w:p>
         </w:tc>
@@ -7683,6 +7701,7 @@
                 <w:i w:val="0"/>
                 <w:sz w:val="18"/>
               </w:rPr>
+              <w:t>Tích hợp AI; YCCĐ 2.A1.2: HS biết tin tưởng AI ở mức hợp lí; hiểu AI hoặc thiết bị thông minh chỉ hỗ trợ nhắc nhở, cung cấp gợi ý, còn con người phải kiểm tra thông tin, lắng nghe cơ thể, hỏi người lớn hoặc bác sĩ và chịu trách nhiệm đối với quyết định cuối cùng về sức khỏe; Năng lực số 1.1 CB1b: HS gọi tên được các cơ quan trên mô hình và nói được cơ quan đó làm việc gì</w:t>
             </w:r>
           </w:p>
         </w:tc>
@@ -7758,7 +7777,7 @@
                 <w:i w:val="0"/>
                 <w:sz w:val="20"/>
               </w:rPr>
-              <w:t>Bài 27: ÔN TẬP CHỦ ĐỀ CON NGƯỜI VÀ SỨC KHỎE (Tiết 3)</w:t>
+              <w:t>Bài 27. Ôn tập chủ đề Con người và sức khoẻ (Tiết 3)</w:t>
             </w:r>
           </w:p>
         </w:tc>
@@ -7797,6 +7816,7 @@
                 <w:i w:val="0"/>
                 <w:sz w:val="18"/>
               </w:rPr>
+              <w:t>Tích hợp AI; YCCĐ 2.A1.2: HS biết tin tưởng AI ở mức hợp lí; hiểu AI hoặc thiết bị thông minh chỉ hỗ trợ nhắc nhở, cung cấp gợi ý, còn con người phải kiểm tra thông tin, lắng nghe cơ thể, hỏi người lớn hoặc bác sĩ và chịu trách nhiệm đối với quyết định cuối cùng về sức khỏe; Năng lực số 1.1 CB1b: HS gọi tên được các cơ quan trên mô hình và nói được cơ quan đó làm việc gì</w:t>
             </w:r>
           </w:p>
         </w:tc>
@@ -7874,7 +7894,7 @@
                 <w:i w:val="0"/>
                 <w:sz w:val="20"/>
               </w:rPr>
-              <w:t>Bài 28: CÁC MÙA TRONG NĂM (Tiết 1)</w:t>
+              <w:t>Bài 28. Các mùa trong năm (Tiết 1)</w:t>
             </w:r>
           </w:p>
         </w:tc>
@@ -7913,7 +7933,20 @@
                 <w:i w:val="0"/>
                 <w:sz w:val="18"/>
               </w:rPr>
-              <w:t>NLS-KT (Cơ bản 1): Chiếu phim tua nhanh cảnh một khu vườn, một cánh đồng đổi thay qua bốn mùa chỉ trong vài chục giây.</w:t>
+              <w:t>Tích hợp AI; YCCĐ 2.A2.1: nhận biết thiết bị thông minh có thể điều chỉnh nhiệt độ theo thời tiết nhưng con người vẫn phải lựa chọn phù hợp</w:t>
+            </w:r>
+          </w:p>
+          <w:p>
+            <w:pPr>
+              <w:spacing w:after="0"/>
+            </w:pPr>
+            <w:r>
+              <w:rPr>
+                <w:b w:val="0"/>
+                <w:i w:val="0"/>
+                <w:sz w:val="18"/>
+              </w:rPr>
+              <w:t>NLS: Năng lực số 1.1 CB1b: HS xem phim, xem ảnh và nêu được dấu hiệu của từng mùa trong năm</w:t>
             </w:r>
           </w:p>
           <w:p>
@@ -8002,7 +8035,7 @@
                 <w:i w:val="0"/>
                 <w:sz w:val="20"/>
               </w:rPr>
-              <w:t>Bài 28: CÁC MÙA TRONG NĂM (Tiết 2)</w:t>
+              <w:t>Bài 28. Các mùa trong năm (Tiết 2)</w:t>
             </w:r>
           </w:p>
         </w:tc>
@@ -8041,6 +8074,20 @@
                 <w:i w:val="0"/>
                 <w:sz w:val="18"/>
               </w:rPr>
+              <w:t>Tích hợp AI; YCCĐ 2.A2.1: liên hệ thiết bị thông minh điều chỉnh nhiệt độ theo mùa; con người lựa chọn dữ liệu và kiểm tra kết quả</w:t>
+            </w:r>
+          </w:p>
+          <w:p>
+            <w:pPr>
+              <w:spacing w:after="0"/>
+            </w:pPr>
+            <w:r>
+              <w:rPr>
+                <w:b w:val="0"/>
+                <w:i w:val="0"/>
+                <w:sz w:val="18"/>
+              </w:rPr>
+              <w:t>NLS: Năng lực số 1.1 CB1b: HS xem phim, xem ảnh và nêu được dấu hiệu của từng mùa trong năm</w:t>
             </w:r>
           </w:p>
         </w:tc>
@@ -8118,7 +8165,7 @@
                 <w:i w:val="0"/>
                 <w:sz w:val="20"/>
               </w:rPr>
-              <w:t>Bài 29: MỘT SỐ THIÊN TAI THƯỜNG GẶP (Tiết 1)</w:t>
+              <w:t>Bài 29. Một số thiên tai thường gặp (Tiết 1)</w:t>
             </w:r>
           </w:p>
         </w:tc>
@@ -8157,7 +8204,7 @@
                 <w:i w:val="0"/>
                 <w:sz w:val="18"/>
               </w:rPr>
-              <w:t>NLS-GQVĐ (Cơ bản 1): Chiếu một bản tin cảnh báo thiên tai thật, chỉ cho HS thấy người ta báo trước bao lâu.</w:t>
+              <w:t>Năng lực số 5.2 CB1a: HS nhận biết và sử dụng ở mức đơn giản các biểu tượng, cảnh báo trên ứng dụng dự báo thời tiết để phát hiện sớm dấu hiệu mưa lớn, giông, bão; biết xem thông tin dưới sự hướng dẫn của người lớn, không tự ý xử lí tình huống nguy hiểm; Tích hợp AI; YCCĐ 2.D1.1: HS tìm hiểu cách AI hỗ trợ các nhà khoa học phân tích dữ liệu mây, mưa, gió, mực nước để dự báo hướng đi của bão, nguy cơ lũ; hiểu AI chỉ là công cụ hỗ trợ, con người phải kiểm tra thông tin và quyết định biện pháp bảo vệ người dân</w:t>
             </w:r>
           </w:p>
           <w:p>
@@ -8246,7 +8293,7 @@
                 <w:i w:val="0"/>
                 <w:sz w:val="20"/>
               </w:rPr>
-              <w:t>Bài 29: MỘT SỐ THIÊN TAI THƯỜNG GẶP (Tiết 2)</w:t>
+              <w:t>Bài 29. Một số thiên tai thường gặp (Tiết 2)</w:t>
             </w:r>
           </w:p>
         </w:tc>
@@ -8285,6 +8332,7 @@
                 <w:i w:val="0"/>
                 <w:sz w:val="18"/>
               </w:rPr>
+              <w:t>Năng lực số 1.1 CB1a: HS xác định thông tin cần tìm, thực hiện tìm kiếm đơn giản trong tài liệu số do GV cung cấp, sử dụng từ khóa phù hợp và chọn lọc đúng dữ liệu về loại thiên tai, thời gian, thiệt hại</w:t>
             </w:r>
           </w:p>
         </w:tc>
@@ -8362,7 +8410,7 @@
                 <w:i w:val="0"/>
                 <w:sz w:val="20"/>
               </w:rPr>
-              <w:t>Bài 30: LUYỆN TẬP ỨNG PHÓ VỚI THIÊN TAI (Tiết 1)</w:t>
+              <w:t>Bài 30. Luyện tập ứng phó với thiên tai (Tiết 1)</w:t>
             </w:r>
           </w:p>
         </w:tc>
@@ -8401,7 +8449,7 @@
                 <w:i w:val="0"/>
                 <w:sz w:val="18"/>
               </w:rPr>
-              <w:t>NLS-KT (Cơ bản 1): Chiếu video/hình ảnh thực tế về “Luyện tập ứng phó với thiên tai” từ nguồn đã kiểm duyệt.</w:t>
+              <w:t>Năng lực số 1.2 CB1a: Phát hiện được độ tin cậy và độ chính xác của các nguồn dữ liệu, thông tin và nội dung số. HS nhận biết nên theo dõi bản tin thời tiết, cảnh báo thiên tai từ nguồn chính thống; không tin hoặc chia sẻ thông tin chưa được kiểm chứng</w:t>
             </w:r>
           </w:p>
           <w:p>
@@ -8490,7 +8538,7 @@
                 <w:i w:val="0"/>
                 <w:sz w:val="20"/>
               </w:rPr>
-              <w:t>Bài 30: LUYỆN TẬP ỨNG PHÓ VỚI THIÊN TAI (Tiết 2)</w:t>
+              <w:t>Bài 30. Luyện tập ứng phó với thiên tai (Tiết 2)</w:t>
             </w:r>
           </w:p>
         </w:tc>
@@ -8529,6 +8577,7 @@
                 <w:i w:val="0"/>
                 <w:sz w:val="18"/>
               </w:rPr>
+              <w:t>Tích hợp AI; YCCĐ 2.A1.2: HS hiểu dù AI có thể hỗ trợ dự báo bão, lũ nhưng con người vẫn phải chủ động chuẩn bị kĩ năng, vật dụng và thực hiện hướng dẫn ứng phó; không phụ thuộc, không chờ thiết bị tự giải quyết</w:t>
             </w:r>
           </w:p>
         </w:tc>
@@ -8606,7 +8655,7 @@
                 <w:i w:val="0"/>
                 <w:sz w:val="20"/>
               </w:rPr>
-              <w:t>Bài 30: LUYỆN TẬP ỨNG PHÓ VỚI THIÊN TAI (Tiết 3)</w:t>
+              <w:t>Bài 30. Luyện tập ứng phó với thiên tai (Tiết 3)</w:t>
             </w:r>
           </w:p>
         </w:tc>
@@ -8645,6 +8694,7 @@
                 <w:i w:val="0"/>
                 <w:sz w:val="18"/>
               </w:rPr>
+              <w:t>Năng lực số 1.2 CB1a: Phát hiện được độ tin cậy và độ chính xác của các nguồn dữ liệu, thông tin và nội dung số. HS nhận biết nên theo dõi bản tin thời tiết, cảnh báo thiên tai từ nguồn chính thống; không tin hoặc chia sẻ thông tin chưa được kiểm chứng; Tích hợp AI; YCCĐ 2.A1.2: HS hiểu dù AI có thể hỗ trợ dự báo bão, lũ nhưng con người vẫn phải chủ động chuẩn bị kĩ năng, vật dụng và thực hiện hướng dẫn ứng phó; không phụ thuộc, không chờ thiết bị tự giải quyết</w:t>
             </w:r>
           </w:p>
         </w:tc>
@@ -8720,7 +8770,7 @@
                 <w:i w:val="0"/>
                 <w:sz w:val="20"/>
               </w:rPr>
-              <w:t>Bài 31: ÔN TẬP CHỦ ĐỀ TRÁI ĐẤT VÀ BẦU TRỜI (Tiết 1)</w:t>
+              <w:t>Bài 31. Ôn tập chủ đề Trái Đất và bầu trời (Tiết 1)</w:t>
             </w:r>
           </w:p>
         </w:tc>
@@ -8759,6 +8809,7 @@
                 <w:i w:val="0"/>
                 <w:sz w:val="18"/>
               </w:rPr>
+              <w:t>Năng lực số 5.2 CB1b: HS trả lời câu hỏi ôn tập về các mùa và thiên tai, tự sửa khi máy báo sai</w:t>
             </w:r>
           </w:p>
         </w:tc>
@@ -8836,7 +8887,7 @@
                 <w:i w:val="0"/>
                 <w:sz w:val="20"/>
               </w:rPr>
-              <w:t>Bài 31: ÔN TẬP CHỦ ĐỀ TRÁI ĐẤT VÀ BẦU TRỜI (Tiết 2)</w:t>
+              <w:t>Bài 31. Ôn tập chủ đề Trái Đất và bầu trời (Tiết 2)</w:t>
             </w:r>
           </w:p>
         </w:tc>
@@ -8875,6 +8926,7 @@
                 <w:i w:val="0"/>
                 <w:sz w:val="18"/>
               </w:rPr>
+              <w:t>Năng lực số 5.2 CB1b: HS trả lời câu hỏi ôn tập về các mùa và thiên tai, tự sửa khi máy báo sai</w:t>
             </w:r>
           </w:p>
         </w:tc>
@@ -8950,7 +9002,7 @@
                 <w:i w:val="0"/>
                 <w:sz w:val="20"/>
               </w:rPr>
-              <w:t>Bài 31: ÔN TẬP CHỦ ĐỀ TRÁI ĐẤT VÀ BẦU TRỜI (Tiết 3)</w:t>
+              <w:t>Bài 31. Ôn tập chủ đề Trái Đất và bầu trời (Tiết 3)</w:t>
             </w:r>
           </w:p>
         </w:tc>
@@ -8989,6 +9041,7 @@
                 <w:i w:val="0"/>
                 <w:sz w:val="18"/>
               </w:rPr>
+              <w:t>Năng lực số 5.2 CB1b: HS trả lời câu hỏi ôn tập về các mùa và thiên tai, tự sửa khi máy báo sai</w:t>
             </w:r>
           </w:p>
         </w:tc>

--- a/assets/docs/lop2/Tu nhien va Xa hoi - Lop 2.docx
+++ b/assets/docs/lop2/Tu nhien va Xa hoi - Lop 2.docx
@@ -624,7 +624,7 @@
                 <w:i w:val="0"/>
                 <w:sz w:val="18"/>
               </w:rPr>
-              <w:t>Tích hợp AI; YCCĐ 2.A2.1: HS nhận biết một số thiết bị thông minh có ứng dụng AI như robot hút bụi, loa thông minh có thể hỗ trợ các thế hệ trong nhà tiện nghi hơn; tuy nhiên thiết bị chỉ hỗ trợ một số việc, con người vẫn cần trực tiếp yêu thương, trò chuyện, quan tâm và chăm sóc nhau; Năng lực số 3.1 CB1a: HS đọc tên các thành viên để GV nhập vào sơ đồ trên máy, xem sơ đồ hiện lên và giới thiệu được gia đình mình có mấy thế hệ</w:t>
+              <w:t>Tích hợp AI - YCCĐ 2.A2.1: HS nhận biết một số thiết bị thông minh có ứng dụng AI như robot hút bụi, loa thông minh có thể hỗ trợ các thế hệ trong nhà tiện nghi hơn; tuy nhiên thiết bị chỉ hỗ trợ một số việc, con người vẫn cần trực tiếp yêu thương, trò chuyện, quan tâm và chăm sóc nhau; Năng lực số 3.1 CB1a: HS đọc tên các thành viên để GV nhập vào sơ đồ trên máy, xem sơ đồ hiện lên và giới thiệu được gia đình mình có mấy thế hệ</w:t>
             </w:r>
           </w:p>
           <w:p>
@@ -752,7 +752,7 @@
                 <w:i w:val="0"/>
                 <w:sz w:val="18"/>
               </w:rPr>
-              <w:t>Tích hợp AI; YCCĐ 2.A2.1: HS nhận biết robot hút bụi, loa thông minh hoặc thiết bị nhắc việc trong gia đình có thể hỗ trợ người lớn tuổi và các thế hệ trong nhà tiện nghi hơn; HS biết thiết bị thông minh không thay thế tình cảm, lời hỏi han và sự chăm sóc trực tiếp của con người; Năng lực số 3.1 CB1a: HS đọc tên các thành viên để GV nhập vào sơ đồ trên máy, xem sơ đồ hiện lên và giới thiệu được gia đình mình có mấy thế hệ</w:t>
+              <w:t>Tích hợp AI - YCCĐ 2.A2.1: HS nhận biết robot hút bụi, loa thông minh hoặc thiết bị nhắc việc trong gia đình có thể hỗ trợ người lớn tuổi và các thế hệ trong nhà tiện nghi hơn; HS biết thiết bị thông minh không thay thế tình cảm, lời hỏi han và sự chăm sóc trực tiếp của con người; Năng lực số 3.1 CB1a: HS đọc tên các thành viên để GV nhập vào sơ đồ trên máy, xem sơ đồ hiện lên và giới thiệu được gia đình mình có mấy thế hệ</w:t>
             </w:r>
           </w:p>
         </w:tc>
@@ -1010,7 +1010,7 @@
                 <w:i w:val="0"/>
                 <w:sz w:val="18"/>
               </w:rPr>
-              <w:t>Tích hợp AI; YCCĐ 2.A1.1: HS biết AI/công cụ tìm kiếm giọng nói có thể hỗ trợ thu thập thông tin nghề nghiệp nhưng chỉ dùng dưới sự hướng dẫn của GV/người lớn, không nhập thông tin riêng tư và cần kiểm tra lại thông tin trước khi chia sẻ; Năng lực số 2.1 CB1a: HS đặt được một câu hỏi lịch sự cho khách mời qua cuộc gọi trực tuyến GV kết nối</w:t>
+              <w:t>Tích hợp AI - YCCĐ 2.A1.1: HS biết AI/công cụ tìm kiếm giọng nói có thể hỗ trợ thu thập thông tin nghề nghiệp nhưng chỉ dùng dưới sự hướng dẫn của GV/người lớn, không nhập thông tin riêng tư và cần kiểm tra lại thông tin trước khi chia sẻ; Năng lực số 2.1 CB1a: HS đặt được một câu hỏi lịch sự cho khách mời qua cuộc gọi trực tuyến GV kết nối</w:t>
             </w:r>
           </w:p>
         </w:tc>
@@ -1127,7 +1127,7 @@
                 <w:i w:val="0"/>
                 <w:sz w:val="18"/>
               </w:rPr>
-              <w:t>Tích hợp AI; YCCĐ 2.C3.1: HS tìm hiểu cách AI có thể hỗ trợ phân loại thức ăn tươi/hỏng dựa trên hình ảnh để phòng tránh ngộ độc; biết kết quả AI chỉ là gợi ý ban đầu, con người vẫn phải quan sát, ngửi, kiểm tra hạn sử dụng và hỏi người lớn trước khi sử dụng thực phẩm; Năng lực số 1.1 CB1b: HS nhận ra kí hiệu cảnh báo nguy hiểm trên màn hình và tìm được kí hiệu đó trên vỏ hộp thật</w:t>
+              <w:t>Tích hợp AI - YCCĐ 2.C3.1: HS tìm hiểu cách AI có thể hỗ trợ phân loại thức ăn tươi/hỏng dựa trên hình ảnh để phòng tránh ngộ độc; biết kết quả AI chỉ là gợi ý ban đầu, con người vẫn phải quan sát, ngửi, kiểm tra hạn sử dụng và hỏi người lớn trước khi sử dụng thực phẩm; Năng lực số 1.1 CB1b: HS nhận ra kí hiệu cảnh báo nguy hiểm trên màn hình và tìm được kí hiệu đó trên vỏ hộp thật</w:t>
             </w:r>
           </w:p>
           <w:p>
@@ -1372,7 +1372,7 @@
                 <w:i w:val="0"/>
                 <w:sz w:val="18"/>
               </w:rPr>
-              <w:t>Tích hợp AI; YCCĐ 2.A2.2: HS hiểu rằng một số thiết bị thông minh/AI như robot hút bụi, robot lau nhà, máy rửa bát có thể hỗ trợ con người làm việc nhà, giúp giảm bớt sức lao động. Tuy nhiên, HS cần hiểu AI chỉ là công cụ hỗ trợ; con người vẫn phải biết tự dọn dẹp, kiểm tra kết quả và dùng thời gian được tiết kiệm để quan tâm, trò chuyện, sinh hoạt cùng người thân</w:t>
+              <w:t>Tích hợp AI - YCCĐ 2.A2.2: HS hiểu rằng một số thiết bị thông minh/AI như robot hút bụi, robot lau nhà, máy rửa bát có thể hỗ trợ con người làm việc nhà, giúp giảm bớt sức lao động. Tuy nhiên, HS cần hiểu AI chỉ là công cụ hỗ trợ; con người vẫn phải biết tự dọn dẹp, kiểm tra kết quả và dùng thời gian được tiết kiệm để quan tâm, trò chuyện, sinh hoạt cùng người thân</w:t>
             </w:r>
           </w:p>
           <w:p>
@@ -1744,7 +1744,7 @@
                 <w:i w:val="0"/>
                 <w:sz w:val="18"/>
               </w:rPr>
-              <w:t>Tích hợp AI; YCCĐ 2.D1.1: HS hình thành ý tưởng về một thiết bị thông minh giúp gắn kết các thành viên trong gia đình, ví dụ “Robot nhắc nhở yêu thương” biết báo tin sinh nhật ông bà, nhắc cả nhà gọi điện hỏi thăm người thân hoặc nhắc các thành viên cùng dọn nhà. HS hiểu AI có thể hỗ trợ nhắc việc nhưng tình yêu thương, sự quan tâm và hành động chăm sóc vẫn do con người thực hiện; Năng lực số 5.2 CB1b: HS trả lời câu hỏi ôn tập về chủ đề Gia đình và biết mình cần xem lại phần nào</w:t>
+              <w:t>Tích hợp AI - YCCĐ 2.D1.1: HS hình thành ý tưởng về một thiết bị thông minh giúp gắn kết các thành viên trong gia đình, ví dụ “Robot nhắc nhở yêu thương” biết báo tin sinh nhật ông bà, nhắc cả nhà gọi điện hỏi thăm người thân hoặc nhắc các thành viên cùng dọn nhà. HS hiểu AI có thể hỗ trợ nhắc việc nhưng tình yêu thương, sự quan tâm và hành động chăm sóc vẫn do con người thực hiện; Năng lực số 5.2 CB1b: HS trả lời câu hỏi ôn tập về chủ đề Gia đình và biết mình cần xem lại phần nào</w:t>
             </w:r>
           </w:p>
         </w:tc>
@@ -1861,7 +1861,7 @@
                 <w:i w:val="0"/>
                 <w:sz w:val="18"/>
               </w:rPr>
-              <w:t>Tích hợp AI; YCCĐ 2.D1.1: HS hình thành ý tưởng về một thiết bị thông minh có thể hỗ trợ gắn kết các thành viên trong gia đình. HS hiểu AI/thiết bị thông minh chỉ là công cụ nhắc nhở, hỗ trợ; tình yêu thương, sự quan tâm và hành động trực tiếp của con người vẫn là điều quan trọng nhất trong gia đình; Năng lực số 5.2 CB1b: HS trả lời câu hỏi ôn tập về chủ đề Gia đình và biết mình cần xem lại phần nào</w:t>
+              <w:t>Tích hợp AI - YCCĐ 2.D1.1: HS hình thành ý tưởng về một thiết bị thông minh có thể hỗ trợ gắn kết các thành viên trong gia đình. HS hiểu AI/thiết bị thông minh chỉ là công cụ nhắc nhở, hỗ trợ; tình yêu thương, sự quan tâm và hành động trực tiếp của con người vẫn là điều quan trọng nhất trong gia đình; Năng lực số 5.2 CB1b: HS trả lời câu hỏi ôn tập về chủ đề Gia đình và biết mình cần xem lại phần nào</w:t>
             </w:r>
           </w:p>
         </w:tc>
@@ -1977,7 +1977,7 @@
                 <w:i w:val="0"/>
                 <w:sz w:val="18"/>
               </w:rPr>
-              <w:t>Tích hợp AI; YCCĐ 2.A1.1: HS biết AI/tìm kiếm thông minh có thể hỗ trợ tìm hình ảnh, bài hát hoặc lời chúc về ngày khai giảng; HS cần chọn nội dung phù hợp, an toàn, không sao chép máy móc và không chia sẻ thông tin cá nhân khi sử dụng môi trường số dưới sự hướng dẫn của giáo viên, người lớn</w:t>
+              <w:t>Tích hợp AI - YCCĐ 2.A1.1: HS biết AI/tìm kiếm thông minh có thể hỗ trợ tìm hình ảnh, bài hát hoặc lời chúc về ngày khai giảng; HS cần chọn nội dung phù hợp, an toàn, không sao chép máy móc và không chia sẻ thông tin cá nhân khi sử dụng môi trường số dưới sự hướng dẫn của giáo viên, người lớn</w:t>
             </w:r>
           </w:p>
           <w:p>
@@ -2107,7 +2107,7 @@
                 <w:i w:val="0"/>
                 <w:sz w:val="18"/>
               </w:rPr>
-              <w:t>Tích hợp AI; YCCĐ 2.A1.1: HS biết AI/công cụ tìm kiếm thông minh có thể gợi ý hình ảnh, bài hát, lời chúc về ngày khai giảng; HS cần lựa chọn nội dung phù hợp, dùng lời của mình và không chia sẻ thông tin cá nhân</w:t>
+              <w:t>Tích hợp AI - YCCĐ 2.A1.1: HS biết AI/công cụ tìm kiếm thông minh có thể gợi ý hình ảnh, bài hát, lời chúc về ngày khai giảng; HS cần lựa chọn nội dung phù hợp, dùng lời của mình và không chia sẻ thông tin cá nhân</w:t>
             </w:r>
           </w:p>
         </w:tc>
@@ -2339,7 +2339,7 @@
                 <w:i w:val="0"/>
                 <w:sz w:val="18"/>
               </w:rPr>
-              <w:t>Tích hợp AI; YCCĐ 2.A1.1: HS nhận biết thư viện thông minh/công cụ gợi ý sách có thể hỗ trợ đề xuất sách theo sở thích nhưng cần kiểm tra nội dung, nguồn và hỏi người lớn khi cần</w:t>
+              <w:t>Tích hợp AI - YCCĐ 2.A1.1: HS nhận biết thư viện thông minh/công cụ gợi ý sách có thể hỗ trợ đề xuất sách theo sở thích nhưng cần kiểm tra nội dung, nguồn và hỏi người lớn khi cần</w:t>
             </w:r>
           </w:p>
         </w:tc>
@@ -2454,7 +2454,7 @@
                 <w:i w:val="0"/>
                 <w:sz w:val="18"/>
               </w:rPr>
-              <w:t>Tích hợp AI; YCCĐ 2.A1.2: HS hiểu thiết bị/camera thông minh có thể hỗ trợ cảnh báo nguy hiểm nhưng con người vẫn phải kiểm tra, quyết định và giúp đỡ bạn; Năng lực số 5.2 CB1b: HS chọn được cách xử lí an toàn trong từng tình huống chiếu trên màn hình</w:t>
+              <w:t>Tích hợp AI - YCCĐ 2.A1.2: HS hiểu thiết bị/camera thông minh có thể hỗ trợ cảnh báo nguy hiểm nhưng con người vẫn phải kiểm tra, quyết định và giúp đỡ bạn; Năng lực số 5.2 CB1b: HS chọn được cách xử lí an toàn trong từng tình huống chiếu trên màn hình</w:t>
             </w:r>
           </w:p>
           <w:p>
@@ -2584,7 +2584,7 @@
                 <w:i w:val="0"/>
                 <w:sz w:val="18"/>
               </w:rPr>
-              <w:t>Tích hợp AI; YCCĐ 2.A1.2: HS hiểu thiết bị/camera AI có thể hỗ trợ cảnh báo nguy hiểm nhưng con người vẫn phải kiểm tra, xử lí và giúp đỡ kịp thời; Năng lực số 5.2 CB1b: HS chọn được cách xử lí an toàn trong từng tình huống chiếu trên màn hình</w:t>
+              <w:t>Tích hợp AI - YCCĐ 2.A1.2: HS hiểu thiết bị/camera AI có thể hỗ trợ cảnh báo nguy hiểm nhưng con người vẫn phải kiểm tra, xử lí và giúp đỡ kịp thời; Năng lực số 5.2 CB1b: HS chọn được cách xử lí an toàn trong từng tình huống chiếu trên màn hình</w:t>
             </w:r>
           </w:p>
         </w:tc>
@@ -2699,7 +2699,7 @@
                 <w:i w:val="0"/>
                 <w:sz w:val="18"/>
               </w:rPr>
-              <w:t>Tích hợp AI; YCCĐ 2.D1.1: HS đề xuất ý tưởng dùng máy thông minh để nhắc nhở các bạn bỏ rác đúng nơi quy định; hiểu AI chỉ hỗ trợ nhắc nhở, còn con người vẫn phải tự giác hành động đúng</w:t>
+              <w:t>Tích hợp AI - YCCĐ 2.D1.1: HS đề xuất ý tưởng dùng máy thông minh để nhắc nhở các bạn bỏ rác đúng nơi quy định; hiểu AI chỉ hỗ trợ nhắc nhở, còn con người vẫn phải tự giác hành động đúng</w:t>
             </w:r>
           </w:p>
           <w:p>
@@ -2829,7 +2829,7 @@
                 <w:i w:val="0"/>
                 <w:sz w:val="18"/>
               </w:rPr>
-              <w:t>Tích hợp AI; YCCĐ 2.D1.1: HS đề xuất ý tưởng dùng máy thông minh để nhắc nhở các bạn bỏ rác đúng nơi quy định; hiểu AI chỉ hỗ trợ nhận diện và nhắc nhở, con người vẫn phải tự giác hành động và kiểm tra</w:t>
+              <w:t>Tích hợp AI - YCCĐ 2.D1.1: HS đề xuất ý tưởng dùng máy thông minh để nhắc nhở các bạn bỏ rác đúng nơi quy định; hiểu AI chỉ hỗ trợ nhận diện và nhắc nhở, con người vẫn phải tự giác hành động và kiểm tra</w:t>
             </w:r>
           </w:p>
         </w:tc>
@@ -3176,7 +3176,7 @@
                 <w:i w:val="0"/>
                 <w:sz w:val="18"/>
               </w:rPr>
-              <w:t>Tích hợp AI; YCCĐ 2.C3.1: HS so sánh khả năng phân loại và sắp xếp dữ liệu hình ảnh về trường học của AI với cách phân loại của con người; biết kiểm tra và sửa kết quả chưa phù hợp; Năng lực số 5.2 CB1b: HS trả lời câu hỏi ôn tập về chủ đề Trường học và tự sửa khi máy báo sai</w:t>
+              <w:t>Tích hợp AI - YCCĐ 2.C3.1: HS so sánh khả năng phân loại và sắp xếp dữ liệu hình ảnh về trường học của AI với cách phân loại của con người; biết kiểm tra và sửa kết quả chưa phù hợp; Năng lực số 5.2 CB1b: HS trả lời câu hỏi ôn tập về chủ đề Trường học và tự sửa khi máy báo sai</w:t>
             </w:r>
           </w:p>
         </w:tc>
@@ -3421,7 +3421,7 @@
                 <w:i w:val="0"/>
                 <w:sz w:val="18"/>
               </w:rPr>
-              <w:t>Năng lực số 2.3 CB1a: HS nhận diện thanh toán số, mua hàng trực tuyến là dịch vụ số đơn giản; biết sử dụng an toàn dưới sự hướng dẫn của người lớn; Tích hợp AI; YCCĐ 2.A3.1: HS hiểu một số trang mua hàng có thể dùng AI ghi nhận lựa chọn để gợi ý sản phẩm; biết AI chỉ gợi ý, con người phải tự kiểm tra và quyết định</w:t>
+              <w:t>Năng lực số 2.3 CB1a: HS nhận diện thanh toán số, mua hàng trực tuyến là dịch vụ số đơn giản; biết sử dụng an toàn dưới sự hướng dẫn của người lớn; Tích hợp AI - YCCĐ 2.A3.1: HS hiểu một số trang mua hàng có thể dùng AI ghi nhận lựa chọn để gợi ý sản phẩm; biết AI chỉ gợi ý, con người phải tự kiểm tra và quyết định</w:t>
             </w:r>
           </w:p>
         </w:tc>
@@ -3538,7 +3538,7 @@
                 <w:i w:val="0"/>
                 <w:sz w:val="18"/>
               </w:rPr>
-              <w:t>Năng lực số 5.2 CB1b: Nhận ra được các công cụ số đơn giản và các giải pháp công nghệ có thể có để giải quyết những nhu cầu đó. HS nhận biết công cụ số đơn giản có thể hỗ trợ xem giá, so sánh và lựa chọn hàng hóa theo nhu cầu; biết mua bán văn minh, tiết kiệm; Tích hợp AI; YCCĐ 2.A2.1: HS nhận biết các công cụ thông minh (quét mã vạch) hỗ trợ tính tiền nhanh và chính xác</w:t>
+              <w:t>Năng lực số 5.2 CB1b: Nhận ra được các công cụ số đơn giản và các giải pháp công nghệ có thể có để giải quyết những nhu cầu đó. HS nhận biết công cụ số đơn giản có thể hỗ trợ xem giá, so sánh và lựa chọn hàng hóa theo nhu cầu; biết mua bán văn minh, tiết kiệm; Tích hợp AI - YCCĐ 2.A2.1: HS nhận biết các công cụ thông minh (quét mã vạch) hỗ trợ tính tiền nhanh và chính xác</w:t>
             </w:r>
           </w:p>
         </w:tc>
@@ -3653,7 +3653,7 @@
                 <w:i w:val="0"/>
                 <w:sz w:val="18"/>
               </w:rPr>
-              <w:t>Tích hợp AI; YCCĐ 2.A1.2: HS nhận biết các phương tiện giao thông thông minh (AI) vẫn cần con người giám sát an toàn</w:t>
+              <w:t>Tích hợp AI - YCCĐ 2.A1.2: HS nhận biết các phương tiện giao thông thông minh (AI) vẫn cần con người giám sát an toàn</w:t>
             </w:r>
           </w:p>
           <w:p>
@@ -3809,7 +3809,7 @@
                 <w:i w:val="0"/>
                 <w:sz w:val="18"/>
               </w:rPr>
-              <w:t>Tích hợp AI; YCCĐ 2.A1.2: HS nhận biết AI/camera có thể hỗ trợ nhận diện biển báo nhưng con người vẫn phải quan sát, kiểm tra và chịu trách nhiệm về an toàn</w:t>
+              <w:t>Tích hợp AI - YCCĐ 2.A1.2: HS nhận biết AI/camera có thể hỗ trợ nhận diện biển báo nhưng con người vẫn phải quan sát, kiểm tra và chịu trách nhiệm về an toàn</w:t>
             </w:r>
           </w:p>
           <w:p>
@@ -3937,7 +3937,7 @@
                 <w:i w:val="0"/>
                 <w:sz w:val="18"/>
               </w:rPr>
-              <w:t>Năng lực số (2.3.CB1a): HS biết giao tiếp, hợp tác văn minh khi sử dụng hình ảnh, video và các dịch vụ số đơn giản trong học tập; Tích hợp AI; YCCĐ 2.D1.1: HS đề xuất được ý tưởng AI/camera thông minh hỗ trợ cảnh báo hành vi giao thông không an toàn; hiểu AI chỉ là công cụ hỗ trợ</w:t>
+              <w:t>Năng lực số (2.3.CB1a): HS biết giao tiếp, hợp tác văn minh khi sử dụng hình ảnh, video và các dịch vụ số đơn giản trong học tập; Tích hợp AI - YCCĐ 2.D1.1: HS đề xuất được ý tưởng AI/camera thông minh hỗ trợ cảnh báo hành vi giao thông không an toàn; hiểu AI chỉ là công cụ hỗ trợ</w:t>
             </w:r>
           </w:p>
           <w:p>
@@ -4067,7 +4067,7 @@
                 <w:i w:val="0"/>
                 <w:sz w:val="18"/>
               </w:rPr>
-              <w:t>Năng lực số 2.3 CB1a: HS nhận biết và sử dụng dịch vụ số đơn giản để trao đổi, hợp tác về an toàn giao thông; Tích hợp AI; YCCĐ 2.D1.1: HS đề xuất ý tưởng dùng AI/camera thông minh để cảnh báo và hỗ trợ giải quyết một số nguy cơ giao thông</w:t>
+              <w:t>Năng lực số 2.3 CB1a: HS nhận biết và sử dụng dịch vụ số đơn giản để trao đổi, hợp tác về an toàn giao thông; Tích hợp AI - YCCĐ 2.D1.1: HS đề xuất ý tưởng dùng AI/camera thông minh để cảnh báo và hỗ trợ giải quyết một số nguy cơ giao thông</w:t>
             </w:r>
           </w:p>
         </w:tc>
@@ -4182,7 +4182,7 @@
                 <w:i w:val="0"/>
                 <w:sz w:val="18"/>
               </w:rPr>
-              <w:t>Tích hợp AI; YCCĐ 2.D1.1: HS nêu được một vấn đề thực tế tại địa phương có thể áp dụng AI để hỗ trợ giải quyết; Năng lực số 5.2 CB1b: HS trả lời câu hỏi ôn tập về chủ đề Cộng đồng địa phương và tự sửa khi máy báo sai</w:t>
+              <w:t>Tích hợp AI - YCCĐ 2.D1.1: HS nêu được một vấn đề thực tế tại địa phương có thể áp dụng AI để hỗ trợ giải quyết; Năng lực số 5.2 CB1b: HS trả lời câu hỏi ôn tập về chủ đề Cộng đồng địa phương và tự sửa khi máy báo sai</w:t>
             </w:r>
           </w:p>
         </w:tc>
@@ -4414,7 +4414,7 @@
                 <w:i w:val="0"/>
                 <w:sz w:val="18"/>
               </w:rPr>
-              <w:t>Tích hợp AI; YCCĐ 2.D1.1: HS nêu được một vấn đề thực tế tại địa phương có thể áp dụng AI để hỗ trợ giải quyết</w:t>
+              <w:t>Tích hợp AI - YCCĐ 2.D1.1: HS nêu được một vấn đề thực tế tại địa phương có thể áp dụng AI để hỗ trợ giải quyết</w:t>
             </w:r>
           </w:p>
         </w:tc>
@@ -4646,7 +4646,7 @@
                 <w:i w:val="0"/>
                 <w:sz w:val="18"/>
               </w:rPr>
-              <w:t>Tích hợp AI; YCCĐ 2.C3.2: HS so sánh việc quan sát đặc điểm của lá để phân loại cây với việc AI quét ảnh lá để nhận diện tên và môi trường sống của cây; Năng lực số 1.1 CB1b: HS xem phim và nói được cây trong bài sống ở đâu, có gì hợp với nơi sống đó</w:t>
+              <w:t>Tích hợp AI - YCCĐ 2.C3.2: HS so sánh việc quan sát đặc điểm của lá để phân loại cây với việc AI quét ảnh lá để nhận diện tên và môi trường sống của cây; Năng lực số 1.1 CB1b: HS xem phim và nói được cây trong bài sống ở đâu, có gì hợp với nơi sống đó</w:t>
             </w:r>
           </w:p>
         </w:tc>
@@ -4763,7 +4763,7 @@
                 <w:i w:val="0"/>
                 <w:sz w:val="18"/>
               </w:rPr>
-              <w:t>Tích hợp AI; YCCĐ 2.C3.3: HS nhận biết AI có thể phân loại sai khi hình ảnh động vật bị mờ, che khuất hoặc thiếu đặc điểm; Năng lực số 1.1 CB1b: HS xem phim và nói được con vật trong bài sống ở đâu, có đặc điểm gì hợp với nơi sống</w:t>
+              <w:t>Tích hợp AI - YCCĐ 2.C3.3: HS nhận biết AI có thể phân loại sai khi hình ảnh động vật bị mờ, che khuất hoặc thiếu đặc điểm; Năng lực số 1.1 CB1b: HS xem phim và nói được con vật trong bài sống ở đâu, có đặc điểm gì hợp với nơi sống</w:t>
             </w:r>
           </w:p>
           <w:p>
@@ -5160,7 +5160,7 @@
                 <w:i w:val="0"/>
                 <w:sz w:val="18"/>
               </w:rPr>
-              <w:t>Tích hợp AI; YCCĐ 2.D2.2: HS hiểu AI cần được con người cung cấp dữ liệu hình ảnh chính xác để hỗ trợ giám sát và bảo vệ rừng; Năng lực số 5.2 CB1b: HS nêu được nguyên nhân môi trường sống bị phá và việc mình làm được để bảo vệ</w:t>
+              <w:t>Tích hợp AI - YCCĐ 2.D2.2: HS hiểu AI cần được con người cung cấp dữ liệu hình ảnh chính xác để hỗ trợ giám sát và bảo vệ rừng; Năng lực số 5.2 CB1b: HS nêu được nguyên nhân môi trường sống bị phá và việc mình làm được để bảo vệ</w:t>
             </w:r>
           </w:p>
         </w:tc>
@@ -5392,7 +5392,7 @@
                 <w:i w:val="0"/>
                 <w:sz w:val="18"/>
               </w:rPr>
-              <w:t>Năng lực số 1.1 CB1a: HS xác định thông tin cần tìm và thực hiện tìm kiếm đơn giản bằng từ khóa phù hợp để tra cứu thêm thông tin về thực vật, động vật quanh em; Tích hợp AI; YCCĐ 2.D2.3: HS lựa chọn được một số hình ảnh thực vật, động vật rõ ràng, phù hợp để tạo kho dữ liệu nhỏ phục vụ nhận diện; không chụp hoặc chia sẻ thông tin cá nhân</w:t>
+              <w:t>Năng lực số 1.1 CB1a: HS xác định thông tin cần tìm và thực hiện tìm kiếm đơn giản bằng từ khóa phù hợp để tra cứu thêm thông tin về thực vật, động vật quanh em; Tích hợp AI - YCCĐ 2.D2.3: HS lựa chọn được một số hình ảnh thực vật, động vật rõ ràng, phù hợp để tạo kho dữ liệu nhỏ phục vụ nhận diện; không chụp hoặc chia sẻ thông tin cá nhân</w:t>
             </w:r>
           </w:p>
         </w:tc>
@@ -5509,7 +5509,7 @@
                 <w:i w:val="0"/>
                 <w:sz w:val="18"/>
               </w:rPr>
-              <w:t>Năng lực số 1.1 CB1a: HS xác định thông tin cần tìm, thực hiện tìm kiếm đơn giản bằng từ khóa phù hợp; dùng ảnh đã chụp hoặc hình ảnh từ nguồn phù hợp để trình bày kết quả quan sát, kiểm tra tên cây/con vật và không chia sẻ thông tin cá nhân; Tích hợp AI; YCCĐ 2.D2.3: HS lựa chọn một số hình ảnh rõ ràng, đúng đối tượng và gắn nhãn phù hợp để tạo nhóm “Dữ liệu tốt cho AI” nhận biết cây, con vật quanh em</w:t>
+              <w:t>Năng lực số 1.1 CB1a: HS xác định thông tin cần tìm, thực hiện tìm kiếm đơn giản bằng từ khóa phù hợp; dùng ảnh đã chụp hoặc hình ảnh từ nguồn phù hợp để trình bày kết quả quan sát, kiểm tra tên cây/con vật và không chia sẻ thông tin cá nhân; Tích hợp AI - YCCĐ 2.D2.3: HS lựa chọn một số hình ảnh rõ ràng, đúng đối tượng và gắn nhãn phù hợp để tạo nhóm “Dữ liệu tốt cho AI” nhận biết cây, con vật quanh em</w:t>
             </w:r>
           </w:p>
         </w:tc>
@@ -5740,7 +5740,7 @@
                 <w:i w:val="0"/>
                 <w:sz w:val="18"/>
               </w:rPr>
-              <w:t>Tích hợp AI; YCCĐ 2.C1.2: HS hiểu “dữ liệu” là tập hợp hình ảnh, thông tin về sinh vật dùng để dạy AI; biết hệ thống đặc điểm đặc trưng để AI không nhầm thực vật và động vật; Năng lực số 5.2 CB1b: HS trả lời câu hỏi ôn tập về thực vật, động vật và tự sửa khi máy báo sai</w:t>
+              <w:t>Tích hợp AI - YCCĐ 2.C1.2: HS hiểu “dữ liệu” là tập hợp hình ảnh, thông tin về sinh vật dùng để dạy AI; biết hệ thống đặc điểm đặc trưng để AI không nhầm thực vật và động vật; Năng lực số 5.2 CB1b: HS trả lời câu hỏi ôn tập về thực vật, động vật và tự sửa khi máy báo sai</w:t>
             </w:r>
           </w:p>
         </w:tc>
@@ -6088,7 +6088,7 @@
                 <w:i w:val="0"/>
                 <w:sz w:val="18"/>
               </w:rPr>
-              <w:t>Tích hợp AI; YCCĐ 2.A2.3: HS nhận biết robot hoặc bộ phận giả thông minh có thể hỗ trợ người khuyết tật vận động dễ dàng hơn; con người vẫn cần thiết kế, điều khiển và kiểm tra thiết bị; Năng lực số 1.1 CB1b: HS quan sát mô hình ba chiều và chỉ, gọi đúng tên xương, cơ, khớp của cơ quan vận động</w:t>
+              <w:t>Tích hợp AI - YCCĐ 2.A2.3: HS nhận biết robot hoặc bộ phận giả thông minh có thể hỗ trợ người khuyết tật vận động dễ dàng hơn; con người vẫn cần thiết kế, điều khiển và kiểm tra thiết bị; Năng lực số 1.1 CB1b: HS quan sát mô hình ba chiều và chỉ, gọi đúng tên xương, cơ, khớp của cơ quan vận động</w:t>
             </w:r>
           </w:p>
           <w:p>
@@ -6231,7 +6231,7 @@
                 <w:i w:val="0"/>
                 <w:sz w:val="18"/>
               </w:rPr>
-              <w:t>Tích hợp AI; YCCĐ 2.A2.3: HS nhận biết robot hoặc bộ phận giả thông minh có thể hỗ trợ người gặp khó khăn trong vận động; Năng lực số 1.1 CB1b: HS quan sát mô hình ba chiều và chỉ, gọi đúng tên xương, cơ, khớp của cơ quan vận động</w:t>
+              <w:t>Tích hợp AI - YCCĐ 2.A2.3: HS nhận biết robot hoặc bộ phận giả thông minh có thể hỗ trợ người gặp khó khăn trong vận động; Năng lực số 1.1 CB1b: HS quan sát mô hình ba chiều và chỉ, gọi đúng tên xương, cơ, khớp của cơ quan vận động</w:t>
             </w:r>
           </w:p>
         </w:tc>
@@ -6346,7 +6346,7 @@
                 <w:i w:val="0"/>
                 <w:sz w:val="18"/>
               </w:rPr>
-              <w:t>Năng lực số 4.1 CB1b: HS nhận biết nguy cơ sử dụng thiết bị số sai tư thế hoặc trong thời gian quá lâu có thể làm mỏi cơ, ảnh hưởng cột sống; biết điều chỉnh tư thế, khoảng cách, thời gian sử dụng và nghỉ vận động phù hợp; Tích hợp AI; YCCĐ 2.A1.1: HS biết AI có thể theo dõi, nhắc nhở khi người dùng ngồi sai tư thế hoặc quá gần màn hình; con người vẫn phải tự điều chỉnh và kiểm tra</w:t>
+              <w:t>Năng lực số 4.1 CB1b: HS nhận biết nguy cơ sử dụng thiết bị số sai tư thế hoặc trong thời gian quá lâu có thể làm mỏi cơ, ảnh hưởng cột sống; biết điều chỉnh tư thế, khoảng cách, thời gian sử dụng và nghỉ vận động phù hợp; Tích hợp AI - YCCĐ 2.A1.1: HS biết AI có thể theo dõi, nhắc nhở khi người dùng ngồi sai tư thế hoặc quá gần màn hình; con người vẫn phải tự điều chỉnh và kiểm tra</w:t>
             </w:r>
           </w:p>
           <w:p>
@@ -6476,7 +6476,7 @@
                 <w:i w:val="0"/>
                 <w:sz w:val="18"/>
               </w:rPr>
-              <w:t>Năng lực số 4.1 CB1b: HS nhận biết nguy cơ sử dụng thiết bị số sai tư thế hoặc quá lâu có thể làm mỏi cơ, ảnh hưởng cột sống; biết điều chỉnh tư thế, khoảng cách và thời gian sử dụng; Tích hợp AI; YCCĐ 2.A1.1: HS biết AI có thể theo dõi, nhắc nhở khi người dùng ngồi sai tư thế hoặc quá gần màn hình; con người vẫn phải tự kiểm tra và điều chỉnh</w:t>
+              <w:t>Năng lực số 4.1 CB1b: HS nhận biết nguy cơ sử dụng thiết bị số sai tư thế hoặc quá lâu có thể làm mỏi cơ, ảnh hưởng cột sống; biết điều chỉnh tư thế, khoảng cách và thời gian sử dụng; Tích hợp AI - YCCĐ 2.A1.1: HS biết AI có thể theo dõi, nhắc nhở khi người dùng ngồi sai tư thế hoặc quá gần màn hình; con người vẫn phải tự kiểm tra và điều chỉnh</w:t>
             </w:r>
           </w:p>
         </w:tc>
@@ -6591,7 +6591,7 @@
                 <w:i w:val="0"/>
                 <w:sz w:val="18"/>
               </w:rPr>
-              <w:t>Năng lực số 2.1 CB1a: HS sử dụng lời nói ngắn gọn, chỉ vào hình, phiếu hoặc thẻ để trao đổi, thảo luận và trình bày đúng nội dung quan sát; Tích hợp AI; YCCĐ 2.A1.2: HS hiểu một số thiết bị có AI có thể hỗ trợ bác sĩ phân tích âm thanh hô hấp, nhưng bác sĩ mới là người kiểm tra và quyết định cuối cùng</w:t>
+              <w:t>Năng lực số 2.1 CB1a: HS sử dụng lời nói ngắn gọn, chỉ vào hình, phiếu hoặc thẻ để trao đổi, thảo luận và trình bày đúng nội dung quan sát; Tích hợp AI - YCCĐ 2.A1.2: HS hiểu một số thiết bị có AI có thể hỗ trợ bác sĩ phân tích âm thanh hô hấp, nhưng bác sĩ mới là người kiểm tra và quyết định cuối cùng</w:t>
             </w:r>
           </w:p>
           <w:p>
@@ -6721,7 +6721,7 @@
                 <w:i w:val="0"/>
                 <w:sz w:val="18"/>
               </w:rPr>
-              <w:t>Năng lực số 2.1 CB1a: HS sử dụng hình ảnh, sơ đồ số do GV cung cấp để chỉ đúng các bộ phận của cơ quan hô hấp và trình bày kết quả quan sát bằng lời nói ngắn gọn; Tích hợp AI; YCCĐ 2.A1.2: HS hiểu AI có thể hỗ trợ bác sĩ nghe, phân tích âm thanh phổi nhưng bác sĩ phải kiểm tra lại và là người quyết định cuối cùng</w:t>
+              <w:t>Năng lực số 2.1 CB1a: HS sử dụng hình ảnh, sơ đồ số do GV cung cấp để chỉ đúng các bộ phận của cơ quan hô hấp và trình bày kết quả quan sát bằng lời nói ngắn gọn; Tích hợp AI - YCCĐ 2.A1.2: HS hiểu AI có thể hỗ trợ bác sĩ nghe, phân tích âm thanh phổi nhưng bác sĩ phải kiểm tra lại và là người quyết định cuối cùng</w:t>
             </w:r>
           </w:p>
         </w:tc>
@@ -6836,7 +6836,7 @@
                 <w:i w:val="0"/>
                 <w:sz w:val="18"/>
               </w:rPr>
-              <w:t>Năng lực số 4.3 CB1a: HS biết ứng dụng/trang dự báo chỉ số chất lượng không khí có thể giúp con người chủ động lựa chọn cách bảo vệ sức khỏe; Tích hợp AI; YCCĐ 2.A1.1: HS biết AI có thể hỗ trợ theo dõi, cảnh báo ô nhiễm không khí; con người cần kiểm tra thông tin và lựa chọn biện pháp bảo vệ phù hợp</w:t>
+              <w:t>Năng lực số 4.3 CB1a: HS biết ứng dụng/trang dự báo chỉ số chất lượng không khí có thể giúp con người chủ động lựa chọn cách bảo vệ sức khỏe; Tích hợp AI - YCCĐ 2.A1.1: HS biết AI có thể hỗ trợ theo dõi, cảnh báo ô nhiễm không khí; con người cần kiểm tra thông tin và lựa chọn biện pháp bảo vệ phù hợp</w:t>
             </w:r>
           </w:p>
           <w:p>
@@ -6979,7 +6979,7 @@
                 <w:i w:val="0"/>
                 <w:sz w:val="18"/>
               </w:rPr>
-              <w:t>Năng lực số 4.3 CB1a: HS nhận biết ứng dụng số cảnh báo chất lượng không khí giúp con người chủ động bảo vệ sức khỏe; Tích hợp AI; YCCĐ 2.A1.1: HS biết AI có thể hỗ trợ theo dõi, cảnh báo ô nhiễm không khí để con người lựa chọn biện pháp bảo vệ phù hợp</w:t>
+              <w:t>Năng lực số 4.3 CB1a: HS nhận biết ứng dụng số cảnh báo chất lượng không khí giúp con người chủ động bảo vệ sức khỏe; Tích hợp AI - YCCĐ 2.A1.1: HS biết AI có thể hỗ trợ theo dõi, cảnh báo ô nhiễm không khí để con người lựa chọn biện pháp bảo vệ phù hợp</w:t>
             </w:r>
           </w:p>
         </w:tc>
@@ -7094,7 +7094,7 @@
                 <w:i w:val="0"/>
                 <w:sz w:val="18"/>
               </w:rPr>
-              <w:t>Năng lực số 5.2 CB1a: HS biết lựa chọn công cụ số đơn giản để quan sát sơ đồ, ghi nhớ tên bộ phận và trình bày sản phẩm nhóm; Tích hợp AI; YCCĐ 2.A2.2: HS biết thiết bị vệ sinh thông minh có thể hỗ trợ theo dõi sức khỏe và tiết kiệm nước, giúp sinh hoạt an toàn, tiện nghi hơn</w:t>
+              <w:t>Năng lực số 5.2 CB1a: HS biết lựa chọn công cụ số đơn giản để quan sát sơ đồ, ghi nhớ tên bộ phận và trình bày sản phẩm nhóm; Tích hợp AI - YCCĐ 2.A2.2: HS biết thiết bị vệ sinh thông minh có thể hỗ trợ theo dõi sức khỏe và tiết kiệm nước, giúp sinh hoạt an toàn, tiện nghi hơn</w:t>
             </w:r>
           </w:p>
           <w:p>
@@ -7224,7 +7224,7 @@
                 <w:i w:val="0"/>
                 <w:sz w:val="18"/>
               </w:rPr>
-              <w:t>Năng lực số 5.2 CB1a: HS lựa chọn công cụ số đơn giản để quan sát sơ đồ, ghi nhớ, kiểm tra và trình bày sản phẩm nhóm; Tích hợp AI; YCCĐ 2.A2.2: HS nhận biết thiết bị vệ sinh thông minh có thể hỗ trợ theo dõi sức khỏe, nhắc việc và tiết kiệm nước, giúp sinh hoạt an toàn, tiện nghi hơn</w:t>
+              <w:t>Năng lực số 5.2 CB1a: HS lựa chọn công cụ số đơn giản để quan sát sơ đồ, ghi nhớ, kiểm tra và trình bày sản phẩm nhóm; Tích hợp AI - YCCĐ 2.A2.2: HS nhận biết thiết bị vệ sinh thông minh có thể hỗ trợ theo dõi sức khỏe, nhắc việc và tiết kiệm nước, giúp sinh hoạt an toàn, tiện nghi hơn</w:t>
             </w:r>
           </w:p>
         </w:tc>
@@ -7469,7 +7469,7 @@
                 <w:i w:val="0"/>
                 <w:sz w:val="18"/>
               </w:rPr>
-              <w:t>Năng lực số 5.2 CB1a: Sử dụng công cụ số đơn giản để ghi chép, thống kê và trình bày kết quả theo dõi thói quen chăm sóc sức khỏe; Tích hợp AI; YCCĐ 2.D2.1: Hiểu AI cần dữ liệu lịch uống nước chính xác để nhắc đúng lúc; con người phải kiểm tra, điều chỉnh và chịu trách nhiệm</w:t>
+              <w:t>Năng lực số 5.2 CB1a: Sử dụng công cụ số đơn giản để ghi chép, thống kê và trình bày kết quả theo dõi thói quen chăm sóc sức khỏe; Tích hợp AI - YCCĐ 2.D2.1: Hiểu AI cần dữ liệu lịch uống nước chính xác để nhắc đúng lúc; con người phải kiểm tra, điều chỉnh và chịu trách nhiệm</w:t>
             </w:r>
           </w:p>
         </w:tc>
@@ -7584,7 +7584,7 @@
                 <w:i w:val="0"/>
                 <w:sz w:val="18"/>
               </w:rPr>
-              <w:t>Tích hợp AI; YCCĐ 2.A1.2: Tin tưởng AI ở mức hợp lí; biết kiểm tra lời khuyên, lắng nghe cơ thể và nhờ người lớn hoặc nhân viên y tế khi cần; Năng lực số 1.1 CB1b: HS gọi tên được các cơ quan trên mô hình và nói được cơ quan đó làm việc gì</w:t>
+              <w:t>Tích hợp AI - YCCĐ 2.A1.2: Tin tưởng AI ở mức hợp lí; biết kiểm tra lời khuyên, lắng nghe cơ thể và nhờ người lớn hoặc nhân viên y tế khi cần; Năng lực số 1.1 CB1b: HS gọi tên được các cơ quan trên mô hình và nói được cơ quan đó làm việc gì</w:t>
             </w:r>
           </w:p>
         </w:tc>
@@ -7701,7 +7701,7 @@
                 <w:i w:val="0"/>
                 <w:sz w:val="18"/>
               </w:rPr>
-              <w:t>Tích hợp AI; YCCĐ 2.A1.2: HS biết tin tưởng AI ở mức hợp lí; hiểu AI hoặc thiết bị thông minh chỉ hỗ trợ nhắc nhở, cung cấp gợi ý, còn con người phải kiểm tra thông tin, lắng nghe cơ thể, hỏi người lớn hoặc bác sĩ và chịu trách nhiệm đối với quyết định cuối cùng về sức khỏe; Năng lực số 1.1 CB1b: HS gọi tên được các cơ quan trên mô hình và nói được cơ quan đó làm việc gì</w:t>
+              <w:t>Tích hợp AI - YCCĐ 2.A1.2: HS biết tin tưởng AI ở mức hợp lí; hiểu AI hoặc thiết bị thông minh chỉ hỗ trợ nhắc nhở, cung cấp gợi ý, còn con người phải kiểm tra thông tin, lắng nghe cơ thể, hỏi người lớn hoặc bác sĩ và chịu trách nhiệm đối với quyết định cuối cùng về sức khỏe; Năng lực số 1.1 CB1b: HS gọi tên được các cơ quan trên mô hình và nói được cơ quan đó làm việc gì</w:t>
             </w:r>
           </w:p>
         </w:tc>
@@ -7816,7 +7816,7 @@
                 <w:i w:val="0"/>
                 <w:sz w:val="18"/>
               </w:rPr>
-              <w:t>Tích hợp AI; YCCĐ 2.A1.2: HS biết tin tưởng AI ở mức hợp lí; hiểu AI hoặc thiết bị thông minh chỉ hỗ trợ nhắc nhở, cung cấp gợi ý, còn con người phải kiểm tra thông tin, lắng nghe cơ thể, hỏi người lớn hoặc bác sĩ và chịu trách nhiệm đối với quyết định cuối cùng về sức khỏe; Năng lực số 1.1 CB1b: HS gọi tên được các cơ quan trên mô hình và nói được cơ quan đó làm việc gì</w:t>
+              <w:t>Tích hợp AI - YCCĐ 2.A1.2: HS biết tin tưởng AI ở mức hợp lí; hiểu AI hoặc thiết bị thông minh chỉ hỗ trợ nhắc nhở, cung cấp gợi ý, còn con người phải kiểm tra thông tin, lắng nghe cơ thể, hỏi người lớn hoặc bác sĩ và chịu trách nhiệm đối với quyết định cuối cùng về sức khỏe; Năng lực số 1.1 CB1b: HS gọi tên được các cơ quan trên mô hình và nói được cơ quan đó làm việc gì</w:t>
             </w:r>
           </w:p>
         </w:tc>
@@ -7933,7 +7933,7 @@
                 <w:i w:val="0"/>
                 <w:sz w:val="18"/>
               </w:rPr>
-              <w:t>Tích hợp AI; YCCĐ 2.A2.1: nhận biết thiết bị thông minh có thể điều chỉnh nhiệt độ theo thời tiết nhưng con người vẫn phải lựa chọn phù hợp</w:t>
+              <w:t>Tích hợp AI - YCCĐ 2.A2.1: nhận biết thiết bị thông minh có thể điều chỉnh nhiệt độ theo thời tiết nhưng con người vẫn phải lựa chọn phù hợp</w:t>
             </w:r>
           </w:p>
           <w:p>
@@ -8074,7 +8074,7 @@
                 <w:i w:val="0"/>
                 <w:sz w:val="18"/>
               </w:rPr>
-              <w:t>Tích hợp AI; YCCĐ 2.A2.1: liên hệ thiết bị thông minh điều chỉnh nhiệt độ theo mùa; con người lựa chọn dữ liệu và kiểm tra kết quả</w:t>
+              <w:t>Tích hợp AI - YCCĐ 2.A2.1: liên hệ thiết bị thông minh điều chỉnh nhiệt độ theo mùa; con người lựa chọn dữ liệu và kiểm tra kết quả</w:t>
             </w:r>
           </w:p>
           <w:p>
@@ -8204,7 +8204,7 @@
                 <w:i w:val="0"/>
                 <w:sz w:val="18"/>
               </w:rPr>
-              <w:t>Năng lực số 5.2 CB1a: HS nhận biết và sử dụng ở mức đơn giản các biểu tượng, cảnh báo trên ứng dụng dự báo thời tiết để phát hiện sớm dấu hiệu mưa lớn, giông, bão; biết xem thông tin dưới sự hướng dẫn của người lớn, không tự ý xử lí tình huống nguy hiểm; Tích hợp AI; YCCĐ 2.D1.1: HS tìm hiểu cách AI hỗ trợ các nhà khoa học phân tích dữ liệu mây, mưa, gió, mực nước để dự báo hướng đi của bão, nguy cơ lũ; hiểu AI chỉ là công cụ hỗ trợ, con người phải kiểm tra thông tin và quyết định biện pháp bảo vệ người dân</w:t>
+              <w:t>Năng lực số 5.2 CB1a: HS nhận biết và sử dụng ở mức đơn giản các biểu tượng, cảnh báo trên ứng dụng dự báo thời tiết để phát hiện sớm dấu hiệu mưa lớn, giông, bão; biết xem thông tin dưới sự hướng dẫn của người lớn, không tự ý xử lí tình huống nguy hiểm; Tích hợp AI - YCCĐ 2.D1.1: HS tìm hiểu cách AI hỗ trợ các nhà khoa học phân tích dữ liệu mây, mưa, gió, mực nước để dự báo hướng đi của bão, nguy cơ lũ; hiểu AI chỉ là công cụ hỗ trợ, con người phải kiểm tra thông tin và quyết định biện pháp bảo vệ người dân</w:t>
             </w:r>
           </w:p>
           <w:p>
@@ -8577,7 +8577,7 @@
                 <w:i w:val="0"/>
                 <w:sz w:val="18"/>
               </w:rPr>
-              <w:t>Tích hợp AI; YCCĐ 2.A1.2: HS hiểu dù AI có thể hỗ trợ dự báo bão, lũ nhưng con người vẫn phải chủ động chuẩn bị kĩ năng, vật dụng và thực hiện hướng dẫn ứng phó; không phụ thuộc, không chờ thiết bị tự giải quyết</w:t>
+              <w:t>Tích hợp AI - YCCĐ 2.A1.2: HS hiểu dù AI có thể hỗ trợ dự báo bão, lũ nhưng con người vẫn phải chủ động chuẩn bị kĩ năng, vật dụng và thực hiện hướng dẫn ứng phó; không phụ thuộc, không chờ thiết bị tự giải quyết</w:t>
             </w:r>
           </w:p>
         </w:tc>
@@ -8694,7 +8694,7 @@
                 <w:i w:val="0"/>
                 <w:sz w:val="18"/>
               </w:rPr>
-              <w:t>Năng lực số 1.2 CB1a: Phát hiện được độ tin cậy và độ chính xác của các nguồn dữ liệu, thông tin và nội dung số. HS nhận biết nên theo dõi bản tin thời tiết, cảnh báo thiên tai từ nguồn chính thống; không tin hoặc chia sẻ thông tin chưa được kiểm chứng; Tích hợp AI; YCCĐ 2.A1.2: HS hiểu dù AI có thể hỗ trợ dự báo bão, lũ nhưng con người vẫn phải chủ động chuẩn bị kĩ năng, vật dụng và thực hiện hướng dẫn ứng phó; không phụ thuộc, không chờ thiết bị tự giải quyết</w:t>
+              <w:t>Năng lực số 1.2 CB1a: Phát hiện được độ tin cậy và độ chính xác của các nguồn dữ liệu, thông tin và nội dung số. HS nhận biết nên theo dõi bản tin thời tiết, cảnh báo thiên tai từ nguồn chính thống; không tin hoặc chia sẻ thông tin chưa được kiểm chứng; Tích hợp AI - YCCĐ 2.A1.2: HS hiểu dù AI có thể hỗ trợ dự báo bão, lũ nhưng con người vẫn phải chủ động chuẩn bị kĩ năng, vật dụng và thực hiện hướng dẫn ứng phó; không phụ thuộc, không chờ thiết bị tự giải quyết</w:t>
             </w:r>
           </w:p>
         </w:tc>
